--- a/white/2026/CS10/handouts/fixed-point-assignment.docx
+++ b/white/2026/CS10/handouts/fixed-point-assignment.docx
@@ -1,22 +1,22 @@
 
 <file path=word/document.xml><?xml version="1.0" encoding="utf-8"?>
-<w:document xmlns:w="http://schemas.openxmlformats.org/wordprocessingml/2006/main" xmlns:m="http://schemas.openxmlformats.org/officeDocument/2006/math" xmlns:r="http://schemas.openxmlformats.org/officeDocument/2006/relationships" xmlns:o="urn:schemas-microsoft-com:office:office" xmlns:v="urn:schemas-microsoft-com:vml" xmlns:w10="urn:schemas-microsoft-com:office:word" xmlns:a="http://schemas.openxmlformats.org/drawingml/2006/main" xmlns:pic="http://schemas.openxmlformats.org/drawingml/2006/picture" xmlns:wp="http://schemas.openxmlformats.org/drawingml/2006/wordprocessingDrawing">
+<w:document xmlns:wpc="http://schemas.microsoft.com/office/word/2010/wordprocessingCanvas" xmlns:cx="http://schemas.microsoft.com/office/drawing/2014/chartex" xmlns:cx1="http://schemas.microsoft.com/office/drawing/2015/9/8/chartex" xmlns:cx2="http://schemas.microsoft.com/office/drawing/2015/10/21/chartex" xmlns:cx3="http://schemas.microsoft.com/office/drawing/2016/5/9/chartex" xmlns:cx4="http://schemas.microsoft.com/office/drawing/2016/5/10/chartex" xmlns:cx5="http://schemas.microsoft.com/office/drawing/2016/5/11/chartex" xmlns:cx6="http://schemas.microsoft.com/office/drawing/2016/5/12/chartex" xmlns:cx7="http://schemas.microsoft.com/office/drawing/2016/5/13/chartex" xmlns:cx8="http://schemas.microsoft.com/office/drawing/2016/5/14/chartex" xmlns:mc="http://schemas.openxmlformats.org/markup-compatibility/2006" xmlns:m="http://schemas.openxmlformats.org/officeDocument/2006/math" xmlns:aink="http://schemas.microsoft.com/office/drawing/2016/ink" xmlns:am3d="http://schemas.microsoft.com/office/drawing/2017/model3d" xmlns:oel="http://schemas.microsoft.com/office/2019/extlst" xmlns:r="http://schemas.openxmlformats.org/officeDocument/2006/relationships" xmlns:wp14="http://schemas.microsoft.com/office/word/2010/wordprocessingDrawing" xmlns:wp="http://schemas.openxmlformats.org/drawingml/2006/wordprocessingDrawing" xmlns:wpg="http://schemas.microsoft.com/office/word/2010/wordprocessingGroup" xmlns:wpi="http://schemas.microsoft.com/office/word/2010/wordprocessingInk" xmlns:wps="http://schemas.microsoft.com/office/word/2010/wordprocessingShape" xmlns:o="urn:schemas-microsoft-com:office:office" xmlns:v="urn:schemas-microsoft-com:vml" xmlns:w10="urn:schemas-microsoft-com:office:word" xmlns:w="http://schemas.openxmlformats.org/wordprocessingml/2006/main" xmlns:w14="http://schemas.microsoft.com/office/word/2010/wordml" xmlns:w15="http://schemas.microsoft.com/office/word/2012/wordml" xmlns:w16cex="http://schemas.microsoft.com/office/word/2018/wordml/cex" xmlns:w16cid="http://schemas.microsoft.com/office/word/2016/wordml/cid" xmlns:w16="http://schemas.microsoft.com/office/word/2018/wordml" xmlns:w16sdtdh="http://schemas.microsoft.com/office/word/2020/wordml/sdtdatahash" xmlns:w16sdtfl="http://schemas.microsoft.com/office/word/2024/wordml/sdtformatlock" xmlns:w16se="http://schemas.microsoft.com/office/word/2015/wordml/symex" xmlns:w16du="http://schemas.microsoft.com/office/word/2023/wordml/word16du" xmlns:wne="http://schemas.microsoft.com/office/word/2006/wordml" mc:Ignorable="w14 w15 w16se w16cid w16 w16cex w16sdtdh w16sdtfl w16du wp14">
   <w:body>
     <w:p>
       <w:pPr>
         <w:pStyle w:val="Title"/>
       </w:pPr>
       <w:r>
-        <w:t xml:space="preserve">Assignment: Finding and Classifying Fixed Points</w:t>
-      </w:r>
-    </w:p>
-    <w:bookmarkStart w:id="9" w:name="overview"/>
+        <w:t>Assignment: Finding and Classifying Fixed Points</w:t>
+      </w:r>
+    </w:p>
     <w:p>
       <w:pPr>
         <w:pStyle w:val="Heading2"/>
       </w:pPr>
-      <w:r>
-        <w:t xml:space="preserve">Overview</w:t>
+      <w:bookmarkStart w:id="0" w:name="overview"/>
+      <w:r>
+        <w:t>Overview</w:t>
       </w:r>
     </w:p>
     <w:p>
@@ -24,111 +24,63 @@
         <w:pStyle w:val="FirstParagraph"/>
       </w:pPr>
       <w:r>
-        <w:t xml:space="preserve">A</w:t>
-      </w:r>
-      <w:r>
-        <w:t xml:space="preserve"> </w:t>
+        <w:t xml:space="preserve">A </w:t>
       </w:r>
       <w:r>
         <w:rPr>
           <w:b/>
           <w:bCs/>
         </w:rPr>
-        <w:t xml:space="preserve">fixed point</w:t>
-      </w:r>
-      <w:r>
-        <w:t xml:space="preserve"> </w:t>
-      </w:r>
-      <w:r>
-        <w:t xml:space="preserve">of a function</w:t>
-      </w:r>
-      <w:r>
-        <w:t xml:space="preserve"> </w:t>
-      </w:r>
-      <w:r>
-        <w:rPr>
-          <w:rStyle w:val="VerbatimChar"/>
-        </w:rPr>
-        <w:t xml:space="preserve">f</w:t>
-      </w:r>
-      <w:r>
-        <w:t xml:space="preserve"> </w:t>
-      </w:r>
-      <w:r>
-        <w:t xml:space="preserve">is a value</w:t>
-      </w:r>
-      <w:r>
-        <w:t xml:space="preserve"> </w:t>
-      </w:r>
-      <w:r>
-        <w:rPr>
-          <w:rStyle w:val="VerbatimChar"/>
-        </w:rPr>
-        <w:t xml:space="preserve">x</w:t>
-      </w:r>
-      <w:r>
-        <w:t xml:space="preserve"> </w:t>
-      </w:r>
-      <w:r>
-        <w:t xml:space="preserve">where</w:t>
-      </w:r>
-      <w:r>
-        <w:t xml:space="preserve"> </w:t>
-      </w:r>
-      <w:r>
-        <w:rPr>
-          <w:rStyle w:val="VerbatimChar"/>
-        </w:rPr>
-        <w:t xml:space="preserve">f(x) = x</w:t>
-      </w:r>
-      <w:r>
-        <w:t xml:space="preserve"> </w:t>
-      </w:r>
-      <w:r>
-        <w:t xml:space="preserve">— a point the function</w:t>
-      </w:r>
-      <w:r>
-        <w:t xml:space="preserve"> </w:t>
-      </w:r>
-      <w:r>
-        <w:t xml:space="preserve">leaves alone. In class we found fixed points by iterating: start somewhere, apply</w:t>
-      </w:r>
-      <w:r>
-        <w:t xml:space="preserve"> </w:t>
-      </w:r>
-      <w:r>
-        <w:rPr>
-          <w:rStyle w:val="VerbatimChar"/>
-        </w:rPr>
-        <w:t xml:space="preserve">f</w:t>
-      </w:r>
-      <w:r>
-        <w:t xml:space="preserve"> </w:t>
-      </w:r>
-      <w:r>
-        <w:t xml:space="preserve">over and</w:t>
-      </w:r>
-      <w:r>
-        <w:t xml:space="preserve"> </w:t>
-      </w:r>
-      <w:r>
-        <w:t xml:space="preserve">over, and see where you land. That works, but only sometimes, and it doesn’t tell you</w:t>
-      </w:r>
-      <w:r>
-        <w:t xml:space="preserve"> </w:t>
+        <w:t>fixed point</w:t>
+      </w:r>
+      <w:r>
+        <w:t xml:space="preserve"> of a function </w:t>
+      </w:r>
+      <w:r>
+        <w:rPr>
+          <w:rStyle w:val="VerbatimChar"/>
+        </w:rPr>
+        <w:t>f</w:t>
+      </w:r>
+      <w:r>
+        <w:t xml:space="preserve"> is a value </w:t>
+      </w:r>
+      <w:r>
+        <w:rPr>
+          <w:rStyle w:val="VerbatimChar"/>
+        </w:rPr>
+        <w:t>x</w:t>
+      </w:r>
+      <w:r>
+        <w:t xml:space="preserve"> where </w:t>
+      </w:r>
+      <w:r>
+        <w:rPr>
+          <w:rStyle w:val="VerbatimChar"/>
+        </w:rPr>
+        <w:t>f(x) = x</w:t>
+      </w:r>
+      <w:r>
+        <w:t xml:space="preserve"> — a point the function leaves alone. In class we found fixed points by iterating: start somewhere, apply </w:t>
+      </w:r>
+      <w:r>
+        <w:rPr>
+          <w:rStyle w:val="VerbatimChar"/>
+        </w:rPr>
+        <w:t>f</w:t>
+      </w:r>
+      <w:r>
+        <w:t xml:space="preserve"> over and over, and see where you land. That works, but only sometimes, and it doesn’t tell you </w:t>
       </w:r>
       <w:r>
         <w:rPr>
           <w:i/>
           <w:iCs/>
         </w:rPr>
-        <w:t xml:space="preserve">where</w:t>
-      </w:r>
-      <w:r>
-        <w:t xml:space="preserve"> </w:t>
-      </w:r>
-      <w:r>
-        <w:t xml:space="preserve">the fixed point is if the iteration runs away.</w:t>
+        <w:t>where</w:t>
+      </w:r>
+      <w:r>
+        <w:t xml:space="preserve"> the fixed point is if the iteration runs away.</w:t>
       </w:r>
     </w:p>
     <w:p>
@@ -136,67 +88,37 @@
         <w:pStyle w:val="BodyText"/>
       </w:pPr>
       <w:r>
-        <w:t xml:space="preserve">In this assignment you’ll find fixed points a different way — with</w:t>
-      </w:r>
-      <w:r>
-        <w:t xml:space="preserve"> </w:t>
+        <w:t xml:space="preserve">In this assignment you’ll find fixed points a different way — with </w:t>
       </w:r>
       <w:r>
         <w:rPr>
           <w:b/>
           <w:bCs/>
         </w:rPr>
-        <w:t xml:space="preserve">binary search</w:t>
-      </w:r>
-      <w:r>
-        <w:t xml:space="preserve"> </w:t>
-      </w:r>
-      <w:r>
-        <w:t xml:space="preserve">— and then</w:t>
-      </w:r>
-      <w:r>
-        <w:t xml:space="preserve"> </w:t>
-      </w:r>
-      <w:r>
-        <w:t xml:space="preserve">write a second program to determine whether each fixed point is</w:t>
-      </w:r>
-      <w:r>
-        <w:t xml:space="preserve"> </w:t>
+        <w:t>binary search</w:t>
+      </w:r>
+      <w:r>
+        <w:t xml:space="preserve"> — and then write a second program to determine whether each fixed point is </w:t>
       </w:r>
       <w:r>
         <w:rPr>
           <w:b/>
           <w:bCs/>
         </w:rPr>
-        <w:t xml:space="preserve">attracting</w:t>
-      </w:r>
-      <w:r>
-        <w:t xml:space="preserve"> </w:t>
-      </w:r>
-      <w:r>
-        <w:t xml:space="preserve">(nearby points</w:t>
-      </w:r>
-      <w:r>
-        <w:t xml:space="preserve"> </w:t>
-      </w:r>
-      <w:r>
-        <w:t xml:space="preserve">drift toward it under iteration) or</w:t>
-      </w:r>
-      <w:r>
-        <w:t xml:space="preserve"> </w:t>
+        <w:t>attracting</w:t>
+      </w:r>
+      <w:r>
+        <w:t xml:space="preserve"> (nearby points drift toward it under iteration) or </w:t>
       </w:r>
       <w:r>
         <w:rPr>
           <w:b/>
           <w:bCs/>
         </w:rPr>
-        <w:t xml:space="preserve">repelling</w:t>
-      </w:r>
-      <w:r>
-        <w:t xml:space="preserve"> </w:t>
-      </w:r>
-      <w:r>
-        <w:t xml:space="preserve">(nearby points drift away).</w:t>
+        <w:t>repelling</w:t>
+      </w:r>
+      <w:r>
+        <w:t xml:space="preserve"> (nearby points drift away).</w:t>
       </w:r>
     </w:p>
     <w:p>
@@ -204,49 +126,34 @@
         <w:pStyle w:val="BodyText"/>
       </w:pPr>
       <w:r>
-        <w:t xml:space="preserve">The key idea connecting the two topics:</w:t>
-      </w:r>
-      <w:r>
-        <w:t xml:space="preserve"> </w:t>
-      </w:r>
-      <w:r>
-        <w:rPr>
-          <w:rStyle w:val="VerbatimChar"/>
-        </w:rPr>
-        <w:t xml:space="preserve">x</w:t>
-      </w:r>
-      <w:r>
-        <w:t xml:space="preserve"> </w:t>
-      </w:r>
-      <w:r>
-        <w:t xml:space="preserve">is a fixed point of</w:t>
-      </w:r>
-      <w:r>
-        <w:t xml:space="preserve"> </w:t>
-      </w:r>
-      <w:r>
-        <w:rPr>
-          <w:rStyle w:val="VerbatimChar"/>
-        </w:rPr>
-        <w:t xml:space="preserve">f</w:t>
-      </w:r>
-      <w:r>
-        <w:t xml:space="preserve"> </w:t>
-      </w:r>
-      <w:r>
-        <w:t xml:space="preserve">exactly when</w:t>
-      </w:r>
-      <w:r>
-        <w:t xml:space="preserve"> </w:t>
-      </w:r>
-      <w:r>
-        <w:rPr>
-          <w:rStyle w:val="VerbatimChar"/>
-        </w:rPr>
-        <w:t xml:space="preserve">f(x) - x = 0</w:t>
-      </w:r>
-      <w:r>
-        <w:t xml:space="preserve">. So define</w:t>
+        <w:t xml:space="preserve">The key idea connecting the two topics: </w:t>
+      </w:r>
+      <w:r>
+        <w:rPr>
+          <w:rStyle w:val="VerbatimChar"/>
+        </w:rPr>
+        <w:t>x</w:t>
+      </w:r>
+      <w:r>
+        <w:t xml:space="preserve"> is a fixed point of </w:t>
+      </w:r>
+      <w:r>
+        <w:rPr>
+          <w:rStyle w:val="VerbatimChar"/>
+        </w:rPr>
+        <w:t>f</w:t>
+      </w:r>
+      <w:r>
+        <w:t xml:space="preserve"> exactly when </w:t>
+      </w:r>
+      <w:r>
+        <w:rPr>
+          <w:rStyle w:val="VerbatimChar"/>
+        </w:rPr>
+        <w:t>f(x) - x = 0</w:t>
+      </w:r>
+      <w:r>
+        <w:t>. So define</w:t>
       </w:r>
     </w:p>
     <w:p>
@@ -257,7 +164,7 @@
         <w:rPr>
           <w:rStyle w:val="VerbatimChar"/>
         </w:rPr>
-        <w:t xml:space="preserve">g(x) = f(x) - x</w:t>
+        <w:t>g(x) = f(x) - x</w:t>
       </w:r>
     </w:p>
     <w:p>
@@ -265,112 +172,61 @@
         <w:pStyle w:val="FirstParagraph"/>
       </w:pPr>
       <w:r>
-        <w:t xml:space="preserve">and you are hunting for a zero of</w:t>
-      </w:r>
-      <w:r>
-        <w:t xml:space="preserve"> </w:t>
-      </w:r>
-      <w:r>
-        <w:rPr>
-          <w:rStyle w:val="VerbatimChar"/>
-        </w:rPr>
-        <w:t xml:space="preserve">g</w:t>
-      </w:r>
-      <w:r>
-        <w:t xml:space="preserve">. If</w:t>
-      </w:r>
-      <w:r>
-        <w:t xml:space="preserve"> </w:t>
-      </w:r>
-      <w:r>
-        <w:rPr>
-          <w:rStyle w:val="VerbatimChar"/>
-        </w:rPr>
-        <w:t xml:space="preserve">g(lo)</w:t>
-      </w:r>
-      <w:r>
-        <w:t xml:space="preserve"> </w:t>
-      </w:r>
-      <w:r>
-        <w:t xml:space="preserve">is positive and</w:t>
-      </w:r>
-      <w:r>
-        <w:t xml:space="preserve"> </w:t>
-      </w:r>
-      <w:r>
-        <w:rPr>
-          <w:rStyle w:val="VerbatimChar"/>
-        </w:rPr>
-        <w:t xml:space="preserve">g(hi)</w:t>
-      </w:r>
-      <w:r>
-        <w:t xml:space="preserve"> </w:t>
-      </w:r>
-      <w:r>
-        <w:t xml:space="preserve">is negative, then</w:t>
-      </w:r>
-      <w:r>
-        <w:t xml:space="preserve"> </w:t>
-      </w:r>
-      <w:r>
-        <w:t xml:space="preserve">somewhere between</w:t>
-      </w:r>
-      <w:r>
-        <w:t xml:space="preserve"> </w:t>
-      </w:r>
-      <w:r>
-        <w:rPr>
-          <w:rStyle w:val="VerbatimChar"/>
-        </w:rPr>
-        <w:t xml:space="preserve">lo</w:t>
-      </w:r>
-      <w:r>
-        <w:t xml:space="preserve"> </w:t>
-      </w:r>
-      <w:r>
-        <w:t xml:space="preserve">and</w:t>
-      </w:r>
-      <w:r>
-        <w:t xml:space="preserve"> </w:t>
-      </w:r>
-      <w:r>
-        <w:rPr>
-          <w:rStyle w:val="VerbatimChar"/>
-        </w:rPr>
-        <w:t xml:space="preserve">hi</w:t>
-      </w:r>
-      <w:r>
-        <w:t xml:space="preserve"> </w:t>
-      </w:r>
-      <w:r>
-        <w:t xml:space="preserve">the value of</w:t>
-      </w:r>
-      <w:r>
-        <w:t xml:space="preserve"> </w:t>
-      </w:r>
-      <w:r>
-        <w:rPr>
-          <w:rStyle w:val="VerbatimChar"/>
-        </w:rPr>
-        <w:t xml:space="preserve">g</w:t>
-      </w:r>
-      <w:r>
-        <w:t xml:space="preserve"> </w:t>
-      </w:r>
-      <w:r>
-        <w:t xml:space="preserve">crosses zero — and binary search will pin it</w:t>
-      </w:r>
-      <w:r>
-        <w:t xml:space="preserve"> </w:t>
-      </w:r>
-      <w:r>
-        <w:t xml:space="preserve">down. This is the same halving logic you used to search a sorted array, applied to a</w:t>
-      </w:r>
-      <w:r>
-        <w:t xml:space="preserve"> </w:t>
-      </w:r>
-      <w:r>
-        <w:t xml:space="preserve">continuous interval instead of an index range.</w:t>
+        <w:t xml:space="preserve">and you are hunting for a zero of </w:t>
+      </w:r>
+      <w:r>
+        <w:rPr>
+          <w:rStyle w:val="VerbatimChar"/>
+        </w:rPr>
+        <w:t>g</w:t>
+      </w:r>
+      <w:r>
+        <w:t xml:space="preserve">. If </w:t>
+      </w:r>
+      <w:r>
+        <w:rPr>
+          <w:rStyle w:val="VerbatimChar"/>
+        </w:rPr>
+        <w:t>g(lo)</w:t>
+      </w:r>
+      <w:r>
+        <w:t xml:space="preserve"> is positive and </w:t>
+      </w:r>
+      <w:r>
+        <w:rPr>
+          <w:rStyle w:val="VerbatimChar"/>
+        </w:rPr>
+        <w:t>g(hi)</w:t>
+      </w:r>
+      <w:r>
+        <w:t xml:space="preserve"> is negative, then somewhere between </w:t>
+      </w:r>
+      <w:r>
+        <w:rPr>
+          <w:rStyle w:val="VerbatimChar"/>
+        </w:rPr>
+        <w:t>lo</w:t>
+      </w:r>
+      <w:r>
+        <w:t xml:space="preserve"> and </w:t>
+      </w:r>
+      <w:r>
+        <w:rPr>
+          <w:rStyle w:val="VerbatimChar"/>
+        </w:rPr>
+        <w:t>hi</w:t>
+      </w:r>
+      <w:r>
+        <w:t xml:space="preserve"> the value of </w:t>
+      </w:r>
+      <w:r>
+        <w:rPr>
+          <w:rStyle w:val="VerbatimChar"/>
+        </w:rPr>
+        <w:t>g</w:t>
+      </w:r>
+      <w:r>
+        <w:t xml:space="preserve"> crosses zero — and binary search will pin it down. This is the same halving logic you used to search a sorted array, applied to a continuous interval instead of an index range.</w:t>
       </w:r>
     </w:p>
     <w:p>
@@ -378,36 +234,41 @@
         <w:pStyle w:val="BodyText"/>
       </w:pPr>
       <w:r>
-        <w:t xml:space="preserve">Write everything in a single file,</w:t>
-      </w:r>
-      <w:r>
-        <w:t xml:space="preserve"> </w:t>
-      </w:r>
-      <w:r>
-        <w:rPr>
-          <w:rStyle w:val="VerbatimChar"/>
-        </w:rPr>
-        <w:t xml:space="preserve">FixedPoint.java</w:t>
-      </w:r>
-      <w:r>
-        <w:t xml:space="preserve">.</w:t>
-      </w:r>
-    </w:p>
-    <w:p>
-      <w:r>
-        <w:pict>
-          <v:rect style="width:0;height:1.5pt" o:hralign="center" o:hrstd="t" o:hr="t"/>
+        <w:t xml:space="preserve">Write everything in a single file, </w:t>
+      </w:r>
+      <w:r>
+        <w:rPr>
+          <w:rStyle w:val="VerbatimChar"/>
+        </w:rPr>
+        <w:t>FixedPoint.java</w:t>
+      </w:r>
+      <w:r>
+        <w:t>.</w:t>
+      </w:r>
+    </w:p>
+    <w:p>
+      <w:r>
+        <w:rPr>
+          <w:noProof/>
+        </w:rPr>
+      </w:r>
+      <w:r>
+        <w:pict w14:anchorId="7D0AC5BA">
+          <v:rect id="Horizontal Line 1" o:spid="_x0000_s1030" style="width:468pt;height:1.1pt;visibility:visible;mso-wrap-style:square;mso-left-percent:-10001;mso-top-percent:-10001;mso-position-horizontal:absolute;mso-position-horizontal-relative:char;mso-position-vertical:absolute;mso-position-vertical-relative:line;mso-left-percent:-10001;mso-top-percent:-10001;v-text-anchor:top" o:gfxdata="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" filled="f">
+            <o:lock v:ext="edit" rotation="t" aspectratio="t" verticies="t" text="t" shapetype="t"/>
+            <w10:anchorlock/>
+          </v:rect>
         </w:pict>
       </w:r>
     </w:p>
-    <w:bookmarkEnd w:id="9"/>
-    <w:bookmarkStart w:id="10" w:name="functions-to-write"/>
     <w:p>
       <w:pPr>
         <w:pStyle w:val="Heading2"/>
       </w:pPr>
-      <w:r>
-        <w:t xml:space="preserve">Functions to write</w:t>
+      <w:bookmarkStart w:id="1" w:name="functions-to-write"/>
+      <w:bookmarkEnd w:id="0"/>
+      <w:r>
+        <w:t>Functions to write</w:t>
       </w:r>
     </w:p>
     <w:p>
@@ -415,7 +276,7 @@
         <w:pStyle w:val="FirstParagraph"/>
       </w:pPr>
       <w:r>
-        <w:t xml:space="preserve">Write these four methods. Nothing here needs to be longer than about a dozen lines.</w:t>
+        <w:t>Write these four methods. Nothing here needs to be longer than about a dozen lines.</w:t>
       </w:r>
     </w:p>
     <w:p>
@@ -428,31 +289,19 @@
           <w:b/>
           <w:bCs/>
         </w:rPr>
-        <w:t xml:space="preserve">static double f(double x)</w:t>
-      </w:r>
-      <w:r>
-        <w:t xml:space="preserve"> </w:t>
-      </w:r>
-      <w:r>
-        <w:t xml:space="preserve">The function you’re studying. Start with</w:t>
-      </w:r>
-      <w:r>
-        <w:t xml:space="preserve"> </w:t>
-      </w:r>
-      <w:r>
-        <w:rPr>
-          <w:rStyle w:val="VerbatimChar"/>
-        </w:rPr>
-        <w:t xml:space="preserve">Math.cos(x)</w:t>
-      </w:r>
-      <w:r>
-        <w:t xml:space="preserve">. You will change this method (and only</w:t>
-      </w:r>
-      <w:r>
-        <w:t xml:space="preserve"> </w:t>
-      </w:r>
-      <w:r>
-        <w:t xml:space="preserve">this method) as you work through Part 3.</w:t>
+        <w:t>static double f(double x)</w:t>
+      </w:r>
+      <w:r>
+        <w:t xml:space="preserve"> The function you’re studying. Start with </w:t>
+      </w:r>
+      <w:r>
+        <w:rPr>
+          <w:rStyle w:val="VerbatimChar"/>
+        </w:rPr>
+        <w:t>Math.cos(x)</w:t>
+      </w:r>
+      <w:r>
+        <w:t>. You will change this method (and only this method) as you work through Part 3.</w:t>
       </w:r>
     </w:p>
     <w:p>
@@ -465,148 +314,91 @@
           <w:b/>
           <w:bCs/>
         </w:rPr>
-        <w:t xml:space="preserve">static double findFixedPoint(double lo, double hi)</w:t>
-      </w:r>
-      <w:r>
-        <w:t xml:space="preserve"> </w:t>
-      </w:r>
-      <w:r>
-        <w:t xml:space="preserve">Binary searches the interval</w:t>
-      </w:r>
-      <w:r>
-        <w:t xml:space="preserve"> </w:t>
-      </w:r>
-      <w:r>
-        <w:rPr>
-          <w:rStyle w:val="VerbatimChar"/>
-        </w:rPr>
-        <w:t xml:space="preserve">[lo, hi]</w:t>
-      </w:r>
-      <w:r>
-        <w:t xml:space="preserve"> </w:t>
-      </w:r>
-      <w:r>
-        <w:t xml:space="preserve">for a fixed point of</w:t>
-      </w:r>
-      <w:r>
-        <w:t xml:space="preserve"> </w:t>
-      </w:r>
-      <w:r>
-        <w:rPr>
-          <w:rStyle w:val="VerbatimChar"/>
-        </w:rPr>
-        <w:t xml:space="preserve">f</w:t>
-      </w:r>
-      <w:r>
-        <w:t xml:space="preserve"> </w:t>
-      </w:r>
-      <w:r>
-        <w:t xml:space="preserve">and returns it. Each pass,</w:t>
-      </w:r>
-      <w:r>
-        <w:t xml:space="preserve"> </w:t>
-      </w:r>
-      <w:r>
-        <w:t xml:space="preserve">compute the midpoint</w:t>
-      </w:r>
-      <w:r>
-        <w:t xml:space="preserve"> </w:t>
-      </w:r>
-      <w:r>
-        <w:rPr>
-          <w:rStyle w:val="VerbatimChar"/>
-        </w:rPr>
-        <w:t xml:space="preserve">guess</w:t>
-      </w:r>
-      <w:r>
-        <w:t xml:space="preserve">. Then you compare</w:t>
-      </w:r>
-      <w:r>
-        <w:t xml:space="preserve"> </w:t>
-      </w:r>
-      <w:r>
-        <w:rPr>
-          <w:rStyle w:val="VerbatimChar"/>
-        </w:rPr>
-        <w:t xml:space="preserve">guess</w:t>
-      </w:r>
-      <w:r>
-        <w:t xml:space="preserve"> </w:t>
-      </w:r>
-      <w:r>
-        <w:t xml:space="preserve">to</w:t>
-      </w:r>
-      <w:r>
-        <w:t xml:space="preserve"> </w:t>
-      </w:r>
-      <w:r>
-        <w:rPr>
-          <w:rStyle w:val="VerbatimChar"/>
-        </w:rPr>
-        <w:t xml:space="preserve">f(guess)</w:t>
-      </w:r>
-      <w:r>
-        <w:t xml:space="preserve"> </w:t>
-      </w:r>
-      <w:r>
-        <w:t xml:space="preserve">and update either</w:t>
-      </w:r>
-      <w:r>
-        <w:t xml:space="preserve"> </w:t>
-      </w:r>
-      <w:r>
-        <w:rPr>
-          <w:rStyle w:val="VerbatimChar"/>
-        </w:rPr>
-        <w:t xml:space="preserve">lo</w:t>
-      </w:r>
-      <w:r>
-        <w:t xml:space="preserve"> </w:t>
-      </w:r>
-      <w:r>
-        <w:t xml:space="preserve">or</w:t>
-      </w:r>
-      <w:r>
-        <w:t xml:space="preserve"> </w:t>
-      </w:r>
-      <w:r>
-        <w:rPr>
-          <w:rStyle w:val="VerbatimChar"/>
-        </w:rPr>
-        <w:t xml:space="preserve">hi</w:t>
-      </w:r>
-      <w:r>
-        <w:t xml:space="preserve">. (Note you don’t add</w:t>
-      </w:r>
-      <w:r>
-        <w:t xml:space="preserve"> </w:t>
-      </w:r>
-      <w:r>
-        <w:rPr>
-          <w:rStyle w:val="VerbatimChar"/>
-        </w:rPr>
-        <w:t xml:space="preserve">+1</w:t>
-      </w:r>
-      <w:r>
-        <w:t xml:space="preserve"> </w:t>
-      </w:r>
-      <w:r>
-        <w:t xml:space="preserve">or</w:t>
-      </w:r>
-      <w:r>
-        <w:t xml:space="preserve"> </w:t>
-      </w:r>
-      <w:r>
-        <w:rPr>
-          <w:rStyle w:val="VerbatimChar"/>
-        </w:rPr>
-        <w:t xml:space="preserve">-1</w:t>
-      </w:r>
-      <w:r>
-        <w:t xml:space="preserve"> </w:t>
-      </w:r>
-      <w:r>
-        <w:t xml:space="preserve">here because we’re not searching an array).</w:t>
+        <w:t>static double findFixedPoint(double lo, double hi)</w:t>
+      </w:r>
+      <w:r>
+        <w:t xml:space="preserve"> Binary searches the interval </w:t>
+      </w:r>
+      <w:r>
+        <w:rPr>
+          <w:rStyle w:val="VerbatimChar"/>
+        </w:rPr>
+        <w:t>[lo, hi]</w:t>
+      </w:r>
+      <w:r>
+        <w:t xml:space="preserve"> for a fixed point of </w:t>
+      </w:r>
+      <w:r>
+        <w:rPr>
+          <w:rStyle w:val="VerbatimChar"/>
+        </w:rPr>
+        <w:t>f</w:t>
+      </w:r>
+      <w:r>
+        <w:t xml:space="preserve"> and returns it. Each pass, compute the midpoint </w:t>
+      </w:r>
+      <w:r>
+        <w:rPr>
+          <w:rStyle w:val="VerbatimChar"/>
+        </w:rPr>
+        <w:t>guess</w:t>
+      </w:r>
+      <w:r>
+        <w:t xml:space="preserve">. Then you compare </w:t>
+      </w:r>
+      <w:r>
+        <w:rPr>
+          <w:rStyle w:val="VerbatimChar"/>
+        </w:rPr>
+        <w:t>guess</w:t>
+      </w:r>
+      <w:r>
+        <w:t xml:space="preserve"> to </w:t>
+      </w:r>
+      <w:r>
+        <w:rPr>
+          <w:rStyle w:val="VerbatimChar"/>
+        </w:rPr>
+        <w:t>f(guess)</w:t>
+      </w:r>
+      <w:r>
+        <w:t xml:space="preserve"> and update either </w:t>
+      </w:r>
+      <w:r>
+        <w:rPr>
+          <w:rStyle w:val="VerbatimChar"/>
+        </w:rPr>
+        <w:t>lo</w:t>
+      </w:r>
+      <w:r>
+        <w:t xml:space="preserve"> or </w:t>
+      </w:r>
+      <w:r>
+        <w:rPr>
+          <w:rStyle w:val="VerbatimChar"/>
+        </w:rPr>
+        <w:t>hi</w:t>
+      </w:r>
+      <w:r>
+        <w:t xml:space="preserve">. (Note you don’t add </w:t>
+      </w:r>
+      <w:r>
+        <w:rPr>
+          <w:rStyle w:val="VerbatimChar"/>
+        </w:rPr>
+        <w:t>+1</w:t>
+      </w:r>
+      <w:r>
+        <w:t xml:space="preserve"> or </w:t>
+      </w:r>
+      <w:r>
+        <w:rPr>
+          <w:rStyle w:val="VerbatimChar"/>
+        </w:rPr>
+        <w:t>-1</w:t>
+      </w:r>
+      <w:r>
+        <w:t xml:space="preserve"> here because we’re not searching an array).</w:t>
       </w:r>
     </w:p>
     <w:p>
@@ -619,31 +411,19 @@
           <w:b/>
           <w:bCs/>
         </w:rPr>
-        <w:t xml:space="preserve">static void testAttracting(double x)</w:t>
-      </w:r>
-      <w:r>
-        <w:t xml:space="preserve"> </w:t>
-      </w:r>
-      <w:r>
-        <w:t xml:space="preserve">Given a fixed point</w:t>
-      </w:r>
-      <w:r>
-        <w:t xml:space="preserve"> </w:t>
-      </w:r>
-      <w:r>
-        <w:rPr>
-          <w:rStyle w:val="VerbatimChar"/>
-        </w:rPr>
-        <w:t xml:space="preserve">x</w:t>
-      </w:r>
-      <w:r>
-        <w:t xml:space="preserve">, decides whether it is attracting or repelling and prints the result.</w:t>
-      </w:r>
-      <w:r>
-        <w:t xml:space="preserve"> </w:t>
-      </w:r>
-      <w:r>
-        <w:t xml:space="preserve">Described in Part 2.</w:t>
+        <w:t>static void testAttracting(double x)</w:t>
+      </w:r>
+      <w:r>
+        <w:t xml:space="preserve"> Given a fixed point </w:t>
+      </w:r>
+      <w:r>
+        <w:rPr>
+          <w:rStyle w:val="VerbatimChar"/>
+        </w:rPr>
+        <w:t>x</w:t>
+      </w:r>
+      <w:r>
+        <w:t>, decides whether it is attracting or repelling and prints the result. Described in Part 2.</w:t>
       </w:r>
     </w:p>
     <w:p>
@@ -656,61 +436,37 @@
           <w:b/>
           <w:bCs/>
         </w:rPr>
-        <w:t xml:space="preserve">static void main(String[] args)</w:t>
-      </w:r>
-      <w:r>
-        <w:t xml:space="preserve"> </w:t>
-      </w:r>
-      <w:r>
-        <w:t xml:space="preserve">Calls</w:t>
-      </w:r>
-      <w:r>
-        <w:t xml:space="preserve"> </w:t>
-      </w:r>
-      <w:r>
-        <w:rPr>
-          <w:rStyle w:val="VerbatimChar"/>
-        </w:rPr>
-        <w:t xml:space="preserve">findFixedPoint</w:t>
-      </w:r>
-      <w:r>
-        <w:t xml:space="preserve">, prints the fixed point it found along with</w:t>
-      </w:r>
-      <w:r>
-        <w:t xml:space="preserve"> </w:t>
-      </w:r>
-      <w:r>
-        <w:rPr>
-          <w:rStyle w:val="VerbatimChar"/>
-        </w:rPr>
-        <w:t xml:space="preserve">f</w:t>
-      </w:r>
-      <w:r>
-        <w:t xml:space="preserve"> </w:t>
-      </w:r>
-      <w:r>
-        <w:t xml:space="preserve">of that value (so you</w:t>
-      </w:r>
-      <w:r>
-        <w:t xml:space="preserve"> </w:t>
-      </w:r>
-      <w:r>
-        <w:t xml:space="preserve">can see they match), then calls</w:t>
-      </w:r>
-      <w:r>
-        <w:t xml:space="preserve"> </w:t>
-      </w:r>
-      <w:r>
-        <w:rPr>
-          <w:rStyle w:val="VerbatimChar"/>
-        </w:rPr>
-        <w:t xml:space="preserve">testAttracting</w:t>
-      </w:r>
-      <w:r>
-        <w:t xml:space="preserve"> </w:t>
-      </w:r>
-      <w:r>
-        <w:t xml:space="preserve">on the result.</w:t>
+        <w:t>static void main(String[] args)</w:t>
+      </w:r>
+      <w:r>
+        <w:t xml:space="preserve"> Calls </w:t>
+      </w:r>
+      <w:r>
+        <w:rPr>
+          <w:rStyle w:val="VerbatimChar"/>
+        </w:rPr>
+        <w:t>findFixedPoint</w:t>
+      </w:r>
+      <w:r>
+        <w:t xml:space="preserve">, prints the fixed point it found along with </w:t>
+      </w:r>
+      <w:r>
+        <w:rPr>
+          <w:rStyle w:val="VerbatimChar"/>
+        </w:rPr>
+        <w:t>f</w:t>
+      </w:r>
+      <w:r>
+        <w:t xml:space="preserve"> of that value (so you can see they match), then calls </w:t>
+      </w:r>
+      <w:r>
+        <w:rPr>
+          <w:rStyle w:val="VerbatimChar"/>
+        </w:rPr>
+        <w:t>testAttracting</w:t>
+      </w:r>
+      <w:r>
+        <w:t xml:space="preserve"> on the result.</w:t>
       </w:r>
     </w:p>
     <w:p>
@@ -718,7 +474,8 @@
         <w:pStyle w:val="BodyText"/>
       </w:pPr>
       <w:r>
-        <w:t xml:space="preserve">You’ll also want a constant near the top of the class. You can adjust its value:</w:t>
+        <w:lastRenderedPageBreak/>
+        <w:t>You’ll also want a constant near the top of the class. You can adjust its value:</w:t>
       </w:r>
     </w:p>
     <w:p>
@@ -729,24 +486,32 @@
         <w:rPr>
           <w:rStyle w:val="VerbatimChar"/>
         </w:rPr>
-        <w:t xml:space="preserve">static final double TOLERANCE = 0.00001;</w:t>
-      </w:r>
-    </w:p>
-    <w:p>
-      <w:r>
-        <w:pict>
-          <v:rect style="width:0;height:1.5pt" o:hralign="center" o:hrstd="t" o:hr="t"/>
+        <w:t>static final double TOLERANCE = 0.00001;</w:t>
+      </w:r>
+    </w:p>
+    <w:p>
+      <w:r>
+        <w:rPr>
+          <w:noProof/>
+        </w:rPr>
+      </w:r>
+      <w:r>
+        <w:pict w14:anchorId="0BC07E80">
+          <v:rect id="Horizontal Line 2" o:spid="_x0000_s1029" style="width:468pt;height:1.1pt;visibility:visible;mso-wrap-style:square;mso-left-percent:-10001;mso-top-percent:-10001;mso-position-horizontal:absolute;mso-position-horizontal-relative:char;mso-position-vertical:absolute;mso-position-vertical-relative:line;mso-left-percent:-10001;mso-top-percent:-10001;v-text-anchor:top" o:gfxdata="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" filled="f">
+            <o:lock v:ext="edit" rotation="t" aspectratio="t" verticies="t" text="t" shapetype="t"/>
+            <w10:anchorlock/>
+          </v:rect>
         </w:pict>
       </w:r>
     </w:p>
-    <w:bookmarkEnd w:id="10"/>
-    <w:bookmarkStart w:id="11" w:name="part-1-binary-search-for-the-fixed-point"/>
     <w:p>
       <w:pPr>
         <w:pStyle w:val="Heading2"/>
       </w:pPr>
-      <w:r>
-        <w:t xml:space="preserve">Part 1 — Binary search for the fixed point</w:t>
+      <w:bookmarkStart w:id="2" w:name="part-1-binary-search-for-the-fixed-point"/>
+      <w:bookmarkEnd w:id="1"/>
+      <w:r>
+        <w:t>Part 1 — Binary search for the fixed point</w:t>
       </w:r>
     </w:p>
     <w:p>
@@ -754,37 +519,25 @@
         <w:pStyle w:val="FirstParagraph"/>
       </w:pPr>
       <w:r>
-        <w:t xml:space="preserve">Write</w:t>
-      </w:r>
-      <w:r>
-        <w:t xml:space="preserve"> </w:t>
-      </w:r>
-      <w:r>
-        <w:rPr>
-          <w:rStyle w:val="VerbatimChar"/>
-        </w:rPr>
-        <w:t xml:space="preserve">findFixedPoint</w:t>
-      </w:r>
-      <w:r>
-        <w:t xml:space="preserve">. Loop while</w:t>
-      </w:r>
-      <w:r>
-        <w:t xml:space="preserve"> </w:t>
-      </w:r>
-      <w:r>
-        <w:rPr>
-          <w:rStyle w:val="VerbatimChar"/>
-        </w:rPr>
-        <w:t xml:space="preserve">Math.abs(f(guess) - guess) &gt; TOLERANCE</w:t>
-      </w:r>
-      <w:r>
-        <w:t xml:space="preserve">, halving the</w:t>
-      </w:r>
-      <w:r>
-        <w:t xml:space="preserve"> </w:t>
-      </w:r>
-      <w:r>
-        <w:t xml:space="preserve">interval each time as described above.</w:t>
+        <w:t xml:space="preserve">Write </w:t>
+      </w:r>
+      <w:r>
+        <w:rPr>
+          <w:rStyle w:val="VerbatimChar"/>
+        </w:rPr>
+        <w:t>findFixedPoint</w:t>
+      </w:r>
+      <w:r>
+        <w:t xml:space="preserve">. Loop while </w:t>
+      </w:r>
+      <w:r>
+        <w:rPr>
+          <w:rStyle w:val="VerbatimChar"/>
+        </w:rPr>
+        <w:t>Math.abs(f(guess) - guess) &gt; TOLERANCE</w:t>
+      </w:r>
+      <w:r>
+        <w:t>, halving the interval each time as described above.</w:t>
       </w:r>
     </w:p>
     <w:p>
@@ -792,55 +545,34 @@
         <w:pStyle w:val="BodyText"/>
       </w:pPr>
       <w:r>
-        <w:t xml:space="preserve">Test it with</w:t>
-      </w:r>
-      <w:r>
-        <w:t xml:space="preserve"> </w:t>
-      </w:r>
-      <w:r>
-        <w:rPr>
-          <w:rStyle w:val="VerbatimChar"/>
-        </w:rPr>
-        <w:t xml:space="preserve">f(x) = Math.cos(x)</w:t>
-      </w:r>
-      <w:r>
-        <w:t xml:space="preserve"> </w:t>
-      </w:r>
-      <w:r>
-        <w:t xml:space="preserve">on the interval</w:t>
-      </w:r>
-      <w:r>
-        <w:t xml:space="preserve"> </w:t>
-      </w:r>
-      <w:r>
-        <w:rPr>
-          <w:rStyle w:val="VerbatimChar"/>
-        </w:rPr>
-        <w:t xml:space="preserve">[0, 1]</w:t>
-      </w:r>
-      <w:r>
-        <w:t xml:space="preserve">. Your output should show the guesses</w:t>
-      </w:r>
-      <w:r>
-        <w:t xml:space="preserve"> </w:t>
-      </w:r>
-      <w:r>
-        <w:t xml:space="preserve">converging, and the final answer should satisfy</w:t>
-      </w:r>
-      <w:r>
-        <w:t xml:space="preserve"> </w:t>
-      </w:r>
-      <w:r>
-        <w:rPr>
-          <w:rStyle w:val="VerbatimChar"/>
-        </w:rPr>
-        <w:t xml:space="preserve">f(x) = x</w:t>
-      </w:r>
-      <w:r>
-        <w:t xml:space="preserve"> </w:t>
-      </w:r>
-      <w:r>
-        <w:t xml:space="preserve">to nine decimal places.</w:t>
+        <w:t xml:space="preserve">Test it with </w:t>
+      </w:r>
+      <w:r>
+        <w:rPr>
+          <w:rStyle w:val="VerbatimChar"/>
+        </w:rPr>
+        <w:t>f(x) = Math.cos(x)</w:t>
+      </w:r>
+      <w:r>
+        <w:t xml:space="preserve"> on the interval </w:t>
+      </w:r>
+      <w:r>
+        <w:rPr>
+          <w:rStyle w:val="VerbatimChar"/>
+        </w:rPr>
+        <w:t>[0, 1]</w:t>
+      </w:r>
+      <w:r>
+        <w:t xml:space="preserve">. Your output should show the guesses converging, and the final answer should satisfy </w:t>
+      </w:r>
+      <w:r>
+        <w:rPr>
+          <w:rStyle w:val="VerbatimChar"/>
+        </w:rPr>
+        <w:t>f(x) = x</w:t>
+      </w:r>
+      <w:r>
+        <w:t xml:space="preserve"> to nine decimal places.</w:t>
       </w:r>
     </w:p>
     <w:p>
@@ -848,7 +580,7 @@
         <w:pStyle w:val="BodyText"/>
       </w:pPr>
       <w:r>
-        <w:t xml:space="preserve">Things to notice and be ready to answer:</w:t>
+        <w:t>Things to notice and be ready to answer:</w:t>
       </w:r>
     </w:p>
     <w:p>
@@ -856,17 +588,11 @@
         <w:pStyle w:val="Compact"/>
         <w:numPr>
           <w:ilvl w:val="0"/>
-          <w:numId w:val="1001"/>
+          <w:numId w:val="2"/>
         </w:numPr>
       </w:pPr>
       <w:r>
-        <w:t xml:space="preserve">Roughly how many steps does it take? Does that number depend much on which function you’re</w:t>
-      </w:r>
-      <w:r>
-        <w:t xml:space="preserve"> </w:t>
-      </w:r>
-      <w:r>
-        <w:t xml:space="preserve">searching, or mostly on something else?</w:t>
+        <w:t>Roughly how many steps does it take? Does that number depend much on which function you’re searching, or mostly on something else?</w:t>
       </w:r>
     </w:p>
     <w:p>
@@ -874,57 +600,39 @@
         <w:pStyle w:val="Compact"/>
         <w:numPr>
           <w:ilvl w:val="0"/>
-          <w:numId w:val="1001"/>
+          <w:numId w:val="2"/>
         </w:numPr>
       </w:pPr>
       <w:r>
-        <w:t xml:space="preserve">What happens if you hand it an interval where</w:t>
-      </w:r>
-      <w:r>
-        <w:t xml:space="preserve"> </w:t>
-      </w:r>
-      <w:r>
-        <w:rPr>
-          <w:rStyle w:val="VerbatimChar"/>
-        </w:rPr>
-        <w:t xml:space="preserve">f(lo) - lo</w:t>
-      </w:r>
-      <w:r>
-        <w:t xml:space="preserve"> </w:t>
-      </w:r>
-      <w:r>
-        <w:t xml:space="preserve">and</w:t>
-      </w:r>
-      <w:r>
-        <w:t xml:space="preserve"> </w:t>
-      </w:r>
-      <w:r>
-        <w:rPr>
-          <w:rStyle w:val="VerbatimChar"/>
-        </w:rPr>
-        <w:t xml:space="preserve">f(hi) - hi</w:t>
-      </w:r>
-      <w:r>
-        <w:t xml:space="preserve"> </w:t>
-      </w:r>
-      <w:r>
-        <w:t xml:space="preserve">are</w:t>
-      </w:r>
-      <w:r>
-        <w:t xml:space="preserve"> </w:t>
+        <w:t xml:space="preserve">What happens if you hand it an interval where </w:t>
+      </w:r>
+      <w:r>
+        <w:rPr>
+          <w:rStyle w:val="VerbatimChar"/>
+        </w:rPr>
+        <w:t>f(lo) - lo</w:t>
+      </w:r>
+      <w:r>
+        <w:t xml:space="preserve"> and </w:t>
+      </w:r>
+      <w:r>
+        <w:rPr>
+          <w:rStyle w:val="VerbatimChar"/>
+        </w:rPr>
+        <w:t>f(hi) - hi</w:t>
+      </w:r>
+      <w:r>
+        <w:t xml:space="preserve"> are </w:t>
       </w:r>
       <w:r>
         <w:rPr>
           <w:i/>
           <w:iCs/>
         </w:rPr>
-        <w:t xml:space="preserve">both</w:t>
-      </w:r>
-      <w:r>
-        <w:t xml:space="preserve"> </w:t>
-      </w:r>
-      <w:r>
-        <w:t xml:space="preserve">positive? Try it. Explain what the code does and why.</w:t>
+        <w:t>both</w:t>
+      </w:r>
+      <w:r>
+        <w:t xml:space="preserve"> positive? Try it. Explain what the code does and why.</w:t>
       </w:r>
     </w:p>
     <w:p>
@@ -932,79 +640,63 @@
         <w:pStyle w:val="Compact"/>
         <w:numPr>
           <w:ilvl w:val="0"/>
-          <w:numId w:val="1001"/>
+          <w:numId w:val="2"/>
         </w:numPr>
       </w:pPr>
       <w:r>
-        <w:t xml:space="preserve">Why does the loop test</w:t>
-      </w:r>
-      <w:r>
-        <w:t xml:space="preserve"> </w:t>
-      </w:r>
-      <w:r>
-        <w:rPr>
-          <w:rStyle w:val="VerbatimChar"/>
-        </w:rPr>
-        <w:t xml:space="preserve">f(guess) - guess</w:t>
-      </w:r>
-      <w:r>
-        <w:t xml:space="preserve"> </w:t>
-      </w:r>
-      <w:r>
-        <w:t xml:space="preserve">rather than testing whether</w:t>
-      </w:r>
-      <w:r>
-        <w:t xml:space="preserve"> </w:t>
-      </w:r>
-      <w:r>
-        <w:rPr>
-          <w:rStyle w:val="VerbatimChar"/>
-        </w:rPr>
-        <w:t xml:space="preserve">lo</w:t>
-      </w:r>
-      <w:r>
-        <w:t xml:space="preserve"> </w:t>
-      </w:r>
-      <w:r>
-        <w:t xml:space="preserve">and</w:t>
-      </w:r>
-      <w:r>
-        <w:t xml:space="preserve"> </w:t>
-      </w:r>
-      <w:r>
-        <w:rPr>
-          <w:rStyle w:val="VerbatimChar"/>
-        </w:rPr>
-        <w:t xml:space="preserve">hi</w:t>
-      </w:r>
-      <w:r>
-        <w:t xml:space="preserve"> </w:t>
-      </w:r>
-      <w:r>
-        <w:t xml:space="preserve">have</w:t>
-      </w:r>
-      <w:r>
-        <w:t xml:space="preserve"> </w:t>
-      </w:r>
-      <w:r>
-        <w:t xml:space="preserve">gotten close together? Would the other test also work?</w:t>
-      </w:r>
-    </w:p>
-    <w:p>
-      <w:r>
-        <w:pict>
-          <v:rect style="width:0;height:1.5pt" o:hralign="center" o:hrstd="t" o:hr="t"/>
+        <w:t xml:space="preserve">Why does the loop test </w:t>
+      </w:r>
+      <w:r>
+        <w:rPr>
+          <w:rStyle w:val="VerbatimChar"/>
+        </w:rPr>
+        <w:t>f(guess) - guess</w:t>
+      </w:r>
+      <w:r>
+        <w:t xml:space="preserve"> rather than testing whether </w:t>
+      </w:r>
+      <w:r>
+        <w:rPr>
+          <w:rStyle w:val="VerbatimChar"/>
+        </w:rPr>
+        <w:t>lo</w:t>
+      </w:r>
+      <w:r>
+        <w:t xml:space="preserve"> and </w:t>
+      </w:r>
+      <w:r>
+        <w:rPr>
+          <w:rStyle w:val="VerbatimChar"/>
+        </w:rPr>
+        <w:t>hi</w:t>
+      </w:r>
+      <w:r>
+        <w:t xml:space="preserve"> have gotten close together? Would the other test also work?</w:t>
+      </w:r>
+    </w:p>
+    <w:p>
+      <w:r>
+        <w:rPr>
+          <w:noProof/>
+        </w:rPr>
+      </w:r>
+      <w:r>
+        <w:pict w14:anchorId="081CFB56">
+          <v:rect id="Horizontal Line 3" o:spid="_x0000_s1028" style="width:468pt;height:1.1pt;visibility:visible;mso-wrap-style:square;mso-left-percent:-10001;mso-top-percent:-10001;mso-position-horizontal:absolute;mso-position-horizontal-relative:char;mso-position-vertical:absolute;mso-position-vertical-relative:line;mso-left-percent:-10001;mso-top-percent:-10001;v-text-anchor:top" o:gfxdata="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" filled="f">
+            <o:lock v:ext="edit" rotation="t" aspectratio="t" verticies="t" text="t" shapetype="t"/>
+            <w10:anchorlock/>
+          </v:rect>
         </w:pict>
       </w:r>
     </w:p>
-    <w:bookmarkEnd w:id="11"/>
-    <w:bookmarkStart w:id="12" w:name="part-2-the-attraction-test"/>
     <w:p>
       <w:pPr>
         <w:pStyle w:val="Heading2"/>
       </w:pPr>
-      <w:r>
-        <w:t xml:space="preserve">Part 2 — The attraction test</w:t>
+      <w:bookmarkStart w:id="3" w:name="part-2-the-attraction-test"/>
+      <w:bookmarkEnd w:id="2"/>
+      <w:r>
+        <w:t>Part 2 — The attraction test</w:t>
       </w:r>
     </w:p>
     <w:p>
@@ -1012,19 +704,16 @@
         <w:pStyle w:val="FirstParagraph"/>
       </w:pPr>
       <w:r>
-        <w:t xml:space="preserve">Add</w:t>
-      </w:r>
-      <w:r>
-        <w:t xml:space="preserve"> </w:t>
-      </w:r>
-      <w:r>
-        <w:rPr>
-          <w:rStyle w:val="VerbatimChar"/>
-        </w:rPr>
-        <w:t xml:space="preserve">testAttracting</w:t>
-      </w:r>
-      <w:r>
-        <w:t xml:space="preserve">. The logic is direct:</w:t>
+        <w:t xml:space="preserve">Add </w:t>
+      </w:r>
+      <w:r>
+        <w:rPr>
+          <w:rStyle w:val="VerbatimChar"/>
+        </w:rPr>
+        <w:t>testAttracting</w:t>
+      </w:r>
+      <w:r>
+        <w:t>. The logic is direct:</w:t>
       </w:r>
     </w:p>
     <w:p>
@@ -1032,62 +721,38 @@
         <w:pStyle w:val="Compact"/>
         <w:numPr>
           <w:ilvl w:val="0"/>
-          <w:numId w:val="1002"/>
+          <w:numId w:val="3"/>
         </w:numPr>
       </w:pPr>
       <w:r>
-        <w:t xml:space="preserve">Set</w:t>
-      </w:r>
-      <w:r>
-        <w:t xml:space="preserve"> </w:t>
-      </w:r>
-      <w:r>
-        <w:rPr>
-          <w:rStyle w:val="VerbatimChar"/>
-        </w:rPr>
-        <w:t xml:space="preserve">epsilon</w:t>
-      </w:r>
-      <w:r>
-        <w:t xml:space="preserve"> </w:t>
-      </w:r>
-      <w:r>
-        <w:t xml:space="preserve">to</w:t>
-      </w:r>
-      <w:r>
-        <w:t xml:space="preserve"> </w:t>
-      </w:r>
-      <w:r>
-        <w:rPr>
-          <w:rStyle w:val="VerbatimChar"/>
-        </w:rPr>
-        <w:t xml:space="preserve">0.01</w:t>
-      </w:r>
-      <w:r>
-        <w:t xml:space="preserve"> </w:t>
-      </w:r>
-      <w:r>
-        <w:t xml:space="preserve">and start from</w:t>
-      </w:r>
-      <w:r>
-        <w:t xml:space="preserve"> </w:t>
-      </w:r>
-      <w:r>
-        <w:rPr>
-          <w:rStyle w:val="VerbatimChar"/>
-        </w:rPr>
-        <w:t xml:space="preserve">nearby = x + epsilon</w:t>
-      </w:r>
-      <w:r>
-        <w:t xml:space="preserve"> </w:t>
-      </w:r>
-      <w:r>
-        <w:t xml:space="preserve">— a point just off the fixed</w:t>
-      </w:r>
-      <w:r>
-        <w:t xml:space="preserve"> </w:t>
-      </w:r>
-      <w:r>
-        <w:t xml:space="preserve">point.</w:t>
+        <w:t xml:space="preserve">Set </w:t>
+      </w:r>
+      <w:r>
+        <w:rPr>
+          <w:rStyle w:val="VerbatimChar"/>
+        </w:rPr>
+        <w:t>epsilon</w:t>
+      </w:r>
+      <w:r>
+        <w:t xml:space="preserve"> to </w:t>
+      </w:r>
+      <w:r>
+        <w:rPr>
+          <w:rStyle w:val="VerbatimChar"/>
+        </w:rPr>
+        <w:t>0.01</w:t>
+      </w:r>
+      <w:r>
+        <w:t xml:space="preserve"> and start from </w:t>
+      </w:r>
+      <w:r>
+        <w:rPr>
+          <w:rStyle w:val="VerbatimChar"/>
+        </w:rPr>
+        <w:t>nearby = x + epsilon</w:t>
+      </w:r>
+      <w:r>
+        <w:t xml:space="preserve"> — a point just off the fixed point.</w:t>
       </w:r>
     </w:p>
     <w:p>
@@ -1095,23 +760,20 @@
         <w:pStyle w:val="Compact"/>
         <w:numPr>
           <w:ilvl w:val="0"/>
-          <w:numId w:val="1002"/>
+          <w:numId w:val="3"/>
         </w:numPr>
       </w:pPr>
       <w:r>
-        <w:t xml:space="preserve">Iterate:</w:t>
-      </w:r>
-      <w:r>
-        <w:t xml:space="preserve"> </w:t>
-      </w:r>
-      <w:r>
-        <w:rPr>
-          <w:rStyle w:val="VerbatimChar"/>
-        </w:rPr>
-        <w:t xml:space="preserve">nearby = f(nearby)</w:t>
-      </w:r>
-      <w:r>
-        <w:t xml:space="preserve">, ten times.</w:t>
+        <w:t xml:space="preserve">Iterate: </w:t>
+      </w:r>
+      <w:r>
+        <w:rPr>
+          <w:rStyle w:val="VerbatimChar"/>
+        </w:rPr>
+        <w:t>nearby = f(nearby)</w:t>
+      </w:r>
+      <w:r>
+        <w:t>, ten times.</w:t>
       </w:r>
     </w:p>
     <w:p>
@@ -1119,23 +781,20 @@
         <w:pStyle w:val="Compact"/>
         <w:numPr>
           <w:ilvl w:val="0"/>
-          <w:numId w:val="1002"/>
+          <w:numId w:val="3"/>
         </w:numPr>
       </w:pPr>
       <w:r>
-        <w:t xml:space="preserve">Measure</w:t>
-      </w:r>
-      <w:r>
-        <w:t xml:space="preserve"> </w:t>
-      </w:r>
-      <w:r>
-        <w:rPr>
-          <w:rStyle w:val="VerbatimChar"/>
-        </w:rPr>
-        <w:t xml:space="preserve">Math.abs(nearby - x)</w:t>
-      </w:r>
-      <w:r>
-        <w:t xml:space="preserve">, the final distance from the fixed point.</w:t>
+        <w:t xml:space="preserve">Measure </w:t>
+      </w:r>
+      <w:r>
+        <w:rPr>
+          <w:rStyle w:val="VerbatimChar"/>
+        </w:rPr>
+        <w:t>Math.abs(nearby - x)</w:t>
+      </w:r>
+      <w:r>
+        <w:t>, the final distance from the fixed point.</w:t>
       </w:r>
     </w:p>
     <w:p>
@@ -1143,45 +802,30 @@
         <w:pStyle w:val="Compact"/>
         <w:numPr>
           <w:ilvl w:val="0"/>
-          <w:numId w:val="1002"/>
+          <w:numId w:val="3"/>
         </w:numPr>
       </w:pPr>
       <w:r>
-        <w:t xml:space="preserve">If that distance is</w:t>
-      </w:r>
-      <w:r>
-        <w:t xml:space="preserve"> </w:t>
+        <w:t xml:space="preserve">If that distance is </w:t>
       </w:r>
       <w:r>
         <w:rPr>
           <w:b/>
           <w:bCs/>
         </w:rPr>
-        <w:t xml:space="preserve">smaller</w:t>
-      </w:r>
-      <w:r>
-        <w:t xml:space="preserve"> </w:t>
-      </w:r>
-      <w:r>
-        <w:t xml:space="preserve">than</w:t>
-      </w:r>
-      <w:r>
-        <w:t xml:space="preserve"> </w:t>
-      </w:r>
-      <w:r>
-        <w:rPr>
-          <w:rStyle w:val="VerbatimChar"/>
-        </w:rPr>
-        <w:t xml:space="preserve">epsilon</w:t>
-      </w:r>
-      <w:r>
-        <w:t xml:space="preserve">, the point was pulled in — print that the</w:t>
-      </w:r>
-      <w:r>
-        <w:t xml:space="preserve"> </w:t>
-      </w:r>
-      <w:r>
-        <w:t xml:space="preserve">fixed point is attracting. Otherwise print that it is repelling.</w:t>
+        <w:t>smaller</w:t>
+      </w:r>
+      <w:r>
+        <w:t xml:space="preserve"> than </w:t>
+      </w:r>
+      <w:r>
+        <w:rPr>
+          <w:rStyle w:val="VerbatimChar"/>
+        </w:rPr>
+        <w:t>epsilon</w:t>
+      </w:r>
+      <w:r>
+        <w:t>, the point was pulled in — print that the fixed point is attracting. Otherwise print that it is repelling.</w:t>
       </w:r>
     </w:p>
     <w:p>
@@ -1189,22 +833,16 @@
         <w:pStyle w:val="FirstParagraph"/>
       </w:pPr>
       <w:r>
-        <w:t xml:space="preserve">Run it on your</w:t>
-      </w:r>
-      <w:r>
-        <w:t xml:space="preserve"> </w:t>
-      </w:r>
-      <w:r>
-        <w:rPr>
-          <w:rStyle w:val="VerbatimChar"/>
-        </w:rPr>
-        <w:t xml:space="preserve">cos</w:t>
-      </w:r>
-      <w:r>
-        <w:t xml:space="preserve"> </w:t>
-      </w:r>
-      <w:r>
-        <w:t xml:space="preserve">fixed point. Then answer:</w:t>
+        <w:t xml:space="preserve">Run it on your </w:t>
+      </w:r>
+      <w:r>
+        <w:rPr>
+          <w:rStyle w:val="VerbatimChar"/>
+        </w:rPr>
+        <w:t>cos</w:t>
+      </w:r>
+      <w:r>
+        <w:t xml:space="preserve"> fixed point. Then answer:</w:t>
       </w:r>
     </w:p>
     <w:p>
@@ -1212,23 +850,11 @@
         <w:pStyle w:val="Compact"/>
         <w:numPr>
           <w:ilvl w:val="0"/>
-          <w:numId w:val="1003"/>
+          <w:numId w:val="4"/>
         </w:numPr>
       </w:pPr>
       <w:r>
-        <w:t xml:space="preserve">Ten iterations is a guess on my part. Is it enough? Try 3, and try 40. Does the verdict ever</w:t>
-      </w:r>
-      <w:r>
-        <w:t xml:space="preserve"> </w:t>
-      </w:r>
-      <w:r>
-        <w:t xml:space="preserve">change? For which kinds of functions would you expect a small iteration count to give the</w:t>
-      </w:r>
-      <w:r>
-        <w:t xml:space="preserve"> </w:t>
-      </w:r>
-      <w:r>
-        <w:t xml:space="preserve">wrong answer?</w:t>
+        <w:t>Ten iterations is a guess on my part. Is it enough? Try 3, and try 40. Does the verdict ever change? For which kinds of functions would you expect a small iteration count to give the wrong answer?</w:t>
       </w:r>
     </w:p>
     <w:p>
@@ -1236,61 +862,55 @@
         <w:pStyle w:val="Compact"/>
         <w:numPr>
           <w:ilvl w:val="0"/>
-          <w:numId w:val="1003"/>
+          <w:numId w:val="4"/>
         </w:numPr>
       </w:pPr>
       <w:r>
-        <w:t xml:space="preserve">The test starts at</w:t>
-      </w:r>
-      <w:r>
-        <w:t xml:space="preserve"> </w:t>
-      </w:r>
-      <w:r>
-        <w:rPr>
-          <w:rStyle w:val="VerbatimChar"/>
-        </w:rPr>
-        <w:t xml:space="preserve">x + epsilon</w:t>
-      </w:r>
-      <w:r>
-        <w:t xml:space="preserve"> </w:t>
-      </w:r>
-      <w:r>
-        <w:t xml:space="preserve">only. Should it also check</w:t>
-      </w:r>
-      <w:r>
-        <w:t xml:space="preserve"> </w:t>
-      </w:r>
-      <w:r>
-        <w:rPr>
-          <w:rStyle w:val="VerbatimChar"/>
-        </w:rPr>
-        <w:t xml:space="preserve">x - epsilon</w:t>
-      </w:r>
-      <w:r>
-        <w:t xml:space="preserve">? Construct a</w:t>
-      </w:r>
-      <w:r>
-        <w:t xml:space="preserve"> </w:t>
-      </w:r>
-      <w:r>
-        <w:t xml:space="preserve">function where it would matter, or argue convincingly that it can’t.</w:t>
-      </w:r>
-    </w:p>
-    <w:p>
-      <w:r>
-        <w:pict>
-          <v:rect style="width:0;height:1.5pt" o:hralign="center" o:hrstd="t" o:hr="t"/>
+        <w:t xml:space="preserve">The test starts at </w:t>
+      </w:r>
+      <w:r>
+        <w:rPr>
+          <w:rStyle w:val="VerbatimChar"/>
+        </w:rPr>
+        <w:t>x + epsilon</w:t>
+      </w:r>
+      <w:r>
+        <w:t xml:space="preserve"> only. Should it also check </w:t>
+      </w:r>
+      <w:r>
+        <w:rPr>
+          <w:rStyle w:val="VerbatimChar"/>
+        </w:rPr>
+        <w:t>x - epsilon</w:t>
+      </w:r>
+      <w:r>
+        <w:t>? Construct a function where it would matter, or argue convincingly that it can’t.</w:t>
+      </w:r>
+    </w:p>
+    <w:p>
+      <w:r>
+        <w:rPr>
+          <w:noProof/>
+        </w:rPr>
+      </w:r>
+      <w:r>
+        <w:pict w14:anchorId="7D7B186E">
+          <v:rect id="Horizontal Line 4" o:spid="_x0000_s1027" style="width:468pt;height:1.1pt;visibility:visible;mso-wrap-style:square;mso-left-percent:-10001;mso-top-percent:-10001;mso-position-horizontal:absolute;mso-position-horizontal-relative:char;mso-position-vertical:absolute;mso-position-vertical-relative:line;mso-left-percent:-10001;mso-top-percent:-10001;v-text-anchor:top" o:gfxdata="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" filled="f">
+            <o:lock v:ext="edit" rotation="t" aspectratio="t" verticies="t" text="t" shapetype="t"/>
+            <w10:anchorlock/>
+          </v:rect>
         </w:pict>
       </w:r>
     </w:p>
-    <w:bookmarkEnd w:id="12"/>
-    <w:bookmarkStart w:id="13" w:name="part-3-a-catalog-of-fixed-points"/>
     <w:p>
       <w:pPr>
         <w:pStyle w:val="Heading2"/>
       </w:pPr>
-      <w:r>
-        <w:t xml:space="preserve">Part 3 — A catalog of fixed points</w:t>
+      <w:bookmarkStart w:id="4" w:name="part-3-a-catalog-of-fixed-points"/>
+      <w:bookmarkEnd w:id="3"/>
+      <w:r>
+        <w:lastRenderedPageBreak/>
+        <w:t>Part 3 — A catalog of fixed points</w:t>
       </w:r>
     </w:p>
     <w:p>
@@ -1298,50 +918,55 @@
         <w:pStyle w:val="FirstParagraph"/>
       </w:pPr>
       <w:r>
-        <w:t xml:space="preserve">Each function below has exactly one fixed point in the interval given. For each one: change</w:t>
-      </w:r>
-      <w:r>
-        <w:t xml:space="preserve"> </w:t>
-      </w:r>
-      <w:r>
-        <w:rPr>
-          <w:rStyle w:val="VerbatimChar"/>
-        </w:rPr>
-        <w:t xml:space="preserve">f</w:t>
-      </w:r>
-      <w:r>
-        <w:t xml:space="preserve">, run your program with that interval, and record the fixed point and its classification.</w:t>
+        <w:t xml:space="preserve">Each function below has exactly one fixed point in the interval given. For each one: change </w:t>
+      </w:r>
+      <w:r>
+        <w:rPr>
+          <w:rStyle w:val="VerbatimChar"/>
+        </w:rPr>
+        <w:t>f</w:t>
+      </w:r>
+      <w:r>
+        <w:t>, run your program with that interval, and record the fixed point and its classification.</w:t>
       </w:r>
     </w:p>
     <w:tbl>
       <w:tblPr>
-        <w:tblStyle w:val="Table"/>
-        <w:tblW w:type="auto" w:w="0"/>
-        <w:tblLook w:firstRow="1" w:lastRow="0" w:firstColumn="0" w:lastColumn="0" w:noHBand="0" w:noVBand="0" w:val="0020"/>
+        <w:tblStyle w:val="PlainTable2"/>
+        <w:tblW w:w="0" w:type="auto"/>
+        <w:tblLook w:val="0020" w:firstRow="1" w:lastRow="0" w:firstColumn="0" w:lastColumn="0" w:noHBand="0" w:noVBand="0"/>
       </w:tblPr>
       <w:tblGrid>
-        <w:gridCol w:w="1980"/>
-        <w:gridCol w:w="1980"/>
-        <w:gridCol w:w="1980"/>
-        <w:gridCol w:w="1980"/>
+        <w:gridCol w:w="345"/>
+        <w:gridCol w:w="1312"/>
+        <w:gridCol w:w="2273"/>
+        <w:gridCol w:w="2072"/>
+        <w:gridCol w:w="1396"/>
+        <w:gridCol w:w="1620"/>
       </w:tblGrid>
       <w:tr>
         <w:trPr>
-          <w:tblHeader w:val="on"/>
+          <w:cnfStyle w:val="100000000000" w:firstRow="1" w:lastRow="0" w:firstColumn="0" w:lastColumn="0" w:oddVBand="0" w:evenVBand="0" w:oddHBand="0" w:evenHBand="0" w:firstRowFirstColumn="0" w:firstRowLastColumn="0" w:lastRowFirstColumn="0" w:lastRowLastColumn="0"/>
         </w:trPr>
         <w:tc>
-          <w:tcPr/>
+          <w:tcPr>
+            <w:cnfStyle w:val="000010000000" w:firstRow="0" w:lastRow="0" w:firstColumn="0" w:lastColumn="0" w:oddVBand="1" w:evenVBand="0" w:oddHBand="0" w:evenHBand="0" w:firstRowFirstColumn="0" w:firstRowLastColumn="0" w:lastRowFirstColumn="0" w:lastRowLastColumn="0"/>
+            <w:tcW w:w="0" w:type="auto"/>
+          </w:tcPr>
           <w:p>
             <w:pPr>
               <w:pStyle w:val="Compact"/>
             </w:pPr>
             <w:r>
-              <w:t xml:space="preserve">#</w:t>
+              <w:t>#</w:t>
             </w:r>
           </w:p>
         </w:tc>
         <w:tc>
-          <w:tcPr/>
+          <w:tcPr>
+            <w:cnfStyle w:val="000001000000" w:firstRow="0" w:lastRow="0" w:firstColumn="0" w:lastColumn="0" w:oddVBand="0" w:evenVBand="1" w:oddHBand="0" w:evenHBand="0" w:firstRowFirstColumn="0" w:firstRowLastColumn="0" w:lastRowFirstColumn="0" w:lastRowLastColumn="0"/>
+            <w:tcW w:w="0" w:type="auto"/>
+          </w:tcPr>
           <w:p>
             <w:pPr>
               <w:pStyle w:val="Compact"/>
@@ -1350,67 +975,110 @@
               <w:rPr>
                 <w:rStyle w:val="VerbatimChar"/>
               </w:rPr>
-              <w:t xml:space="preserve">f(x)</w:t>
+              <w:t>f(x)</w:t>
             </w:r>
           </w:p>
         </w:tc>
         <w:tc>
-          <w:tcPr/>
+          <w:tcPr>
+            <w:cnfStyle w:val="000010000000" w:firstRow="0" w:lastRow="0" w:firstColumn="0" w:lastColumn="0" w:oddVBand="1" w:evenVBand="0" w:oddHBand="0" w:evenHBand="0" w:firstRowFirstColumn="0" w:firstRowLastColumn="0" w:lastRowFirstColumn="0" w:lastRowLastColumn="0"/>
+            <w:tcW w:w="0" w:type="auto"/>
+          </w:tcPr>
           <w:p>
             <w:pPr>
               <w:pStyle w:val="Compact"/>
             </w:pPr>
             <w:r>
-              <w:t xml:space="preserve">Java</w:t>
+              <w:t>Java</w:t>
             </w:r>
           </w:p>
         </w:tc>
         <w:tc>
-          <w:tcPr/>
+          <w:tcPr>
+            <w:cnfStyle w:val="000001000000" w:firstRow="0" w:lastRow="0" w:firstColumn="0" w:lastColumn="0" w:oddVBand="0" w:evenVBand="1" w:oddHBand="0" w:evenHBand="0" w:firstRowFirstColumn="0" w:firstRowLastColumn="0" w:lastRowFirstColumn="0" w:lastRowLastColumn="0"/>
+            <w:tcW w:w="0" w:type="auto"/>
+          </w:tcPr>
           <w:p>
             <w:pPr>
               <w:pStyle w:val="Compact"/>
             </w:pPr>
             <w:r>
-              <w:t xml:space="preserve">Interval</w:t>
-            </w:r>
-            <w:r>
-              <w:t xml:space="preserve"> </w:t>
+              <w:t xml:space="preserve">Interval </w:t>
             </w:r>
             <w:r>
               <w:rPr>
                 <w:rStyle w:val="VerbatimChar"/>
               </w:rPr>
-              <w:t xml:space="preserve">[lo, hi]</w:t>
+              <w:t>[lo, hi]</w:t>
+            </w:r>
+          </w:p>
+        </w:tc>
+        <w:tc>
+          <w:tcPr>
+            <w:cnfStyle w:val="000010000000" w:firstRow="0" w:lastRow="0" w:firstColumn="0" w:lastColumn="0" w:oddVBand="1" w:evenVBand="0" w:oddHBand="0" w:evenHBand="0" w:firstRowFirstColumn="0" w:firstRowLastColumn="0" w:lastRowFirstColumn="0" w:lastRowLastColumn="0"/>
+            <w:tcW w:w="1396" w:type="dxa"/>
+          </w:tcPr>
+          <w:p>
+            <w:pPr>
+              <w:pStyle w:val="Compact"/>
+            </w:pPr>
+            <w:r>
+              <w:t>Fix pt</w:t>
+            </w:r>
+          </w:p>
+        </w:tc>
+        <w:tc>
+          <w:tcPr>
+            <w:cnfStyle w:val="000001000000" w:firstRow="0" w:lastRow="0" w:firstColumn="0" w:lastColumn="0" w:oddVBand="0" w:evenVBand="1" w:oddHBand="0" w:evenHBand="0" w:firstRowFirstColumn="0" w:firstRowLastColumn="0" w:lastRowFirstColumn="0" w:lastRowLastColumn="0"/>
+            <w:tcW w:w="1620" w:type="dxa"/>
+          </w:tcPr>
+          <w:p>
+            <w:pPr>
+              <w:pStyle w:val="Compact"/>
+            </w:pPr>
+            <w:r>
+              <w:t>Type</w:t>
             </w:r>
           </w:p>
         </w:tc>
       </w:tr>
       <w:tr>
-        <w:tc>
-          <w:tcPr/>
+        <w:trPr>
+          <w:cnfStyle w:val="000000100000" w:firstRow="0" w:lastRow="0" w:firstColumn="0" w:lastColumn="0" w:oddVBand="0" w:evenVBand="0" w:oddHBand="1" w:evenHBand="0" w:firstRowFirstColumn="0" w:firstRowLastColumn="0" w:lastRowFirstColumn="0" w:lastRowLastColumn="0"/>
+        </w:trPr>
+        <w:tc>
+          <w:tcPr>
+            <w:cnfStyle w:val="000010000000" w:firstRow="0" w:lastRow="0" w:firstColumn="0" w:lastColumn="0" w:oddVBand="1" w:evenVBand="0" w:oddHBand="0" w:evenHBand="0" w:firstRowFirstColumn="0" w:firstRowLastColumn="0" w:lastRowFirstColumn="0" w:lastRowLastColumn="0"/>
+            <w:tcW w:w="0" w:type="auto"/>
+          </w:tcPr>
           <w:p>
             <w:pPr>
               <w:pStyle w:val="Compact"/>
             </w:pPr>
             <w:r>
-              <w:t xml:space="preserve">1</w:t>
+              <w:t>1</w:t>
             </w:r>
           </w:p>
         </w:tc>
         <w:tc>
-          <w:tcPr/>
+          <w:tcPr>
+            <w:cnfStyle w:val="000001000000" w:firstRow="0" w:lastRow="0" w:firstColumn="0" w:lastColumn="0" w:oddVBand="0" w:evenVBand="1" w:oddHBand="0" w:evenHBand="0" w:firstRowFirstColumn="0" w:firstRowLastColumn="0" w:lastRowFirstColumn="0" w:lastRowLastColumn="0"/>
+            <w:tcW w:w="0" w:type="auto"/>
+          </w:tcPr>
           <w:p>
             <w:pPr>
               <w:pStyle w:val="Compact"/>
             </w:pPr>
             <w:r>
-              <w:t xml:space="preserve">cos x</w:t>
+              <w:t>cos x</w:t>
             </w:r>
           </w:p>
         </w:tc>
         <w:tc>
-          <w:tcPr/>
+          <w:tcPr>
+            <w:cnfStyle w:val="000010000000" w:firstRow="0" w:lastRow="0" w:firstColumn="0" w:lastColumn="0" w:oddVBand="1" w:evenVBand="0" w:oddHBand="0" w:evenHBand="0" w:firstRowFirstColumn="0" w:firstRowLastColumn="0" w:lastRowFirstColumn="0" w:lastRowLastColumn="0"/>
+            <w:tcW w:w="0" w:type="auto"/>
+          </w:tcPr>
           <w:p>
             <w:pPr>
               <w:pStyle w:val="Compact"/>
@@ -1419,12 +1087,15 @@
               <w:rPr>
                 <w:rStyle w:val="VerbatimChar"/>
               </w:rPr>
-              <w:t xml:space="preserve">Math.cos(x)</w:t>
+              <w:t>Math.cos(x)</w:t>
             </w:r>
           </w:p>
         </w:tc>
         <w:tc>
-          <w:tcPr/>
+          <w:tcPr>
+            <w:cnfStyle w:val="000001000000" w:firstRow="0" w:lastRow="0" w:firstColumn="0" w:lastColumn="0" w:oddVBand="0" w:evenVBand="1" w:oddHBand="0" w:evenHBand="0" w:firstRowFirstColumn="0" w:firstRowLastColumn="0" w:lastRowFirstColumn="0" w:lastRowLastColumn="0"/>
+            <w:tcW w:w="0" w:type="auto"/>
+          </w:tcPr>
           <w:p>
             <w:pPr>
               <w:pStyle w:val="Compact"/>
@@ -1433,39 +1104,73 @@
               <w:rPr>
                 <w:rStyle w:val="VerbatimChar"/>
               </w:rPr>
-              <w:t xml:space="preserve">[0, 1]</w:t>
+              <w:t>[0, 1]</w:t>
             </w:r>
+          </w:p>
+        </w:tc>
+        <w:tc>
+          <w:tcPr>
+            <w:cnfStyle w:val="000010000000" w:firstRow="0" w:lastRow="0" w:firstColumn="0" w:lastColumn="0" w:oddVBand="1" w:evenVBand="0" w:oddHBand="0" w:evenHBand="0" w:firstRowFirstColumn="0" w:firstRowLastColumn="0" w:lastRowFirstColumn="0" w:lastRowLastColumn="0"/>
+            <w:tcW w:w="1396" w:type="dxa"/>
+          </w:tcPr>
+          <w:p>
+            <w:pPr>
+              <w:pStyle w:val="Compact"/>
+              <w:rPr>
+                <w:rStyle w:val="VerbatimChar"/>
+              </w:rPr>
+            </w:pPr>
+          </w:p>
+        </w:tc>
+        <w:tc>
+          <w:tcPr>
+            <w:cnfStyle w:val="000001000000" w:firstRow="0" w:lastRow="0" w:firstColumn="0" w:lastColumn="0" w:oddVBand="0" w:evenVBand="1" w:oddHBand="0" w:evenHBand="0" w:firstRowFirstColumn="0" w:firstRowLastColumn="0" w:lastRowFirstColumn="0" w:lastRowLastColumn="0"/>
+            <w:tcW w:w="1620" w:type="dxa"/>
+          </w:tcPr>
+          <w:p>
+            <w:pPr>
+              <w:pStyle w:val="Compact"/>
+              <w:rPr>
+                <w:rStyle w:val="VerbatimChar"/>
+              </w:rPr>
+            </w:pPr>
           </w:p>
         </w:tc>
       </w:tr>
       <w:tr>
         <w:tc>
-          <w:tcPr/>
+          <w:tcPr>
+            <w:cnfStyle w:val="000010000000" w:firstRow="0" w:lastRow="0" w:firstColumn="0" w:lastColumn="0" w:oddVBand="1" w:evenVBand="0" w:oddHBand="0" w:evenHBand="0" w:firstRowFirstColumn="0" w:firstRowLastColumn="0" w:lastRowFirstColumn="0" w:lastRowLastColumn="0"/>
+            <w:tcW w:w="0" w:type="auto"/>
+          </w:tcPr>
           <w:p>
             <w:pPr>
               <w:pStyle w:val="Compact"/>
             </w:pPr>
             <w:r>
-              <w:t xml:space="preserve">2</w:t>
+              <w:t>2</w:t>
             </w:r>
           </w:p>
         </w:tc>
         <w:tc>
-          <w:tcPr/>
+          <w:tcPr>
+            <w:cnfStyle w:val="000001000000" w:firstRow="0" w:lastRow="0" w:firstColumn="0" w:lastColumn="0" w:oddVBand="0" w:evenVBand="1" w:oddHBand="0" w:evenHBand="0" w:firstRowFirstColumn="0" w:firstRowLastColumn="0" w:lastRowFirstColumn="0" w:lastRowLastColumn="0"/>
+            <w:tcW w:w="0" w:type="auto"/>
+          </w:tcPr>
           <w:p>
             <w:pPr>
               <w:pStyle w:val="Compact"/>
             </w:pPr>
             <w:r>
-              <w:t xml:space="preserve">e</w:t>
+              <w:t>e−x</w:t>
             </w:r>
-            <w:r>
-              <w:t xml:space="preserve">−x</w:t>
-            </w:r>
-          </w:p>
-        </w:tc>
-        <w:tc>
-          <w:tcPr/>
+          </w:p>
+        </w:tc>
+        <w:tc>
+          <w:tcPr>
+            <w:cnfStyle w:val="000010000000" w:firstRow="0" w:lastRow="0" w:firstColumn="0" w:lastColumn="0" w:oddVBand="1" w:evenVBand="0" w:oddHBand="0" w:evenHBand="0" w:firstRowFirstColumn="0" w:firstRowLastColumn="0" w:lastRowFirstColumn="0" w:lastRowLastColumn="0"/>
+            <w:tcW w:w="0" w:type="auto"/>
+          </w:tcPr>
           <w:p>
             <w:pPr>
               <w:pStyle w:val="Compact"/>
@@ -1474,12 +1179,15 @@
               <w:rPr>
                 <w:rStyle w:val="VerbatimChar"/>
               </w:rPr>
-              <w:t xml:space="preserve">Math.exp(-x)</w:t>
+              <w:t>Math.exp(-x)</w:t>
             </w:r>
           </w:p>
         </w:tc>
         <w:tc>
-          <w:tcPr/>
+          <w:tcPr>
+            <w:cnfStyle w:val="000001000000" w:firstRow="0" w:lastRow="0" w:firstColumn="0" w:lastColumn="0" w:oddVBand="0" w:evenVBand="1" w:oddHBand="0" w:evenHBand="0" w:firstRowFirstColumn="0" w:firstRowLastColumn="0" w:lastRowFirstColumn="0" w:lastRowLastColumn="0"/>
+            <w:tcW w:w="0" w:type="auto"/>
+          </w:tcPr>
           <w:p>
             <w:pPr>
               <w:pStyle w:val="Compact"/>
@@ -1488,36 +1196,76 @@
               <w:rPr>
                 <w:rStyle w:val="VerbatimChar"/>
               </w:rPr>
-              <w:t xml:space="preserve">[0, 1]</w:t>
+              <w:t>[0, 1]</w:t>
             </w:r>
+          </w:p>
+        </w:tc>
+        <w:tc>
+          <w:tcPr>
+            <w:cnfStyle w:val="000010000000" w:firstRow="0" w:lastRow="0" w:firstColumn="0" w:lastColumn="0" w:oddVBand="1" w:evenVBand="0" w:oddHBand="0" w:evenHBand="0" w:firstRowFirstColumn="0" w:firstRowLastColumn="0" w:lastRowFirstColumn="0" w:lastRowLastColumn="0"/>
+            <w:tcW w:w="1396" w:type="dxa"/>
+          </w:tcPr>
+          <w:p>
+            <w:pPr>
+              <w:pStyle w:val="Compact"/>
+              <w:rPr>
+                <w:rStyle w:val="VerbatimChar"/>
+              </w:rPr>
+            </w:pPr>
+          </w:p>
+        </w:tc>
+        <w:tc>
+          <w:tcPr>
+            <w:cnfStyle w:val="000001000000" w:firstRow="0" w:lastRow="0" w:firstColumn="0" w:lastColumn="0" w:oddVBand="0" w:evenVBand="1" w:oddHBand="0" w:evenHBand="0" w:firstRowFirstColumn="0" w:firstRowLastColumn="0" w:lastRowFirstColumn="0" w:lastRowLastColumn="0"/>
+            <w:tcW w:w="1620" w:type="dxa"/>
+          </w:tcPr>
+          <w:p>
+            <w:pPr>
+              <w:pStyle w:val="Compact"/>
+              <w:rPr>
+                <w:rStyle w:val="VerbatimChar"/>
+              </w:rPr>
+            </w:pPr>
           </w:p>
         </w:tc>
       </w:tr>
       <w:tr>
-        <w:tc>
-          <w:tcPr/>
+        <w:trPr>
+          <w:cnfStyle w:val="000000100000" w:firstRow="0" w:lastRow="0" w:firstColumn="0" w:lastColumn="0" w:oddVBand="0" w:evenVBand="0" w:oddHBand="1" w:evenHBand="0" w:firstRowFirstColumn="0" w:firstRowLastColumn="0" w:lastRowFirstColumn="0" w:lastRowLastColumn="0"/>
+        </w:trPr>
+        <w:tc>
+          <w:tcPr>
+            <w:cnfStyle w:val="000010000000" w:firstRow="0" w:lastRow="0" w:firstColumn="0" w:lastColumn="0" w:oddVBand="1" w:evenVBand="0" w:oddHBand="0" w:evenHBand="0" w:firstRowFirstColumn="0" w:firstRowLastColumn="0" w:lastRowFirstColumn="0" w:lastRowLastColumn="0"/>
+            <w:tcW w:w="0" w:type="auto"/>
+          </w:tcPr>
           <w:p>
             <w:pPr>
               <w:pStyle w:val="Compact"/>
             </w:pPr>
             <w:r>
-              <w:t xml:space="preserve">3</w:t>
+              <w:t>3</w:t>
             </w:r>
           </w:p>
         </w:tc>
         <w:tc>
-          <w:tcPr/>
+          <w:tcPr>
+            <w:cnfStyle w:val="000001000000" w:firstRow="0" w:lastRow="0" w:firstColumn="0" w:lastColumn="0" w:oddVBand="0" w:evenVBand="1" w:oddHBand="0" w:evenHBand="0" w:firstRowFirstColumn="0" w:firstRowLastColumn="0" w:lastRowFirstColumn="0" w:lastRowLastColumn="0"/>
+            <w:tcW w:w="0" w:type="auto"/>
+          </w:tcPr>
           <w:p>
             <w:pPr>
               <w:pStyle w:val="Compact"/>
             </w:pPr>
             <w:r>
-              <w:t xml:space="preserve">1 + 1/x</w:t>
+              <w:t>1 + 1/x</w:t>
             </w:r>
           </w:p>
         </w:tc>
         <w:tc>
-          <w:tcPr/>
+          <w:tcPr>
+            <w:cnfStyle w:val="000010000000" w:firstRow="0" w:lastRow="0" w:firstColumn="0" w:lastColumn="0" w:oddVBand="1" w:evenVBand="0" w:oddHBand="0" w:evenHBand="0" w:firstRowFirstColumn="0" w:firstRowLastColumn="0" w:lastRowFirstColumn="0" w:lastRowLastColumn="0"/>
+            <w:tcW w:w="0" w:type="auto"/>
+          </w:tcPr>
           <w:p>
             <w:pPr>
               <w:pStyle w:val="Compact"/>
@@ -1526,12 +1274,15 @@
               <w:rPr>
                 <w:rStyle w:val="VerbatimChar"/>
               </w:rPr>
-              <w:t xml:space="preserve">1 + 1/x</w:t>
+              <w:t>1 + 1/x</w:t>
             </w:r>
           </w:p>
         </w:tc>
         <w:tc>
-          <w:tcPr/>
+          <w:tcPr>
+            <w:cnfStyle w:val="000001000000" w:firstRow="0" w:lastRow="0" w:firstColumn="0" w:lastColumn="0" w:oddVBand="0" w:evenVBand="1" w:oddHBand="0" w:evenHBand="0" w:firstRowFirstColumn="0" w:firstRowLastColumn="0" w:lastRowFirstColumn="0" w:lastRowLastColumn="0"/>
+            <w:tcW w:w="0" w:type="auto"/>
+          </w:tcPr>
           <w:p>
             <w:pPr>
               <w:pStyle w:val="Compact"/>
@@ -1540,36 +1291,73 @@
               <w:rPr>
                 <w:rStyle w:val="VerbatimChar"/>
               </w:rPr>
-              <w:t xml:space="preserve">[1, 2]</w:t>
+              <w:t>[1, 2]</w:t>
             </w:r>
+          </w:p>
+        </w:tc>
+        <w:tc>
+          <w:tcPr>
+            <w:cnfStyle w:val="000010000000" w:firstRow="0" w:lastRow="0" w:firstColumn="0" w:lastColumn="0" w:oddVBand="1" w:evenVBand="0" w:oddHBand="0" w:evenHBand="0" w:firstRowFirstColumn="0" w:firstRowLastColumn="0" w:lastRowFirstColumn="0" w:lastRowLastColumn="0"/>
+            <w:tcW w:w="1396" w:type="dxa"/>
+          </w:tcPr>
+          <w:p>
+            <w:pPr>
+              <w:pStyle w:val="Compact"/>
+              <w:rPr>
+                <w:rStyle w:val="VerbatimChar"/>
+              </w:rPr>
+            </w:pPr>
+          </w:p>
+        </w:tc>
+        <w:tc>
+          <w:tcPr>
+            <w:cnfStyle w:val="000001000000" w:firstRow="0" w:lastRow="0" w:firstColumn="0" w:lastColumn="0" w:oddVBand="0" w:evenVBand="1" w:oddHBand="0" w:evenHBand="0" w:firstRowFirstColumn="0" w:firstRowLastColumn="0" w:lastRowFirstColumn="0" w:lastRowLastColumn="0"/>
+            <w:tcW w:w="1620" w:type="dxa"/>
+          </w:tcPr>
+          <w:p>
+            <w:pPr>
+              <w:pStyle w:val="Compact"/>
+              <w:rPr>
+                <w:rStyle w:val="VerbatimChar"/>
+              </w:rPr>
+            </w:pPr>
           </w:p>
         </w:tc>
       </w:tr>
       <w:tr>
         <w:tc>
-          <w:tcPr/>
+          <w:tcPr>
+            <w:cnfStyle w:val="000010000000" w:firstRow="0" w:lastRow="0" w:firstColumn="0" w:lastColumn="0" w:oddVBand="1" w:evenVBand="0" w:oddHBand="0" w:evenHBand="0" w:firstRowFirstColumn="0" w:firstRowLastColumn="0" w:lastRowFirstColumn="0" w:lastRowLastColumn="0"/>
+            <w:tcW w:w="0" w:type="auto"/>
+          </w:tcPr>
           <w:p>
             <w:pPr>
               <w:pStyle w:val="Compact"/>
             </w:pPr>
             <w:r>
-              <w:t xml:space="preserve">4</w:t>
+              <w:t>4</w:t>
             </w:r>
           </w:p>
         </w:tc>
         <w:tc>
-          <w:tcPr/>
+          <w:tcPr>
+            <w:cnfStyle w:val="000001000000" w:firstRow="0" w:lastRow="0" w:firstColumn="0" w:lastColumn="0" w:oddVBand="0" w:evenVBand="1" w:oddHBand="0" w:evenHBand="0" w:firstRowFirstColumn="0" w:firstRowLastColumn="0" w:lastRowFirstColumn="0" w:lastRowLastColumn="0"/>
+            <w:tcW w:w="0" w:type="auto"/>
+          </w:tcPr>
           <w:p>
             <w:pPr>
               <w:pStyle w:val="Compact"/>
             </w:pPr>
             <w:r>
-              <w:t xml:space="preserve">(x + 2/x) / 2</w:t>
+              <w:t>(x + 2/x) / 2</w:t>
             </w:r>
           </w:p>
         </w:tc>
         <w:tc>
-          <w:tcPr/>
+          <w:tcPr>
+            <w:cnfStyle w:val="000010000000" w:firstRow="0" w:lastRow="0" w:firstColumn="0" w:lastColumn="0" w:oddVBand="1" w:evenVBand="0" w:oddHBand="0" w:evenHBand="0" w:firstRowFirstColumn="0" w:firstRowLastColumn="0" w:lastRowFirstColumn="0" w:lastRowLastColumn="0"/>
+            <w:tcW w:w="0" w:type="auto"/>
+          </w:tcPr>
           <w:p>
             <w:pPr>
               <w:pStyle w:val="Compact"/>
@@ -1578,12 +1366,15 @@
               <w:rPr>
                 <w:rStyle w:val="VerbatimChar"/>
               </w:rPr>
-              <w:t xml:space="preserve">(x + 2/x) / 2</w:t>
+              <w:t>(x + 2/x) / 2</w:t>
             </w:r>
           </w:p>
         </w:tc>
         <w:tc>
-          <w:tcPr/>
+          <w:tcPr>
+            <w:cnfStyle w:val="000001000000" w:firstRow="0" w:lastRow="0" w:firstColumn="0" w:lastColumn="0" w:oddVBand="0" w:evenVBand="1" w:oddHBand="0" w:evenHBand="0" w:firstRowFirstColumn="0" w:firstRowLastColumn="0" w:lastRowFirstColumn="0" w:lastRowLastColumn="0"/>
+            <w:tcW w:w="0" w:type="auto"/>
+          </w:tcPr>
           <w:p>
             <w:pPr>
               <w:pStyle w:val="Compact"/>
@@ -1592,36 +1383,76 @@
               <w:rPr>
                 <w:rStyle w:val="VerbatimChar"/>
               </w:rPr>
-              <w:t xml:space="preserve">[1, 2]</w:t>
+              <w:t>[1, 2]</w:t>
             </w:r>
+          </w:p>
+        </w:tc>
+        <w:tc>
+          <w:tcPr>
+            <w:cnfStyle w:val="000010000000" w:firstRow="0" w:lastRow="0" w:firstColumn="0" w:lastColumn="0" w:oddVBand="1" w:evenVBand="0" w:oddHBand="0" w:evenHBand="0" w:firstRowFirstColumn="0" w:firstRowLastColumn="0" w:lastRowFirstColumn="0" w:lastRowLastColumn="0"/>
+            <w:tcW w:w="1396" w:type="dxa"/>
+          </w:tcPr>
+          <w:p>
+            <w:pPr>
+              <w:pStyle w:val="Compact"/>
+              <w:rPr>
+                <w:rStyle w:val="VerbatimChar"/>
+              </w:rPr>
+            </w:pPr>
+          </w:p>
+        </w:tc>
+        <w:tc>
+          <w:tcPr>
+            <w:cnfStyle w:val="000001000000" w:firstRow="0" w:lastRow="0" w:firstColumn="0" w:lastColumn="0" w:oddVBand="0" w:evenVBand="1" w:oddHBand="0" w:evenHBand="0" w:firstRowFirstColumn="0" w:firstRowLastColumn="0" w:lastRowFirstColumn="0" w:lastRowLastColumn="0"/>
+            <w:tcW w:w="1620" w:type="dxa"/>
+          </w:tcPr>
+          <w:p>
+            <w:pPr>
+              <w:pStyle w:val="Compact"/>
+              <w:rPr>
+                <w:rStyle w:val="VerbatimChar"/>
+              </w:rPr>
+            </w:pPr>
           </w:p>
         </w:tc>
       </w:tr>
       <w:tr>
-        <w:tc>
-          <w:tcPr/>
+        <w:trPr>
+          <w:cnfStyle w:val="000000100000" w:firstRow="0" w:lastRow="0" w:firstColumn="0" w:lastColumn="0" w:oddVBand="0" w:evenVBand="0" w:oddHBand="1" w:evenHBand="0" w:firstRowFirstColumn="0" w:firstRowLastColumn="0" w:lastRowFirstColumn="0" w:lastRowLastColumn="0"/>
+        </w:trPr>
+        <w:tc>
+          <w:tcPr>
+            <w:cnfStyle w:val="000010000000" w:firstRow="0" w:lastRow="0" w:firstColumn="0" w:lastColumn="0" w:oddVBand="1" w:evenVBand="0" w:oddHBand="0" w:evenHBand="0" w:firstRowFirstColumn="0" w:firstRowLastColumn="0" w:lastRowFirstColumn="0" w:lastRowLastColumn="0"/>
+            <w:tcW w:w="0" w:type="auto"/>
+          </w:tcPr>
           <w:p>
             <w:pPr>
               <w:pStyle w:val="Compact"/>
             </w:pPr>
             <w:r>
-              <w:t xml:space="preserve">5</w:t>
+              <w:t>5</w:t>
             </w:r>
           </w:p>
         </w:tc>
         <w:tc>
-          <w:tcPr/>
+          <w:tcPr>
+            <w:cnfStyle w:val="000001000000" w:firstRow="0" w:lastRow="0" w:firstColumn="0" w:lastColumn="0" w:oddVBand="0" w:evenVBand="1" w:oddHBand="0" w:evenHBand="0" w:firstRowFirstColumn="0" w:firstRowLastColumn="0" w:lastRowFirstColumn="0" w:lastRowLastColumn="0"/>
+            <w:tcW w:w="0" w:type="auto"/>
+          </w:tcPr>
           <w:p>
             <w:pPr>
               <w:pStyle w:val="Compact"/>
             </w:pPr>
             <w:r>
-              <w:t xml:space="preserve">2 sin x</w:t>
+              <w:t>2 sin x</w:t>
             </w:r>
           </w:p>
         </w:tc>
         <w:tc>
-          <w:tcPr/>
+          <w:tcPr>
+            <w:cnfStyle w:val="000010000000" w:firstRow="0" w:lastRow="0" w:firstColumn="0" w:lastColumn="0" w:oddVBand="1" w:evenVBand="0" w:oddHBand="0" w:evenHBand="0" w:firstRowFirstColumn="0" w:firstRowLastColumn="0" w:lastRowFirstColumn="0" w:lastRowLastColumn="0"/>
+            <w:tcW w:w="0" w:type="auto"/>
+          </w:tcPr>
           <w:p>
             <w:pPr>
               <w:pStyle w:val="Compact"/>
@@ -1630,12 +1461,15 @@
               <w:rPr>
                 <w:rStyle w:val="VerbatimChar"/>
               </w:rPr>
-              <w:t xml:space="preserve">2 * Math.sin(x)</w:t>
+              <w:t>2 * Math.sin(x)</w:t>
             </w:r>
           </w:p>
         </w:tc>
         <w:tc>
-          <w:tcPr/>
+          <w:tcPr>
+            <w:cnfStyle w:val="000001000000" w:firstRow="0" w:lastRow="0" w:firstColumn="0" w:lastColumn="0" w:oddVBand="0" w:evenVBand="1" w:oddHBand="0" w:evenHBand="0" w:firstRowFirstColumn="0" w:firstRowLastColumn="0" w:lastRowFirstColumn="0" w:lastRowLastColumn="0"/>
+            <w:tcW w:w="0" w:type="auto"/>
+          </w:tcPr>
           <w:p>
             <w:pPr>
               <w:pStyle w:val="Compact"/>
@@ -1644,36 +1478,73 @@
               <w:rPr>
                 <w:rStyle w:val="VerbatimChar"/>
               </w:rPr>
-              <w:t xml:space="preserve">[1, 3]</w:t>
+              <w:t>[1, 3]</w:t>
             </w:r>
+          </w:p>
+        </w:tc>
+        <w:tc>
+          <w:tcPr>
+            <w:cnfStyle w:val="000010000000" w:firstRow="0" w:lastRow="0" w:firstColumn="0" w:lastColumn="0" w:oddVBand="1" w:evenVBand="0" w:oddHBand="0" w:evenHBand="0" w:firstRowFirstColumn="0" w:firstRowLastColumn="0" w:lastRowFirstColumn="0" w:lastRowLastColumn="0"/>
+            <w:tcW w:w="1396" w:type="dxa"/>
+          </w:tcPr>
+          <w:p>
+            <w:pPr>
+              <w:pStyle w:val="Compact"/>
+              <w:rPr>
+                <w:rStyle w:val="VerbatimChar"/>
+              </w:rPr>
+            </w:pPr>
+          </w:p>
+        </w:tc>
+        <w:tc>
+          <w:tcPr>
+            <w:cnfStyle w:val="000001000000" w:firstRow="0" w:lastRow="0" w:firstColumn="0" w:lastColumn="0" w:oddVBand="0" w:evenVBand="1" w:oddHBand="0" w:evenHBand="0" w:firstRowFirstColumn="0" w:firstRowLastColumn="0" w:lastRowFirstColumn="0" w:lastRowLastColumn="0"/>
+            <w:tcW w:w="1620" w:type="dxa"/>
+          </w:tcPr>
+          <w:p>
+            <w:pPr>
+              <w:pStyle w:val="Compact"/>
+              <w:rPr>
+                <w:rStyle w:val="VerbatimChar"/>
+              </w:rPr>
+            </w:pPr>
           </w:p>
         </w:tc>
       </w:tr>
       <w:tr>
         <w:tc>
-          <w:tcPr/>
+          <w:tcPr>
+            <w:cnfStyle w:val="000010000000" w:firstRow="0" w:lastRow="0" w:firstColumn="0" w:lastColumn="0" w:oddVBand="1" w:evenVBand="0" w:oddHBand="0" w:evenHBand="0" w:firstRowFirstColumn="0" w:firstRowLastColumn="0" w:lastRowFirstColumn="0" w:lastRowLastColumn="0"/>
+            <w:tcW w:w="0" w:type="auto"/>
+          </w:tcPr>
           <w:p>
             <w:pPr>
               <w:pStyle w:val="Compact"/>
             </w:pPr>
             <w:r>
-              <w:t xml:space="preserve">6</w:t>
+              <w:t>6</w:t>
             </w:r>
           </w:p>
         </w:tc>
         <w:tc>
-          <w:tcPr/>
+          <w:tcPr>
+            <w:cnfStyle w:val="000001000000" w:firstRow="0" w:lastRow="0" w:firstColumn="0" w:lastColumn="0" w:oddVBand="0" w:evenVBand="1" w:oddHBand="0" w:evenHBand="0" w:firstRowFirstColumn="0" w:firstRowLastColumn="0" w:lastRowFirstColumn="0" w:lastRowLastColumn="0"/>
+            <w:tcW w:w="0" w:type="auto"/>
+          </w:tcPr>
           <w:p>
             <w:pPr>
               <w:pStyle w:val="Compact"/>
             </w:pPr>
             <w:r>
-              <w:t xml:space="preserve">3.2x(1 − x)</w:t>
+              <w:t>3.2x(1 − x)</w:t>
             </w:r>
           </w:p>
         </w:tc>
         <w:tc>
-          <w:tcPr/>
+          <w:tcPr>
+            <w:cnfStyle w:val="000010000000" w:firstRow="0" w:lastRow="0" w:firstColumn="0" w:lastColumn="0" w:oddVBand="1" w:evenVBand="0" w:oddHBand="0" w:evenHBand="0" w:firstRowFirstColumn="0" w:firstRowLastColumn="0" w:lastRowFirstColumn="0" w:lastRowLastColumn="0"/>
+            <w:tcW w:w="0" w:type="auto"/>
+          </w:tcPr>
           <w:p>
             <w:pPr>
               <w:pStyle w:val="Compact"/>
@@ -1682,12 +1553,15 @@
               <w:rPr>
                 <w:rStyle w:val="VerbatimChar"/>
               </w:rPr>
-              <w:t xml:space="preserve">3.2 * x * (1 - x)</w:t>
+              <w:t>3.2 * x * (1 - x)</w:t>
             </w:r>
           </w:p>
         </w:tc>
         <w:tc>
-          <w:tcPr/>
+          <w:tcPr>
+            <w:cnfStyle w:val="000001000000" w:firstRow="0" w:lastRow="0" w:firstColumn="0" w:lastColumn="0" w:oddVBand="0" w:evenVBand="1" w:oddHBand="0" w:evenHBand="0" w:firstRowFirstColumn="0" w:firstRowLastColumn="0" w:lastRowFirstColumn="0" w:lastRowLastColumn="0"/>
+            <w:tcW w:w="0" w:type="auto"/>
+          </w:tcPr>
           <w:p>
             <w:pPr>
               <w:pStyle w:val="Compact"/>
@@ -1696,36 +1570,76 @@
               <w:rPr>
                 <w:rStyle w:val="VerbatimChar"/>
               </w:rPr>
-              <w:t xml:space="preserve">[0.4, 1]</w:t>
+              <w:t>[0.4, 1]</w:t>
             </w:r>
+          </w:p>
+        </w:tc>
+        <w:tc>
+          <w:tcPr>
+            <w:cnfStyle w:val="000010000000" w:firstRow="0" w:lastRow="0" w:firstColumn="0" w:lastColumn="0" w:oddVBand="1" w:evenVBand="0" w:oddHBand="0" w:evenHBand="0" w:firstRowFirstColumn="0" w:firstRowLastColumn="0" w:lastRowFirstColumn="0" w:lastRowLastColumn="0"/>
+            <w:tcW w:w="1396" w:type="dxa"/>
+          </w:tcPr>
+          <w:p>
+            <w:pPr>
+              <w:pStyle w:val="Compact"/>
+              <w:rPr>
+                <w:rStyle w:val="VerbatimChar"/>
+              </w:rPr>
+            </w:pPr>
+          </w:p>
+        </w:tc>
+        <w:tc>
+          <w:tcPr>
+            <w:cnfStyle w:val="000001000000" w:firstRow="0" w:lastRow="0" w:firstColumn="0" w:lastColumn="0" w:oddVBand="0" w:evenVBand="1" w:oddHBand="0" w:evenHBand="0" w:firstRowFirstColumn="0" w:firstRowLastColumn="0" w:lastRowFirstColumn="0" w:lastRowLastColumn="0"/>
+            <w:tcW w:w="1620" w:type="dxa"/>
+          </w:tcPr>
+          <w:p>
+            <w:pPr>
+              <w:pStyle w:val="Compact"/>
+              <w:rPr>
+                <w:rStyle w:val="VerbatimChar"/>
+              </w:rPr>
+            </w:pPr>
           </w:p>
         </w:tc>
       </w:tr>
       <w:tr>
-        <w:tc>
-          <w:tcPr/>
+        <w:trPr>
+          <w:cnfStyle w:val="000000100000" w:firstRow="0" w:lastRow="0" w:firstColumn="0" w:lastColumn="0" w:oddVBand="0" w:evenVBand="0" w:oddHBand="1" w:evenHBand="0" w:firstRowFirstColumn="0" w:firstRowLastColumn="0" w:lastRowFirstColumn="0" w:lastRowLastColumn="0"/>
+        </w:trPr>
+        <w:tc>
+          <w:tcPr>
+            <w:cnfStyle w:val="000010000000" w:firstRow="0" w:lastRow="0" w:firstColumn="0" w:lastColumn="0" w:oddVBand="1" w:evenVBand="0" w:oddHBand="0" w:evenHBand="0" w:firstRowFirstColumn="0" w:firstRowLastColumn="0" w:lastRowFirstColumn="0" w:lastRowLastColumn="0"/>
+            <w:tcW w:w="0" w:type="auto"/>
+          </w:tcPr>
           <w:p>
             <w:pPr>
               <w:pStyle w:val="Compact"/>
             </w:pPr>
             <w:r>
-              <w:t xml:space="preserve">7</w:t>
+              <w:t>7</w:t>
             </w:r>
           </w:p>
         </w:tc>
         <w:tc>
-          <w:tcPr/>
+          <w:tcPr>
+            <w:cnfStyle w:val="000001000000" w:firstRow="0" w:lastRow="0" w:firstColumn="0" w:lastColumn="0" w:oddVBand="0" w:evenVBand="1" w:oddHBand="0" w:evenHBand="0" w:firstRowFirstColumn="0" w:firstRowLastColumn="0" w:lastRowFirstColumn="0" w:lastRowLastColumn="0"/>
+            <w:tcW w:w="0" w:type="auto"/>
+          </w:tcPr>
           <w:p>
             <w:pPr>
               <w:pStyle w:val="Compact"/>
             </w:pPr>
             <w:r>
-              <w:t xml:space="preserve">4 − x²</w:t>
+              <w:t>4 − x²</w:t>
             </w:r>
           </w:p>
         </w:tc>
         <w:tc>
-          <w:tcPr/>
+          <w:tcPr>
+            <w:cnfStyle w:val="000010000000" w:firstRow="0" w:lastRow="0" w:firstColumn="0" w:lastColumn="0" w:oddVBand="1" w:evenVBand="0" w:oddHBand="0" w:evenHBand="0" w:firstRowFirstColumn="0" w:firstRowLastColumn="0" w:lastRowFirstColumn="0" w:lastRowLastColumn="0"/>
+            <w:tcW w:w="0" w:type="auto"/>
+          </w:tcPr>
           <w:p>
             <w:pPr>
               <w:pStyle w:val="Compact"/>
@@ -1734,12 +1648,15 @@
               <w:rPr>
                 <w:rStyle w:val="VerbatimChar"/>
               </w:rPr>
-              <w:t xml:space="preserve">4 - x * x</w:t>
+              <w:t>4 - x * x</w:t>
             </w:r>
           </w:p>
         </w:tc>
         <w:tc>
-          <w:tcPr/>
+          <w:tcPr>
+            <w:cnfStyle w:val="000001000000" w:firstRow="0" w:lastRow="0" w:firstColumn="0" w:lastColumn="0" w:oddVBand="0" w:evenVBand="1" w:oddHBand="0" w:evenHBand="0" w:firstRowFirstColumn="0" w:firstRowLastColumn="0" w:lastRowFirstColumn="0" w:lastRowLastColumn="0"/>
+            <w:tcW w:w="0" w:type="auto"/>
+          </w:tcPr>
           <w:p>
             <w:pPr>
               <w:pStyle w:val="Compact"/>
@@ -1748,8 +1665,36 @@
               <w:rPr>
                 <w:rStyle w:val="VerbatimChar"/>
               </w:rPr>
-              <w:t xml:space="preserve">[1, 2.5]</w:t>
+              <w:t>[1, 2.5]</w:t>
             </w:r>
+          </w:p>
+        </w:tc>
+        <w:tc>
+          <w:tcPr>
+            <w:cnfStyle w:val="000010000000" w:firstRow="0" w:lastRow="0" w:firstColumn="0" w:lastColumn="0" w:oddVBand="1" w:evenVBand="0" w:oddHBand="0" w:evenHBand="0" w:firstRowFirstColumn="0" w:firstRowLastColumn="0" w:lastRowFirstColumn="0" w:lastRowLastColumn="0"/>
+            <w:tcW w:w="1396" w:type="dxa"/>
+          </w:tcPr>
+          <w:p>
+            <w:pPr>
+              <w:pStyle w:val="Compact"/>
+              <w:rPr>
+                <w:rStyle w:val="VerbatimChar"/>
+              </w:rPr>
+            </w:pPr>
+          </w:p>
+        </w:tc>
+        <w:tc>
+          <w:tcPr>
+            <w:cnfStyle w:val="000001000000" w:firstRow="0" w:lastRow="0" w:firstColumn="0" w:lastColumn="0" w:oddVBand="0" w:evenVBand="1" w:oddHBand="0" w:evenHBand="0" w:firstRowFirstColumn="0" w:firstRowLastColumn="0" w:lastRowFirstColumn="0" w:lastRowLastColumn="0"/>
+            <w:tcW w:w="1620" w:type="dxa"/>
+          </w:tcPr>
+          <w:p>
+            <w:pPr>
+              <w:pStyle w:val="Compact"/>
+              <w:rPr>
+                <w:rStyle w:val="VerbatimChar"/>
+              </w:rPr>
+            </w:pPr>
           </w:p>
         </w:tc>
       </w:tr>
@@ -1759,13 +1704,22 @@
         <w:pStyle w:val="BodyText"/>
       </w:pPr>
       <w:r>
-        <w:t xml:space="preserve">Turn in a table with three columns: the function, the fixed point to nine decimal places, and</w:t>
-      </w:r>
-      <w:r>
-        <w:t xml:space="preserve"> </w:t>
-      </w:r>
-      <w:r>
-        <w:t xml:space="preserve">attracting or repelling.</w:t>
+        <w:t>Fill in the table above</w:t>
+      </w:r>
+      <w:r>
+        <w:t>,</w:t>
+      </w:r>
+      <w:r>
+        <w:t xml:space="preserve"> adding</w:t>
+      </w:r>
+      <w:r>
+        <w:t xml:space="preserve"> the fixed point to </w:t>
+      </w:r>
+      <w:r>
+        <w:t>six</w:t>
+      </w:r>
+      <w:r>
+        <w:t xml:space="preserve"> decimal places, and attracting or repelling.</w:t>
       </w:r>
     </w:p>
     <w:p>
@@ -1773,124 +1727,93 @@
         <w:pStyle w:val="BodyText"/>
       </w:pPr>
       <w:r>
-        <w:t xml:space="preserve">Then:</w:t>
+        <w:t>Then:</w:t>
       </w:r>
     </w:p>
     <w:p>
       <w:pPr>
         <w:numPr>
           <w:ilvl w:val="0"/>
-          <w:numId w:val="1004"/>
+          <w:numId w:val="5"/>
         </w:numPr>
       </w:pPr>
       <w:r>
-        <w:t xml:space="preserve">Two of these fixed points are numbers you already know by another name. Which two, and what</w:t>
-      </w:r>
-      <w:r>
-        <w:t xml:space="preserve"> </w:t>
-      </w:r>
-      <w:r>
-        <w:t xml:space="preserve">are they? (Compare your decimals against something familiar.)</w:t>
+        <w:t>Two of these fixed points are numbers you already know by another name. Which two, and what are they? (Compare your decimals against something familiar.)</w:t>
       </w:r>
     </w:p>
     <w:p>
       <w:pPr>
         <w:numPr>
           <w:ilvl w:val="0"/>
-          <w:numId w:val="1004"/>
+          <w:numId w:val="5"/>
         </w:numPr>
       </w:pPr>
       <w:r>
-        <w:t xml:space="preserve">Function 4 converges under iteration</w:t>
-      </w:r>
-      <w:r>
-        <w:t xml:space="preserve"> </w:t>
+        <w:t xml:space="preserve">Function 4 converges under iteration </w:t>
       </w:r>
       <w:r>
         <w:rPr>
           <w:i/>
           <w:iCs/>
         </w:rPr>
-        <w:t xml:space="preserve">much</w:t>
-      </w:r>
-      <w:r>
-        <w:t xml:space="preserve"> </w:t>
-      </w:r>
-      <w:r>
-        <w:t xml:space="preserve">faster than the others. Iterate it by hand from</w:t>
-      </w:r>
-      <w:r>
-        <w:t xml:space="preserve"> </w:t>
-      </w:r>
-      <w:r>
-        <w:rPr>
-          <w:rStyle w:val="VerbatimChar"/>
-        </w:rPr>
-        <w:t xml:space="preserve">x = 1</w:t>
-      </w:r>
-      <w:r>
-        <w:t xml:space="preserve"> </w:t>
-      </w:r>
-      <w:r>
-        <w:t xml:space="preserve">a few times and see. What’s special about it?</w:t>
+        <w:t>much</w:t>
+      </w:r>
+      <w:r>
+        <w:t xml:space="preserve"> faster than the others. Iterate it by hand from </w:t>
+      </w:r>
+      <w:r>
+        <w:rPr>
+          <w:rStyle w:val="VerbatimChar"/>
+        </w:rPr>
+        <w:t>x = 1</w:t>
+      </w:r>
+      <w:r>
+        <w:t xml:space="preserve"> a few times and see. What’s special about it?</w:t>
       </w:r>
     </w:p>
     <w:p>
       <w:pPr>
         <w:numPr>
           <w:ilvl w:val="0"/>
-          <w:numId w:val="1004"/>
+          <w:numId w:val="5"/>
         </w:numPr>
       </w:pPr>
       <w:r>
-        <w:t xml:space="preserve">Sort your seven functions into the attracting group and the repelling group. Sketch each</w:t>
-      </w:r>
-      <w:r>
-        <w:t xml:space="preserve"> </w:t>
-      </w:r>
-      <w:r>
-        <w:t xml:space="preserve">function near its fixed point, together with the line</w:t>
-      </w:r>
-      <w:r>
-        <w:t xml:space="preserve"> </w:t>
-      </w:r>
-      <w:r>
-        <w:rPr>
-          <w:rStyle w:val="VerbatimChar"/>
-        </w:rPr>
-        <w:t xml:space="preserve">y = x</w:t>
-      </w:r>
-      <w:r>
-        <w:t xml:space="preserve">. What do the attracting cases</w:t>
-      </w:r>
-      <w:r>
-        <w:t xml:space="preserve"> </w:t>
-      </w:r>
-      <w:r>
-        <w:t xml:space="preserve">have in common that the repelling cases don’t? State your conjecture as precisely as you</w:t>
-      </w:r>
-      <w:r>
-        <w:t xml:space="preserve"> </w:t>
-      </w:r>
-      <w:r>
-        <w:t xml:space="preserve">can — this is the interesting part of the assignment.</w:t>
-      </w:r>
-    </w:p>
-    <w:p>
-      <w:r>
-        <w:pict>
-          <v:rect style="width:0;height:1.5pt" o:hralign="center" o:hrstd="t" o:hr="t"/>
+        <w:t xml:space="preserve">Sort your seven functions into the attracting group and the repelling group. Sketch each function near its fixed point, together with the line </w:t>
+      </w:r>
+      <w:r>
+        <w:rPr>
+          <w:rStyle w:val="VerbatimChar"/>
+        </w:rPr>
+        <w:t>y = x</w:t>
+      </w:r>
+      <w:r>
+        <w:t>. What do the attracting cases have in common that the repelling cases don’t? State your conjecture as precisely as you can — this is the interesting part of the assignment.</w:t>
+      </w:r>
+    </w:p>
+    <w:p>
+      <w:r>
+        <w:rPr>
+          <w:noProof/>
+        </w:rPr>
+      </w:r>
+      <w:r>
+        <w:pict w14:anchorId="1F2C35C9">
+          <v:rect id="Horizontal Line 5" o:spid="_x0000_s1026" style="width:468pt;height:1.1pt;visibility:visible;mso-wrap-style:square;mso-left-percent:-10001;mso-top-percent:-10001;mso-position-horizontal:absolute;mso-position-horizontal-relative:char;mso-position-vertical:absolute;mso-position-vertical-relative:line;mso-left-percent:-10001;mso-top-percent:-10001;v-text-anchor:top" o:gfxdata="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" filled="f">
+            <o:lock v:ext="edit" rotation="t" aspectratio="t" verticies="t" text="t" shapetype="t"/>
+            <w10:anchorlock/>
+          </v:rect>
         </w:pict>
       </w:r>
     </w:p>
-    <w:bookmarkEnd w:id="13"/>
-    <w:bookmarkStart w:id="14" w:name="extension-cycles"/>
     <w:p>
       <w:pPr>
         <w:pStyle w:val="Heading2"/>
       </w:pPr>
-      <w:r>
-        <w:t xml:space="preserve">Extension — Cycles</w:t>
+      <w:bookmarkStart w:id="5" w:name="extension-cycles"/>
+      <w:bookmarkEnd w:id="4"/>
+      <w:r>
+        <w:t>Extension — Cycles</w:t>
       </w:r>
     </w:p>
     <w:p>
@@ -1898,90 +1821,54 @@
         <w:pStyle w:val="FirstParagraph"/>
       </w:pPr>
       <w:r>
-        <w:t xml:space="preserve">A point of</w:t>
-      </w:r>
-      <w:r>
-        <w:t xml:space="preserve"> </w:t>
+        <w:t xml:space="preserve">A point of </w:t>
       </w:r>
       <w:r>
         <w:rPr>
           <w:b/>
           <w:bCs/>
         </w:rPr>
-        <w:t xml:space="preserve">orbit length 2</w:t>
-      </w:r>
-      <w:r>
-        <w:t xml:space="preserve"> </w:t>
-      </w:r>
-      <w:r>
-        <w:t xml:space="preserve">returns to itself after two applications of</w:t>
-      </w:r>
-      <w:r>
-        <w:t xml:space="preserve"> </w:t>
-      </w:r>
-      <w:r>
-        <w:rPr>
-          <w:rStyle w:val="VerbatimChar"/>
-        </w:rPr>
-        <w:t xml:space="preserve">f</w:t>
-      </w:r>
-      <w:r>
-        <w:t xml:space="preserve">, but not after</w:t>
-      </w:r>
-      <w:r>
-        <w:t xml:space="preserve"> </w:t>
-      </w:r>
-      <w:r>
-        <w:t xml:space="preserve">one. So it is a fixed point of</w:t>
-      </w:r>
-      <w:r>
-        <w:t xml:space="preserve"> </w:t>
-      </w:r>
-      <w:r>
-        <w:rPr>
-          <w:rStyle w:val="VerbatimChar"/>
-        </w:rPr>
-        <w:t xml:space="preserve">f(f(x))</w:t>
-      </w:r>
-      <w:r>
-        <w:t xml:space="preserve"> </w:t>
-      </w:r>
-      <w:r>
-        <w:t xml:space="preserve">that is</w:t>
-      </w:r>
-      <w:r>
-        <w:t xml:space="preserve"> </w:t>
+        <w:t>orbit length 2</w:t>
+      </w:r>
+      <w:r>
+        <w:t xml:space="preserve"> returns to itself after two applications of </w:t>
+      </w:r>
+      <w:r>
+        <w:rPr>
+          <w:rStyle w:val="VerbatimChar"/>
+        </w:rPr>
+        <w:t>f</w:t>
+      </w:r>
+      <w:r>
+        <w:t xml:space="preserve">, but not after one. So it is a fixed point of </w:t>
+      </w:r>
+      <w:r>
+        <w:rPr>
+          <w:rStyle w:val="VerbatimChar"/>
+        </w:rPr>
+        <w:t>f(f(x))</w:t>
+      </w:r>
+      <w:r>
+        <w:t xml:space="preserve"> that is </w:t>
       </w:r>
       <w:r>
         <w:rPr>
           <w:i/>
           <w:iCs/>
         </w:rPr>
-        <w:t xml:space="preserve">not</w:t>
-      </w:r>
-      <w:r>
-        <w:t xml:space="preserve"> </w:t>
-      </w:r>
-      <w:r>
-        <w:t xml:space="preserve">a fixed point of</w:t>
-      </w:r>
-      <w:r>
-        <w:t xml:space="preserve"> </w:t>
-      </w:r>
-      <w:r>
-        <w:rPr>
-          <w:rStyle w:val="VerbatimChar"/>
-        </w:rPr>
-        <w:t xml:space="preserve">f</w:t>
-      </w:r>
-      <w:r>
-        <w:t xml:space="preserve">. Same idea for</w:t>
-      </w:r>
-      <w:r>
-        <w:t xml:space="preserve"> </w:t>
-      </w:r>
-      <w:r>
-        <w:t xml:space="preserve">length 3, 4, and beyond.</w:t>
+        <w:t>not</w:t>
+      </w:r>
+      <w:r>
+        <w:t xml:space="preserve"> a fixed point of </w:t>
+      </w:r>
+      <w:r>
+        <w:rPr>
+          <w:rStyle w:val="VerbatimChar"/>
+        </w:rPr>
+        <w:t>f</w:t>
+      </w:r>
+      <w:r>
+        <w:t>. Same idea for length 3, 4, and beyond.</w:t>
       </w:r>
     </w:p>
     <w:p>
@@ -1989,7 +1876,7 @@
         <w:pStyle w:val="BodyText"/>
       </w:pPr>
       <w:r>
-        <w:t xml:space="preserve">Write</w:t>
+        <w:t>Write</w:t>
       </w:r>
     </w:p>
     <w:p>
@@ -2000,7 +1887,7 @@
         <w:rPr>
           <w:rStyle w:val="VerbatimChar"/>
         </w:rPr>
-        <w:t xml:space="preserve">static double fIterated(double x, int n)</w:t>
+        <w:t>static double fIterated(double x, int n)</w:t>
       </w:r>
     </w:p>
     <w:p>
@@ -2008,94 +1895,61 @@
         <w:pStyle w:val="FirstParagraph"/>
       </w:pPr>
       <w:r>
-        <w:t xml:space="preserve">which applies</w:t>
-      </w:r>
-      <w:r>
-        <w:t xml:space="preserve"> </w:t>
-      </w:r>
-      <w:r>
-        <w:rPr>
-          <w:rStyle w:val="VerbatimChar"/>
-        </w:rPr>
-        <w:t xml:space="preserve">f</w:t>
-      </w:r>
-      <w:r>
-        <w:t xml:space="preserve"> </w:t>
-      </w:r>
-      <w:r>
-        <w:t xml:space="preserve">to</w:t>
-      </w:r>
-      <w:r>
-        <w:t xml:space="preserve"> </w:t>
-      </w:r>
-      <w:r>
-        <w:rPr>
-          <w:rStyle w:val="VerbatimChar"/>
-        </w:rPr>
-        <w:t xml:space="preserve">x</w:t>
-      </w:r>
-      <w:r>
-        <w:t xml:space="preserve"> </w:t>
-      </w:r>
-      <w:r>
-        <w:t xml:space="preserve">a total of</w:t>
-      </w:r>
-      <w:r>
-        <w:t xml:space="preserve"> </w:t>
-      </w:r>
-      <w:r>
-        <w:rPr>
-          <w:rStyle w:val="VerbatimChar"/>
-        </w:rPr>
-        <w:t xml:space="preserve">n</w:t>
-      </w:r>
-      <w:r>
-        <w:t xml:space="preserve"> </w:t>
-      </w:r>
-      <w:r>
-        <w:t xml:space="preserve">times, and rework</w:t>
-      </w:r>
-      <w:r>
-        <w:t xml:space="preserve"> </w:t>
-      </w:r>
-      <w:r>
-        <w:rPr>
-          <w:rStyle w:val="VerbatimChar"/>
-        </w:rPr>
-        <w:t xml:space="preserve">findFixedPoint</w:t>
-      </w:r>
-      <w:r>
-        <w:t xml:space="preserve"> </w:t>
-      </w:r>
-      <w:r>
-        <w:t xml:space="preserve">to search</w:t>
-      </w:r>
-      <w:r>
-        <w:t xml:space="preserve"> </w:t>
-      </w:r>
-      <w:r>
-        <w:rPr>
-          <w:rStyle w:val="VerbatimChar"/>
-        </w:rPr>
-        <w:t xml:space="preserve">fIterated(x, n)</w:t>
-      </w:r>
-      <w:r>
-        <w:t xml:space="preserve"> </w:t>
-      </w:r>
-      <w:r>
-        <w:t xml:space="preserve">instead of</w:t>
-      </w:r>
-      <w:r>
-        <w:t xml:space="preserve"> </w:t>
-      </w:r>
-      <w:r>
-        <w:rPr>
-          <w:rStyle w:val="VerbatimChar"/>
-        </w:rPr>
-        <w:t xml:space="preserve">f</w:t>
-      </w:r>
-      <w:r>
-        <w:t xml:space="preserve">. Then:</w:t>
+        <w:t xml:space="preserve">which applies </w:t>
+      </w:r>
+      <w:r>
+        <w:rPr>
+          <w:rStyle w:val="VerbatimChar"/>
+        </w:rPr>
+        <w:t>f</w:t>
+      </w:r>
+      <w:r>
+        <w:t xml:space="preserve"> to </w:t>
+      </w:r>
+      <w:r>
+        <w:rPr>
+          <w:rStyle w:val="VerbatimChar"/>
+        </w:rPr>
+        <w:t>x</w:t>
+      </w:r>
+      <w:r>
+        <w:t xml:space="preserve"> a total of </w:t>
+      </w:r>
+      <w:r>
+        <w:rPr>
+          <w:rStyle w:val="VerbatimChar"/>
+        </w:rPr>
+        <w:t>n</w:t>
+      </w:r>
+      <w:r>
+        <w:t xml:space="preserve"> times, and rework </w:t>
+      </w:r>
+      <w:r>
+        <w:rPr>
+          <w:rStyle w:val="VerbatimChar"/>
+        </w:rPr>
+        <w:t>findFixedPoint</w:t>
+      </w:r>
+      <w:r>
+        <w:t xml:space="preserve"> to search </w:t>
+      </w:r>
+      <w:r>
+        <w:rPr>
+          <w:rStyle w:val="VerbatimChar"/>
+        </w:rPr>
+        <w:t>fIterated(x, n)</w:t>
+      </w:r>
+      <w:r>
+        <w:t xml:space="preserve"> instead of </w:t>
+      </w:r>
+      <w:r>
+        <w:rPr>
+          <w:rStyle w:val="VerbatimChar"/>
+        </w:rPr>
+        <w:t>f</w:t>
+      </w:r>
+      <w:r>
+        <w:t>. Then:</w:t>
       </w:r>
     </w:p>
     <w:p>
@@ -2103,23 +1957,21 @@
         <w:pStyle w:val="Compact"/>
         <w:numPr>
           <w:ilvl w:val="0"/>
-          <w:numId w:val="1005"/>
+          <w:numId w:val="6"/>
         </w:numPr>
       </w:pPr>
       <w:r>
-        <w:t xml:space="preserve">With</w:t>
-      </w:r>
-      <w:r>
-        <w:t xml:space="preserve"> </w:t>
-      </w:r>
-      <w:r>
-        <w:rPr>
-          <w:rStyle w:val="VerbatimChar"/>
-        </w:rPr>
-        <w:t xml:space="preserve">f(x) = 3.2x(1 - x)</w:t>
-      </w:r>
-      <w:r>
-        <w:t xml:space="preserve">, find both points of the 2-cycle. Verify they map to each other.</w:t>
+        <w:lastRenderedPageBreak/>
+        <w:t xml:space="preserve">With </w:t>
+      </w:r>
+      <w:r>
+        <w:rPr>
+          <w:rStyle w:val="VerbatimChar"/>
+        </w:rPr>
+        <w:t>f(x) = 3.2x(1 - x)</w:t>
+      </w:r>
+      <w:r>
+        <w:t>, find both points of the 2-cycle. Verify they map to each other.</w:t>
       </w:r>
     </w:p>
     <w:p>
@@ -2127,26 +1979,20 @@
         <w:pStyle w:val="Compact"/>
         <w:numPr>
           <w:ilvl w:val="0"/>
-          <w:numId w:val="1005"/>
+          <w:numId w:val="6"/>
         </w:numPr>
       </w:pPr>
       <w:r>
-        <w:t xml:space="preserve">Change to</w:t>
-      </w:r>
-      <w:r>
-        <w:t xml:space="preserve"> </w:t>
-      </w:r>
-      <w:r>
-        <w:rPr>
-          <w:rStyle w:val="VerbatimChar"/>
-        </w:rPr>
-        <w:t xml:space="preserve">f(x) = 3.83x(1 - x)</w:t>
-      </w:r>
-      <w:r>
-        <w:t xml:space="preserve"> </w:t>
-      </w:r>
-      <w:r>
-        <w:t xml:space="preserve">and find a 3-cycle. There is more than one. Find them all.</w:t>
+        <w:t xml:space="preserve">Change to </w:t>
+      </w:r>
+      <w:r>
+        <w:rPr>
+          <w:rStyle w:val="VerbatimChar"/>
+        </w:rPr>
+        <w:t>f(x) = 3.83x(1 - x)</w:t>
+      </w:r>
+      <w:r>
+        <w:t xml:space="preserve"> and find a 3-cycle. There is more than one. Find them all.</w:t>
       </w:r>
     </w:p>
     <w:p>
@@ -2154,38 +2000,20 @@
         <w:pStyle w:val="Compact"/>
         <w:numPr>
           <w:ilvl w:val="0"/>
-          <w:numId w:val="1005"/>
+          <w:numId w:val="6"/>
         </w:numPr>
       </w:pPr>
       <w:r>
-        <w:t xml:space="preserve">Some intervals that clearly contain a cycle point cause your search to fail or to return</w:t>
-      </w:r>
-      <w:r>
-        <w:t xml:space="preserve"> </w:t>
-      </w:r>
-      <w:r>
-        <w:t xml:space="preserve">the wrong root. Work out exactly what property of the interval decides this, and add a</w:t>
-      </w:r>
-      <w:r>
-        <w:t xml:space="preserve"> </w:t>
-      </w:r>
-      <w:r>
-        <w:t xml:space="preserve">check to</w:t>
-      </w:r>
-      <w:r>
-        <w:t xml:space="preserve"> </w:t>
-      </w:r>
-      <w:r>
-        <w:rPr>
-          <w:rStyle w:val="VerbatimChar"/>
-        </w:rPr>
-        <w:t xml:space="preserve">findFixedPoint</w:t>
-      </w:r>
-      <w:r>
-        <w:t xml:space="preserve"> </w:t>
-      </w:r>
-      <w:r>
-        <w:t xml:space="preserve">that reports the problem instead of returning nonsense.</w:t>
+        <w:t xml:space="preserve">Some intervals that clearly contain a cycle point cause your search to fail or to return the wrong root. Work out exactly what property of the interval decides this, and add a check to </w:t>
+      </w:r>
+      <w:r>
+        <w:rPr>
+          <w:rStyle w:val="VerbatimChar"/>
+        </w:rPr>
+        <w:t>findFixedPoint</w:t>
+      </w:r>
+      <w:r>
+        <w:t xml:space="preserve"> that reports the problem instead of returning nonsense.</w:t>
       </w:r>
     </w:p>
     <w:p>
@@ -2193,26 +2021,20 @@
         <w:pStyle w:val="Compact"/>
         <w:numPr>
           <w:ilvl w:val="0"/>
-          <w:numId w:val="1005"/>
+          <w:numId w:val="6"/>
         </w:numPr>
       </w:pPr>
       <w:r>
-        <w:t xml:space="preserve">Extend</w:t>
-      </w:r>
-      <w:r>
-        <w:t xml:space="preserve"> </w:t>
-      </w:r>
-      <w:r>
-        <w:rPr>
-          <w:rStyle w:val="VerbatimChar"/>
-        </w:rPr>
-        <w:t xml:space="preserve">testAttracting</w:t>
-      </w:r>
-      <w:r>
-        <w:t xml:space="preserve"> </w:t>
-      </w:r>
-      <w:r>
-        <w:t xml:space="preserve">to classify a whole cycle. What does attracting mean for a cycle?</w:t>
+        <w:t xml:space="preserve">Extend </w:t>
+      </w:r>
+      <w:r>
+        <w:rPr>
+          <w:rStyle w:val="VerbatimChar"/>
+        </w:rPr>
+        <w:t>testAttracting</w:t>
+      </w:r>
+      <w:r>
+        <w:t xml:space="preserve"> to classify a whole cycle. What does attracting mean for a cycle?</w:t>
       </w:r>
     </w:p>
     <w:p>
@@ -2220,65 +2042,38 @@
         <w:pStyle w:val="Compact"/>
         <w:numPr>
           <w:ilvl w:val="0"/>
-          <w:numId w:val="1005"/>
+          <w:numId w:val="6"/>
         </w:numPr>
       </w:pPr>
       <w:r>
-        <w:t xml:space="preserve">Every fixed point of</w:t>
-      </w:r>
-      <w:r>
-        <w:t xml:space="preserve"> </w:t>
-      </w:r>
-      <w:r>
-        <w:rPr>
-          <w:rStyle w:val="VerbatimChar"/>
-        </w:rPr>
-        <w:t xml:space="preserve">f</w:t>
-      </w:r>
-      <w:r>
-        <w:t xml:space="preserve"> </w:t>
-      </w:r>
-      <w:r>
-        <w:t xml:space="preserve">is also a fixed point of</w:t>
-      </w:r>
-      <w:r>
-        <w:t xml:space="preserve"> </w:t>
-      </w:r>
-      <w:r>
-        <w:rPr>
-          <w:rStyle w:val="VerbatimChar"/>
-        </w:rPr>
-        <w:t xml:space="preserve">f(f(x))</w:t>
-      </w:r>
-      <w:r>
-        <w:t xml:space="preserve">. So how does a program that</w:t>
-      </w:r>
-      <w:r>
-        <w:t xml:space="preserve"> </w:t>
-      </w:r>
-      <w:r>
-        <w:t xml:space="preserve">searches</w:t>
-      </w:r>
-      <w:r>
-        <w:t xml:space="preserve"> </w:t>
-      </w:r>
-      <w:r>
-        <w:rPr>
-          <w:rStyle w:val="VerbatimChar"/>
-        </w:rPr>
-        <w:t xml:space="preserve">f(f(x))</w:t>
-      </w:r>
-      <w:r>
-        <w:t xml:space="preserve"> </w:t>
-      </w:r>
-      <w:r>
-        <w:t xml:space="preserve">know it has found a genuine 2-cycle and not just an old fixed point</w:t>
-      </w:r>
-      <w:r>
-        <w:t xml:space="preserve"> </w:t>
-      </w:r>
-      <w:r>
-        <w:t xml:space="preserve">wearing a disguise? Handle this.</w:t>
+        <w:t xml:space="preserve">Every fixed point of </w:t>
+      </w:r>
+      <w:r>
+        <w:rPr>
+          <w:rStyle w:val="VerbatimChar"/>
+        </w:rPr>
+        <w:t>f</w:t>
+      </w:r>
+      <w:r>
+        <w:t xml:space="preserve"> is also a fixed point of </w:t>
+      </w:r>
+      <w:r>
+        <w:rPr>
+          <w:rStyle w:val="VerbatimChar"/>
+        </w:rPr>
+        <w:t>f(f(x))</w:t>
+      </w:r>
+      <w:r>
+        <w:t xml:space="preserve">. So how does a program that searches </w:t>
+      </w:r>
+      <w:r>
+        <w:rPr>
+          <w:rStyle w:val="VerbatimChar"/>
+        </w:rPr>
+        <w:t>f(f(x))</w:t>
+      </w:r>
+      <w:r>
+        <w:t xml:space="preserve"> know it has found a genuine 2-cycle and not just an old fixed point wearing a disguise? Handle this.</w:t>
       </w:r>
     </w:p>
     <w:p>
@@ -2286,63 +2081,32 @@
         <w:pStyle w:val="Compact"/>
         <w:numPr>
           <w:ilvl w:val="0"/>
-          <w:numId w:val="1005"/>
+          <w:numId w:val="6"/>
         </w:numPr>
       </w:pPr>
       <w:r>
-        <w:t xml:space="preserve">Find your own function with an interesting cycle: a 4-cycle, a cycle that some points reach</w:t>
-      </w:r>
-      <w:r>
-        <w:t xml:space="preserve"> </w:t>
-      </w:r>
-      <w:r>
-        <w:t xml:space="preserve">and others don’t, or a function whose cycles change character as you nudge a constant in</w:t>
-      </w:r>
-      <w:r>
-        <w:t xml:space="preserve"> </w:t>
-      </w:r>
-      <w:r>
-        <w:t xml:space="preserve">it. Report what you found and how you found it.</w:t>
-      </w:r>
-    </w:p>
-    <w:bookmarkEnd w:id="14"/>
+        <w:t>Find your own function with an interesting cycle: a 4-cycle, a cycle that some points reach and others don’t, or a function whose cycles change character as you nudge a constant in it. Report what you found and how you found it.</w:t>
+      </w:r>
+      <w:bookmarkEnd w:id="5"/>
+    </w:p>
     <w:sectPr>
       <w:footnotePr>
         <w:numRestart w:val="eachSect"/>
       </w:footnotePr>
+      <w:pgSz w:w="12240" w:h="15840"/>
+      <w:pgMar w:top="1440" w:right="1440" w:bottom="1440" w:left="1440" w:header="720" w:footer="720" w:gutter="0"/>
+      <w:cols w:space="720"/>
     </w:sectPr>
   </w:body>
 </w:document>
 </file>
 
-<file path=word/comments.xml><?xml version="1.0" encoding="utf-8"?>
-<w:comments xmlns:w="http://schemas.openxmlformats.org/wordprocessingml/2006/main" xmlns:m="http://schemas.openxmlformats.org/officeDocument/2006/math" xmlns:r="http://schemas.openxmlformats.org/officeDocument/2006/relationships" xmlns:o="urn:schemas-microsoft-com:office:office" xmlns:v="urn:schemas-microsoft-com:vml" xmlns:w10="urn:schemas-microsoft-com:office:word" xmlns:a="http://schemas.openxmlformats.org/drawingml/2006/main" xmlns:pic="http://schemas.openxmlformats.org/drawingml/2006/picture" xmlns:wp="http://schemas.openxmlformats.org/drawingml/2006/wordprocessingDrawing"/>
-</file>
-
-<file path=word/footnotes.xml><?xml version="1.0" encoding="utf-8"?>
-<w:footnotes xmlns:w="http://schemas.openxmlformats.org/wordprocessingml/2006/main" xmlns:m="http://schemas.openxmlformats.org/officeDocument/2006/math" xmlns:r="http://schemas.openxmlformats.org/officeDocument/2006/relationships" xmlns:o="urn:schemas-microsoft-com:office:office" xmlns:v="urn:schemas-microsoft-com:vml" xmlns:w10="urn:schemas-microsoft-com:office:word" xmlns:a="http://schemas.openxmlformats.org/drawingml/2006/main" xmlns:pic="http://schemas.openxmlformats.org/drawingml/2006/picture" xmlns:wp="http://schemas.openxmlformats.org/drawingml/2006/wordprocessingDrawing">
-  <w:footnote w:type="continuationSeparator" w:id="0">
-    <w:p>
-      <w:r>
-        <w:continuationSeparator/>
-      </w:r>
-    </w:p>
-  </w:footnote>
-  <w:footnote w:type="separator" w:id="-1">
-    <w:p>
-      <w:r>
-        <w:separator/>
-      </w:r>
-    </w:p>
-  </w:footnote>
-</w:footnotes>
-</file>
-
 <file path=word/numbering.xml><?xml version="1.0" encoding="utf-8"?>
-<w:numbering xmlns:w="http://schemas.openxmlformats.org/wordprocessingml/2006/main">
-  <w:abstractNum w:abstractNumId="990">
+<w:numbering xmlns:wpc="http://schemas.microsoft.com/office/word/2010/wordprocessingCanvas" xmlns:cx="http://schemas.microsoft.com/office/drawing/2014/chartex" xmlns:cx1="http://schemas.microsoft.com/office/drawing/2015/9/8/chartex" xmlns:cx2="http://schemas.microsoft.com/office/drawing/2015/10/21/chartex" xmlns:cx3="http://schemas.microsoft.com/office/drawing/2016/5/9/chartex" xmlns:cx4="http://schemas.microsoft.com/office/drawing/2016/5/10/chartex" xmlns:cx5="http://schemas.microsoft.com/office/drawing/2016/5/11/chartex" xmlns:cx6="http://schemas.microsoft.com/office/drawing/2016/5/12/chartex" xmlns:cx7="http://schemas.microsoft.com/office/drawing/2016/5/13/chartex" xmlns:cx8="http://schemas.microsoft.com/office/drawing/2016/5/14/chartex" xmlns:mc="http://schemas.openxmlformats.org/markup-compatibility/2006" xmlns:m="http://schemas.openxmlformats.org/officeDocument/2006/math" xmlns:aink="http://schemas.microsoft.com/office/drawing/2016/ink" xmlns:am3d="http://schemas.microsoft.com/office/drawing/2017/model3d" xmlns:oel="http://schemas.microsoft.com/office/2019/extlst" xmlns:r="http://schemas.openxmlformats.org/officeDocument/2006/relationships" xmlns:wp14="http://schemas.microsoft.com/office/word/2010/wordprocessingDrawing" xmlns:wp="http://schemas.openxmlformats.org/drawingml/2006/wordprocessingDrawing" xmlns:wpg="http://schemas.microsoft.com/office/word/2010/wordprocessingGroup" xmlns:wpi="http://schemas.microsoft.com/office/word/2010/wordprocessingInk" xmlns:wps="http://schemas.microsoft.com/office/word/2010/wordprocessingShape" xmlns:o="urn:schemas-microsoft-com:office:office" xmlns:v="urn:schemas-microsoft-com:vml" xmlns:w10="urn:schemas-microsoft-com:office:word" xmlns:w="http://schemas.openxmlformats.org/wordprocessingml/2006/main" xmlns:w14="http://schemas.microsoft.com/office/word/2010/wordml" xmlns:w15="http://schemas.microsoft.com/office/word/2012/wordml" xmlns:w16cex="http://schemas.microsoft.com/office/word/2018/wordml/cex" xmlns:w16cid="http://schemas.microsoft.com/office/word/2016/wordml/cid" xmlns:w16="http://schemas.microsoft.com/office/word/2018/wordml" xmlns:w16sdtdh="http://schemas.microsoft.com/office/word/2020/wordml/sdtdatahash" xmlns:w16sdtfl="http://schemas.microsoft.com/office/word/2024/wordml/sdtformatlock" xmlns:w16se="http://schemas.microsoft.com/office/word/2015/wordml/symex" xmlns:w16du="http://schemas.microsoft.com/office/word/2023/wordml/word16du" xmlns:wne="http://schemas.microsoft.com/office/word/2006/wordml" mc:Ignorable="w14 w15 w16se w16cid w16 w16cex w16sdtdh w16sdtfl w16du wp14">
+  <w:abstractNum w:abstractNumId="0" w15:restartNumberingAfterBreak="0">
     <w:nsid w:val="0000A990"/>
     <w:multiLevelType w:val="multilevel"/>
+    <w:tmpl w:val="B16C30AA"/>
     <w:lvl w:ilvl="0">
       <w:numFmt w:val="bullet"/>
       <w:lvlText w:val=" "/>
@@ -2416,9 +2180,114 @@
       </w:pPr>
     </w:lvl>
   </w:abstractNum>
-  <w:abstractNum w:abstractNumId="99411">
+  <w:abstractNum w:abstractNumId="1" w15:restartNumberingAfterBreak="0">
+    <w:nsid w:val="0000A991"/>
+    <w:multiLevelType w:val="multilevel"/>
+    <w:tmpl w:val="E6781DFE"/>
+    <w:lvl w:ilvl="0">
+      <w:numFmt w:val="bullet"/>
+      <w:lvlText w:val=""/>
+      <w:lvlJc w:val="left"/>
+      <w:pPr>
+        <w:ind w:left="720" w:hanging="360"/>
+      </w:pPr>
+      <w:rPr>
+        <w:rFonts w:ascii="Symbol" w:hAnsi="Symbol" w:cs="Symbol" w:hint="default"/>
+      </w:rPr>
+    </w:lvl>
+    <w:lvl w:ilvl="1">
+      <w:numFmt w:val="bullet"/>
+      <w:lvlText w:val="o"/>
+      <w:lvlJc w:val="left"/>
+      <w:pPr>
+        <w:ind w:left="1440" w:hanging="360"/>
+      </w:pPr>
+      <w:rPr>
+        <w:rFonts w:ascii="Courier New" w:hAnsi="Courier New" w:cs="Courier New" w:hint="default"/>
+      </w:rPr>
+    </w:lvl>
+    <w:lvl w:ilvl="2">
+      <w:numFmt w:val="bullet"/>
+      <w:lvlText w:val=""/>
+      <w:lvlJc w:val="left"/>
+      <w:pPr>
+        <w:ind w:left="2160" w:hanging="360"/>
+      </w:pPr>
+      <w:rPr>
+        <w:rFonts w:ascii="Wingdings" w:hAnsi="Wingdings" w:cs="Wingdings" w:hint="default"/>
+      </w:rPr>
+    </w:lvl>
+    <w:lvl w:ilvl="3">
+      <w:numFmt w:val="bullet"/>
+      <w:lvlText w:val=""/>
+      <w:lvlJc w:val="left"/>
+      <w:pPr>
+        <w:ind w:left="2880" w:hanging="360"/>
+      </w:pPr>
+      <w:rPr>
+        <w:rFonts w:ascii="Symbol" w:hAnsi="Symbol" w:cs="Symbol" w:hint="default"/>
+      </w:rPr>
+    </w:lvl>
+    <w:lvl w:ilvl="4">
+      <w:numFmt w:val="bullet"/>
+      <w:lvlText w:val="o"/>
+      <w:lvlJc w:val="left"/>
+      <w:pPr>
+        <w:ind w:left="3600" w:hanging="360"/>
+      </w:pPr>
+      <w:rPr>
+        <w:rFonts w:ascii="Courier New" w:hAnsi="Courier New" w:cs="Courier New" w:hint="default"/>
+      </w:rPr>
+    </w:lvl>
+    <w:lvl w:ilvl="5">
+      <w:numFmt w:val="bullet"/>
+      <w:lvlText w:val=""/>
+      <w:lvlJc w:val="left"/>
+      <w:pPr>
+        <w:ind w:left="4320" w:hanging="360"/>
+      </w:pPr>
+      <w:rPr>
+        <w:rFonts w:ascii="Wingdings" w:hAnsi="Wingdings" w:cs="Wingdings" w:hint="default"/>
+      </w:rPr>
+    </w:lvl>
+    <w:lvl w:ilvl="6">
+      <w:numFmt w:val="bullet"/>
+      <w:lvlText w:val=""/>
+      <w:lvlJc w:val="left"/>
+      <w:pPr>
+        <w:ind w:left="5040" w:hanging="360"/>
+      </w:pPr>
+      <w:rPr>
+        <w:rFonts w:ascii="Symbol" w:hAnsi="Symbol" w:cs="Symbol" w:hint="default"/>
+      </w:rPr>
+    </w:lvl>
+    <w:lvl w:ilvl="7">
+      <w:numFmt w:val="bullet"/>
+      <w:lvlText w:val="o"/>
+      <w:lvlJc w:val="left"/>
+      <w:pPr>
+        <w:ind w:left="5760" w:hanging="360"/>
+      </w:pPr>
+      <w:rPr>
+        <w:rFonts w:ascii="Courier New" w:hAnsi="Courier New" w:cs="Courier New" w:hint="default"/>
+      </w:rPr>
+    </w:lvl>
+    <w:lvl w:ilvl="8">
+      <w:numFmt w:val="bullet"/>
+      <w:lvlText w:val=""/>
+      <w:lvlJc w:val="left"/>
+      <w:pPr>
+        <w:ind w:left="6480" w:hanging="360"/>
+      </w:pPr>
+      <w:rPr>
+        <w:rFonts w:ascii="Wingdings" w:hAnsi="Wingdings" w:cs="Wingdings" w:hint="default"/>
+      </w:rPr>
+    </w:lvl>
+  </w:abstractNum>
+  <w:abstractNum w:abstractNumId="2" w15:restartNumberingAfterBreak="0">
     <w:nsid w:val="00A99411"/>
     <w:multiLevelType w:val="multilevel"/>
+    <w:tmpl w:val="5CD6D6B6"/>
     <w:lvl w:ilvl="0">
       <w:start w:val="1"/>
       <w:numFmt w:val="decimal"/>
@@ -2501,112 +2370,10 @@
       </w:pPr>
     </w:lvl>
   </w:abstractNum>
-  <w:abstractNum w:abstractNumId="991">
-    <w:nsid w:val="0000A991"/>
-    <w:multiLevelType w:val="multilevel"/>
-    <w:lvl w:ilvl="0">
-      <w:numFmt w:val="bullet"/>
-      <w:lvlText w:val=""/>
-      <w:lvlJc w:val="left"/>
-      <w:pPr>
-        <w:ind w:left="720" w:hanging="360"/>
-      </w:pPr>
-      <w:rPr>
-        <w:rFonts w:ascii="Symbol" w:hAnsi="Symbol" w:cs="Symbol" w:hint="default"/>
-      </w:rPr>
-    </w:lvl>
-    <w:lvl w:ilvl="1">
-      <w:numFmt w:val="bullet"/>
-      <w:lvlText w:val="o"/>
-      <w:lvlJc w:val="left"/>
-      <w:pPr>
-        <w:ind w:left="1440" w:hanging="360"/>
-      </w:pPr>
-      <w:rPr>
-        <w:rFonts w:ascii="Courier New" w:hAnsi="Courier New" w:cs="Courier New" w:hint="default"/>
-      </w:rPr>
-    </w:lvl>
-    <w:lvl w:ilvl="2">
-      <w:numFmt w:val="bullet"/>
-      <w:lvlText w:val=""/>
-      <w:lvlJc w:val="left"/>
-      <w:pPr>
-        <w:ind w:left="2160" w:hanging="360"/>
-      </w:pPr>
-      <w:rPr>
-        <w:rFonts w:ascii="Wingdings" w:hAnsi="Wingdings" w:cs="Wingdings" w:hint="default"/>
-      </w:rPr>
-    </w:lvl>
-    <w:lvl w:ilvl="3">
-      <w:numFmt w:val="bullet"/>
-      <w:lvlText w:val=""/>
-      <w:lvlJc w:val="left"/>
-      <w:pPr>
-        <w:ind w:left="2880" w:hanging="360"/>
-      </w:pPr>
-      <w:rPr>
-        <w:rFonts w:ascii="Symbol" w:hAnsi="Symbol" w:cs="Symbol" w:hint="default"/>
-      </w:rPr>
-    </w:lvl>
-    <w:lvl w:ilvl="4">
-      <w:numFmt w:val="bullet"/>
-      <w:lvlText w:val="o"/>
-      <w:lvlJc w:val="left"/>
-      <w:pPr>
-        <w:ind w:left="3600" w:hanging="360"/>
-      </w:pPr>
-      <w:rPr>
-        <w:rFonts w:ascii="Courier New" w:hAnsi="Courier New" w:cs="Courier New" w:hint="default"/>
-      </w:rPr>
-    </w:lvl>
-    <w:lvl w:ilvl="5">
-      <w:numFmt w:val="bullet"/>
-      <w:lvlText w:val=""/>
-      <w:lvlJc w:val="left"/>
-      <w:pPr>
-        <w:ind w:left="4320" w:hanging="360"/>
-      </w:pPr>
-      <w:rPr>
-        <w:rFonts w:ascii="Wingdings" w:hAnsi="Wingdings" w:cs="Wingdings" w:hint="default"/>
-      </w:rPr>
-    </w:lvl>
-    <w:lvl w:ilvl="6">
-      <w:numFmt w:val="bullet"/>
-      <w:lvlText w:val=""/>
-      <w:lvlJc w:val="left"/>
-      <w:pPr>
-        <w:ind w:left="5040" w:hanging="360"/>
-      </w:pPr>
-      <w:rPr>
-        <w:rFonts w:ascii="Symbol" w:hAnsi="Symbol" w:cs="Symbol" w:hint="default"/>
-      </w:rPr>
-    </w:lvl>
-    <w:lvl w:ilvl="7">
-      <w:numFmt w:val="bullet"/>
-      <w:lvlText w:val="o"/>
-      <w:lvlJc w:val="left"/>
-      <w:pPr>
-        <w:ind w:left="5760" w:hanging="360"/>
-      </w:pPr>
-      <w:rPr>
-        <w:rFonts w:ascii="Courier New" w:hAnsi="Courier New" w:cs="Courier New" w:hint="default"/>
-      </w:rPr>
-    </w:lvl>
-    <w:lvl w:ilvl="8">
-      <w:numFmt w:val="bullet"/>
-      <w:lvlText w:val=""/>
-      <w:lvlJc w:val="left"/>
-      <w:pPr>
-        <w:ind w:left="6480" w:hanging="360"/>
-      </w:pPr>
-      <w:rPr>
-        <w:rFonts w:ascii="Wingdings" w:hAnsi="Wingdings" w:cs="Wingdings" w:hint="default"/>
-      </w:rPr>
-    </w:lvl>
-  </w:abstractNum>
-  <w:abstractNum w:abstractNumId="99414">
+  <w:abstractNum w:abstractNumId="3" w15:restartNumberingAfterBreak="0">
     <w:nsid w:val="00A99414"/>
     <w:multiLevelType w:val="multilevel"/>
+    <w:tmpl w:val="CFB87106"/>
     <w:lvl w:ilvl="0">
       <w:start w:val="4"/>
       <w:numFmt w:val="decimal"/>
@@ -2689,9 +2456,10 @@
       </w:pPr>
     </w:lvl>
   </w:abstractNum>
-  <w:abstractNum w:abstractNumId="99416">
+  <w:abstractNum w:abstractNumId="4" w15:restartNumberingAfterBreak="0">
     <w:nsid w:val="00A99416"/>
     <w:multiLevelType w:val="multilevel"/>
+    <w:tmpl w:val="623E3F30"/>
     <w:lvl w:ilvl="0">
       <w:start w:val="6"/>
       <w:numFmt w:val="decimal"/>
@@ -2774,9 +2542,10 @@
       </w:pPr>
     </w:lvl>
   </w:abstractNum>
-  <w:abstractNum w:abstractNumId="99419">
+  <w:abstractNum w:abstractNumId="5" w15:restartNumberingAfterBreak="0">
     <w:nsid w:val="00A99419"/>
     <w:multiLevelType w:val="multilevel"/>
+    <w:tmpl w:val="59DCAB5A"/>
     <w:lvl w:ilvl="0">
       <w:start w:val="9"/>
       <w:numFmt w:val="decimal"/>
@@ -2859,11 +2628,11 @@
       </w:pPr>
     </w:lvl>
   </w:abstractNum>
-  <w:num w:numId="1000">
-    <w:abstractNumId w:val="990"/>
+  <w:num w:numId="1" w16cid:durableId="979992203">
+    <w:abstractNumId w:val="0"/>
   </w:num>
-  <w:num w:numId="1001">
-    <w:abstractNumId w:val="99411"/>
+  <w:num w:numId="2" w16cid:durableId="788663755">
+    <w:abstractNumId w:val="2"/>
     <w:lvlOverride w:ilvl="0">
       <w:startOverride w:val="1"/>
     </w:lvlOverride>
@@ -2892,11 +2661,11 @@
       <w:startOverride w:val="1"/>
     </w:lvlOverride>
   </w:num>
-  <w:num w:numId="1002">
-    <w:abstractNumId w:val="991"/>
+  <w:num w:numId="3" w16cid:durableId="2079480059">
+    <w:abstractNumId w:val="1"/>
   </w:num>
-  <w:num w:numId="1003">
-    <w:abstractNumId w:val="99414"/>
+  <w:num w:numId="4" w16cid:durableId="2106800553">
+    <w:abstractNumId w:val="3"/>
     <w:lvlOverride w:ilvl="0">
       <w:startOverride w:val="4"/>
     </w:lvlOverride>
@@ -2925,8 +2694,8 @@
       <w:startOverride w:val="4"/>
     </w:lvlOverride>
   </w:num>
-  <w:num w:numId="1004">
-    <w:abstractNumId w:val="99416"/>
+  <w:num w:numId="5" w16cid:durableId="677774997">
+    <w:abstractNumId w:val="4"/>
     <w:lvlOverride w:ilvl="0">
       <w:startOverride w:val="6"/>
     </w:lvlOverride>
@@ -2955,8 +2724,8 @@
       <w:startOverride w:val="6"/>
     </w:lvlOverride>
   </w:num>
-  <w:num w:numId="1005">
-    <w:abstractNumId w:val="99419"/>
+  <w:num w:numId="6" w16cid:durableId="85002586">
+    <w:abstractNumId w:val="5"/>
     <w:lvlOverride w:ilvl="0">
       <w:startOverride w:val="9"/>
     </w:lvlOverride>
@@ -2989,14 +2758,14 @@
 </file>
 
 <file path=word/styles.xml><?xml version="1.0" encoding="utf-8"?>
-<w:styles xmlns:r="http://schemas.openxmlformats.org/officeDocument/2006/relationships" xmlns:w="http://schemas.openxmlformats.org/wordprocessingml/2006/main">
+<w:styles xmlns:mc="http://schemas.openxmlformats.org/markup-compatibility/2006" xmlns:r="http://schemas.openxmlformats.org/officeDocument/2006/relationships" xmlns:w="http://schemas.openxmlformats.org/wordprocessingml/2006/main" xmlns:w14="http://schemas.microsoft.com/office/word/2010/wordml" xmlns:w15="http://schemas.microsoft.com/office/word/2012/wordml" xmlns:w16cex="http://schemas.microsoft.com/office/word/2018/wordml/cex" xmlns:w16cid="http://schemas.microsoft.com/office/word/2016/wordml/cid" xmlns:w16="http://schemas.microsoft.com/office/word/2018/wordml" xmlns:w16sdtdh="http://schemas.microsoft.com/office/word/2020/wordml/sdtdatahash" xmlns:w16sdtfl="http://schemas.microsoft.com/office/word/2024/wordml/sdtformatlock" xmlns:w16se="http://schemas.microsoft.com/office/word/2015/wordml/symex" xmlns:w16du="http://schemas.microsoft.com/office/word/2023/wordml/word16du" mc:Ignorable="w14 w15 w16se w16cid w16 w16cex w16sdtdh w16sdtfl w16du">
   <w:docDefaults>
     <w:rPrDefault>
       <w:rPr>
-        <w:rFonts w:asciiTheme="minorHAnsi" w:cstheme="minorBidi" w:eastAsiaTheme="minorEastAsia" w:hAnsiTheme="minorHAnsi"/>
+        <w:rFonts w:asciiTheme="minorHAnsi" w:eastAsiaTheme="minorEastAsia" w:hAnsiTheme="minorHAnsi" w:cstheme="minorBidi"/>
         <w:sz w:val="24"/>
         <w:szCs w:val="24"/>
-        <w:lang w:bidi="ar-SA" w:eastAsia="zh-CN" w:val="en-US"/>
+        <w:lang w:val="en-US" w:eastAsia="zh-CN" w:bidi="ar-SA"/>
       </w:rPr>
     </w:rPrDefault>
     <w:pPrDefault>
@@ -3005,168 +2774,255 @@
       </w:pPr>
     </w:pPrDefault>
   </w:docDefaults>
-  <w:latentStyles w:count="276" w:defLockedState="0" w:defQFormat="0" w:defSemiHidden="0" w:defUIPriority="0" w:defUnhideWhenUsed="0"/>
-  <w:style w:default="1" w:styleId="Normal" w:type="paragraph">
+  <w:latentStyles w:defLockedState="0" w:defUIPriority="0" w:defSemiHidden="0" w:defUnhideWhenUsed="0" w:defQFormat="0" w:count="376">
+    <w:lsdException w:name="Normal Table" w:semiHidden="1" w:unhideWhenUsed="1"/>
+    <w:lsdException w:name="Table Simple 1" w:semiHidden="1" w:unhideWhenUsed="1"/>
+    <w:lsdException w:name="Table Simple 2" w:semiHidden="1" w:unhideWhenUsed="1"/>
+    <w:lsdException w:name="Table Simple 3" w:semiHidden="1" w:unhideWhenUsed="1"/>
+    <w:lsdException w:name="Table Classic 1" w:semiHidden="1" w:unhideWhenUsed="1"/>
+    <w:lsdException w:name="Table Classic 2" w:semiHidden="1" w:unhideWhenUsed="1"/>
+    <w:lsdException w:name="Table Classic 3" w:semiHidden="1" w:unhideWhenUsed="1"/>
+    <w:lsdException w:name="Table Classic 4" w:semiHidden="1" w:unhideWhenUsed="1"/>
+    <w:lsdException w:name="Table Colorful 1" w:semiHidden="1" w:unhideWhenUsed="1"/>
+    <w:lsdException w:name="Table Colorful 2" w:semiHidden="1" w:unhideWhenUsed="1"/>
+    <w:lsdException w:name="Table Colorful 3" w:semiHidden="1" w:unhideWhenUsed="1"/>
+    <w:lsdException w:name="Table Columns 1" w:semiHidden="1" w:unhideWhenUsed="1"/>
+    <w:lsdException w:name="Table Columns 2" w:semiHidden="1" w:unhideWhenUsed="1"/>
+    <w:lsdException w:name="Table Columns 3" w:semiHidden="1" w:unhideWhenUsed="1"/>
+    <w:lsdException w:name="Table Columns 4" w:semiHidden="1" w:unhideWhenUsed="1"/>
+    <w:lsdException w:name="Table Columns 5" w:semiHidden="1" w:unhideWhenUsed="1"/>
+    <w:lsdException w:name="Table Grid 1" w:semiHidden="1" w:unhideWhenUsed="1"/>
+    <w:lsdException w:name="Table Grid 2" w:semiHidden="1" w:unhideWhenUsed="1"/>
+    <w:lsdException w:name="Table Grid 3" w:semiHidden="1" w:unhideWhenUsed="1"/>
+    <w:lsdException w:name="Table Grid 4" w:semiHidden="1" w:unhideWhenUsed="1"/>
+    <w:lsdException w:name="Table Grid 5" w:semiHidden="1" w:unhideWhenUsed="1"/>
+    <w:lsdException w:name="Table Grid 6" w:semiHidden="1" w:unhideWhenUsed="1"/>
+    <w:lsdException w:name="Table Grid 7" w:semiHidden="1" w:unhideWhenUsed="1"/>
+    <w:lsdException w:name="Table Grid 8" w:semiHidden="1" w:unhideWhenUsed="1"/>
+    <w:lsdException w:name="Table List 1" w:semiHidden="1" w:unhideWhenUsed="1"/>
+    <w:lsdException w:name="Table List 2" w:semiHidden="1" w:unhideWhenUsed="1"/>
+    <w:lsdException w:name="Table List 3" w:semiHidden="1" w:unhideWhenUsed="1"/>
+    <w:lsdException w:name="Table List 4" w:semiHidden="1" w:unhideWhenUsed="1"/>
+    <w:lsdException w:name="Table List 5" w:semiHidden="1" w:unhideWhenUsed="1"/>
+    <w:lsdException w:name="Table List 6" w:semiHidden="1" w:unhideWhenUsed="1"/>
+    <w:lsdException w:name="Table List 7" w:semiHidden="1" w:unhideWhenUsed="1"/>
+    <w:lsdException w:name="Table List 8" w:semiHidden="1" w:unhideWhenUsed="1"/>
+    <w:lsdException w:name="Table 3D effects 1" w:semiHidden="1" w:unhideWhenUsed="1"/>
+    <w:lsdException w:name="Table 3D effects 2" w:semiHidden="1" w:unhideWhenUsed="1"/>
+    <w:lsdException w:name="Table 3D effects 3" w:semiHidden="1" w:unhideWhenUsed="1"/>
+    <w:lsdException w:name="Table Contemporary" w:semiHidden="1" w:unhideWhenUsed="1"/>
+    <w:lsdException w:name="Table Elegant" w:semiHidden="1" w:unhideWhenUsed="1"/>
+    <w:lsdException w:name="Table Professional" w:semiHidden="1" w:unhideWhenUsed="1"/>
+    <w:lsdException w:name="Table Subtle 1" w:semiHidden="1" w:unhideWhenUsed="1"/>
+    <w:lsdException w:name="Table Subtle 2" w:semiHidden="1" w:unhideWhenUsed="1"/>
+    <w:lsdException w:name="Table Web 1" w:semiHidden="1" w:unhideWhenUsed="1"/>
+    <w:lsdException w:name="Table Web 2" w:semiHidden="1" w:unhideWhenUsed="1"/>
+    <w:lsdException w:name="Table Web 3" w:semiHidden="1" w:unhideWhenUsed="1"/>
+    <w:lsdException w:name="Table Theme" w:semiHidden="1" w:unhideWhenUsed="1"/>
+    <w:lsdException w:name="Light Shading"/>
+    <w:lsdException w:name="Light List"/>
+    <w:lsdException w:name="Light Grid"/>
+    <w:lsdException w:name="Medium Shading 1"/>
+    <w:lsdException w:name="Medium Shading 2"/>
+    <w:lsdException w:name="Medium List 1"/>
+    <w:lsdException w:name="Medium List 2"/>
+    <w:lsdException w:name="Medium Grid 1"/>
+    <w:lsdException w:name="Medium Grid 2"/>
+    <w:lsdException w:name="Medium Grid 3"/>
+    <w:lsdException w:name="Dark List"/>
+    <w:lsdException w:name="Colorful Shading"/>
+    <w:lsdException w:name="Colorful List"/>
+    <w:lsdException w:name="Colorful Grid"/>
+    <w:lsdException w:name="Light Shading Accent 1"/>
+    <w:lsdException w:name="Light List Accent 1"/>
+    <w:lsdException w:name="Light Grid Accent 1"/>
+    <w:lsdException w:name="Medium Shading 1 Accent 1"/>
+    <w:lsdException w:name="Medium Shading 2 Accent 1"/>
+    <w:lsdException w:name="Medium List 1 Accent 1"/>
+    <w:lsdException w:name="Medium List 2 Accent 1"/>
+    <w:lsdException w:name="Medium Grid 1 Accent 1"/>
+    <w:lsdException w:name="Medium Grid 2 Accent 1"/>
+    <w:lsdException w:name="Medium Grid 3 Accent 1"/>
+    <w:lsdException w:name="Dark List Accent 1"/>
+    <w:lsdException w:name="Colorful Shading Accent 1"/>
+    <w:lsdException w:name="Colorful List Accent 1"/>
+    <w:lsdException w:name="Colorful Grid Accent 1"/>
+    <w:lsdException w:name="Light Shading Accent 2"/>
+    <w:lsdException w:name="Light List Accent 2"/>
+    <w:lsdException w:name="Light Grid Accent 2"/>
+    <w:lsdException w:name="Medium Shading 1 Accent 2"/>
+    <w:lsdException w:name="Medium Shading 2 Accent 2"/>
+    <w:lsdException w:name="Medium List 1 Accent 2"/>
+    <w:lsdException w:name="Medium List 2 Accent 2"/>
+    <w:lsdException w:name="Medium Grid 1 Accent 2"/>
+    <w:lsdException w:name="Medium Grid 2 Accent 2"/>
+    <w:lsdException w:name="Medium Grid 3 Accent 2"/>
+    <w:lsdException w:name="Dark List Accent 2"/>
+    <w:lsdException w:name="Colorful Shading Accent 2"/>
+    <w:lsdException w:name="Colorful List Accent 2"/>
+    <w:lsdException w:name="Colorful Grid Accent 2"/>
+    <w:lsdException w:name="Light Shading Accent 3"/>
+    <w:lsdException w:name="Light List Accent 3"/>
+    <w:lsdException w:name="Light Grid Accent 3"/>
+    <w:lsdException w:name="Medium Shading 1 Accent 3"/>
+    <w:lsdException w:name="Medium Shading 2 Accent 3"/>
+    <w:lsdException w:name="Medium List 1 Accent 3"/>
+    <w:lsdException w:name="Medium List 2 Accent 3"/>
+    <w:lsdException w:name="Medium Grid 1 Accent 3"/>
+    <w:lsdException w:name="Medium Grid 2 Accent 3"/>
+    <w:lsdException w:name="Medium Grid 3 Accent 3"/>
+    <w:lsdException w:name="Dark List Accent 3"/>
+    <w:lsdException w:name="Colorful Shading Accent 3"/>
+    <w:lsdException w:name="Colorful List Accent 3"/>
+    <w:lsdException w:name="Colorful Grid Accent 3"/>
+    <w:lsdException w:name="Light Shading Accent 4"/>
+    <w:lsdException w:name="Light List Accent 4"/>
+    <w:lsdException w:name="Light Grid Accent 4"/>
+    <w:lsdException w:name="Medium Shading 1 Accent 4"/>
+    <w:lsdException w:name="Medium Shading 2 Accent 4"/>
+    <w:lsdException w:name="Medium List 1 Accent 4"/>
+    <w:lsdException w:name="Medium List 2 Accent 4"/>
+    <w:lsdException w:name="Medium Grid 1 Accent 4"/>
+    <w:lsdException w:name="Medium Grid 2 Accent 4"/>
+    <w:lsdException w:name="Medium Grid 3 Accent 4"/>
+    <w:lsdException w:name="Dark List Accent 4"/>
+    <w:lsdException w:name="Colorful Shading Accent 4"/>
+    <w:lsdException w:name="Colorful List Accent 4"/>
+    <w:lsdException w:name="Colorful Grid Accent 4"/>
+    <w:lsdException w:name="Light Shading Accent 5"/>
+    <w:lsdException w:name="Light List Accent 5"/>
+    <w:lsdException w:name="Light Grid Accent 5"/>
+    <w:lsdException w:name="Medium Shading 1 Accent 5"/>
+    <w:lsdException w:name="Medium Shading 2 Accent 5"/>
+    <w:lsdException w:name="Medium List 1 Accent 5"/>
+    <w:lsdException w:name="Medium List 2 Accent 5"/>
+    <w:lsdException w:name="Medium Grid 1 Accent 5"/>
+    <w:lsdException w:name="Medium Grid 2 Accent 5"/>
+    <w:lsdException w:name="Medium Grid 3 Accent 5"/>
+    <w:lsdException w:name="Dark List Accent 5"/>
+    <w:lsdException w:name="Colorful Shading Accent 5"/>
+    <w:lsdException w:name="Colorful List Accent 5"/>
+    <w:lsdException w:name="Colorful Grid Accent 5"/>
+    <w:lsdException w:name="Light Shading Accent 6"/>
+    <w:lsdException w:name="Light List Accent 6"/>
+    <w:lsdException w:name="Light Grid Accent 6"/>
+    <w:lsdException w:name="Medium Shading 1 Accent 6"/>
+    <w:lsdException w:name="Medium Shading 2 Accent 6"/>
+    <w:lsdException w:name="Medium List 1 Accent 6"/>
+    <w:lsdException w:name="Medium List 2 Accent 6"/>
+    <w:lsdException w:name="Medium Grid 1 Accent 6"/>
+    <w:lsdException w:name="Medium Grid 2 Accent 6"/>
+    <w:lsdException w:name="Medium Grid 3 Accent 6"/>
+    <w:lsdException w:name="Dark List Accent 6"/>
+    <w:lsdException w:name="Colorful Shading Accent 6"/>
+    <w:lsdException w:name="Colorful List Accent 6"/>
+    <w:lsdException w:name="Colorful Grid Accent 6"/>
+    <w:lsdException w:name="Grid Table 4" w:uiPriority="49"/>
+    <w:lsdException w:name="Grid Table 5 Dark" w:uiPriority="50"/>
+    <w:lsdException w:name="Grid Table 6 Colorful" w:uiPriority="51"/>
+    <w:lsdException w:name="Grid Table 7 Colorful" w:uiPriority="52"/>
+    <w:lsdException w:name="Grid Table 1 Light Accent 1" w:uiPriority="46"/>
+    <w:lsdException w:name="Grid Table 2 Accent 1" w:uiPriority="47"/>
+    <w:lsdException w:name="Grid Table 3 Accent 1" w:uiPriority="48"/>
+    <w:lsdException w:name="Grid Table 4 Accent 1" w:uiPriority="49"/>
+    <w:lsdException w:name="Grid Table 5 Dark Accent 1" w:uiPriority="50"/>
+    <w:lsdException w:name="Grid Table 6 Colorful Accent 1" w:uiPriority="51"/>
+    <w:lsdException w:name="Grid Table 7 Colorful Accent 1" w:uiPriority="52"/>
+    <w:lsdException w:name="Grid Table 1 Light Accent 2" w:uiPriority="46"/>
+    <w:lsdException w:name="Grid Table 2 Accent 2" w:uiPriority="47"/>
+    <w:lsdException w:name="Grid Table 3 Accent 2" w:uiPriority="48"/>
+    <w:lsdException w:name="Grid Table 4 Accent 2" w:uiPriority="49"/>
+    <w:lsdException w:name="Grid Table 5 Dark Accent 2" w:uiPriority="50"/>
+    <w:lsdException w:name="Grid Table 6 Colorful Accent 2" w:uiPriority="51"/>
+    <w:lsdException w:name="Grid Table 7 Colorful Accent 2" w:uiPriority="52"/>
+    <w:lsdException w:name="Grid Table 1 Light Accent 3" w:uiPriority="46"/>
+    <w:lsdException w:name="Grid Table 2 Accent 3" w:uiPriority="47"/>
+    <w:lsdException w:name="Grid Table 3 Accent 3" w:uiPriority="48"/>
+    <w:lsdException w:name="Grid Table 4 Accent 3" w:uiPriority="49"/>
+    <w:lsdException w:name="Grid Table 5 Dark Accent 3" w:uiPriority="50"/>
+    <w:lsdException w:name="Grid Table 6 Colorful Accent 3" w:uiPriority="51"/>
+    <w:lsdException w:name="Grid Table 7 Colorful Accent 3" w:uiPriority="52"/>
+    <w:lsdException w:name="Grid Table 1 Light Accent 4" w:uiPriority="46"/>
+    <w:lsdException w:name="Grid Table 2 Accent 4" w:uiPriority="47"/>
+    <w:lsdException w:name="Grid Table 3 Accent 4" w:uiPriority="48"/>
+    <w:lsdException w:name="Grid Table 4 Accent 4" w:uiPriority="49"/>
+    <w:lsdException w:name="Grid Table 5 Dark Accent 4" w:uiPriority="50"/>
+    <w:lsdException w:name="Grid Table 6 Colorful Accent 4" w:uiPriority="51"/>
+    <w:lsdException w:name="Grid Table 7 Colorful Accent 4" w:uiPriority="52"/>
+    <w:lsdException w:name="Grid Table 1 Light Accent 5" w:uiPriority="46"/>
+    <w:lsdException w:name="Grid Table 2 Accent 5" w:uiPriority="47"/>
+    <w:lsdException w:name="Grid Table 3 Accent 5" w:uiPriority="48"/>
+    <w:lsdException w:name="Grid Table 4 Accent 5" w:uiPriority="49"/>
+    <w:lsdException w:name="Grid Table 5 Dark Accent 5" w:uiPriority="50"/>
+    <w:lsdException w:name="Grid Table 6 Colorful Accent 5" w:uiPriority="51"/>
+    <w:lsdException w:name="Grid Table 7 Colorful Accent 5" w:uiPriority="52"/>
+    <w:lsdException w:name="Grid Table 1 Light Accent 6" w:uiPriority="46"/>
+    <w:lsdException w:name="Grid Table 2 Accent 6" w:uiPriority="47"/>
+    <w:lsdException w:name="Grid Table 3 Accent 6" w:uiPriority="48"/>
+    <w:lsdException w:name="Grid Table 4 Accent 6" w:uiPriority="49"/>
+    <w:lsdException w:name="Grid Table 5 Dark Accent 6" w:uiPriority="50"/>
+    <w:lsdException w:name="Grid Table 6 Colorful Accent 6" w:uiPriority="51"/>
+    <w:lsdException w:name="Grid Table 7 Colorful Accent 6" w:uiPriority="52"/>
+    <w:lsdException w:name="List Table 1 Light" w:uiPriority="46"/>
+    <w:lsdException w:name="List Table 2" w:uiPriority="47"/>
+    <w:lsdException w:name="List Table 3" w:uiPriority="48"/>
+    <w:lsdException w:name="List Table 4" w:uiPriority="49"/>
+    <w:lsdException w:name="List Table 5 Dark" w:uiPriority="50"/>
+    <w:lsdException w:name="List Table 6 Colorful" w:uiPriority="51"/>
+    <w:lsdException w:name="List Table 7 Colorful" w:uiPriority="52"/>
+    <w:lsdException w:name="List Table 1 Light Accent 1" w:uiPriority="46"/>
+    <w:lsdException w:name="List Table 2 Accent 1" w:uiPriority="47"/>
+    <w:lsdException w:name="List Table 3 Accent 1" w:uiPriority="48"/>
+    <w:lsdException w:name="List Table 4 Accent 1" w:uiPriority="49"/>
+    <w:lsdException w:name="List Table 5 Dark Accent 1" w:uiPriority="50"/>
+    <w:lsdException w:name="List Table 6 Colorful Accent 1" w:uiPriority="51"/>
+    <w:lsdException w:name="List Table 7 Colorful Accent 1" w:uiPriority="52"/>
+    <w:lsdException w:name="List Table 1 Light Accent 2" w:uiPriority="46"/>
+    <w:lsdException w:name="List Table 2 Accent 2" w:uiPriority="47"/>
+    <w:lsdException w:name="List Table 3 Accent 2" w:uiPriority="48"/>
+    <w:lsdException w:name="List Table 4 Accent 2" w:uiPriority="49"/>
+    <w:lsdException w:name="List Table 5 Dark Accent 2" w:uiPriority="50"/>
+    <w:lsdException w:name="List Table 6 Colorful Accent 2" w:uiPriority="51"/>
+    <w:lsdException w:name="List Table 7 Colorful Accent 2" w:uiPriority="52"/>
+    <w:lsdException w:name="List Table 1 Light Accent 3" w:uiPriority="46"/>
+    <w:lsdException w:name="List Table 2 Accent 3" w:uiPriority="47"/>
+    <w:lsdException w:name="List Table 3 Accent 3" w:uiPriority="48"/>
+    <w:lsdException w:name="List Table 4 Accent 3" w:uiPriority="49"/>
+    <w:lsdException w:name="List Table 5 Dark Accent 3" w:uiPriority="50"/>
+    <w:lsdException w:name="List Table 6 Colorful Accent 3" w:uiPriority="51"/>
+    <w:lsdException w:name="List Table 7 Colorful Accent 3" w:uiPriority="52"/>
+    <w:lsdException w:name="List Table 1 Light Accent 4" w:uiPriority="46"/>
+    <w:lsdException w:name="List Table 2 Accent 4" w:uiPriority="47"/>
+    <w:lsdException w:name="List Table 3 Accent 4" w:uiPriority="48"/>
+    <w:lsdException w:name="List Table 4 Accent 4" w:uiPriority="49"/>
+    <w:lsdException w:name="List Table 5 Dark Accent 4" w:uiPriority="50"/>
+    <w:lsdException w:name="List Table 6 Colorful Accent 4" w:uiPriority="51"/>
+    <w:lsdException w:name="List Table 7 Colorful Accent 4" w:uiPriority="52"/>
+    <w:lsdException w:name="List Table 1 Light Accent 5" w:uiPriority="46"/>
+    <w:lsdException w:name="List Table 2 Accent 5" w:uiPriority="47"/>
+    <w:lsdException w:name="List Table 3 Accent 5" w:uiPriority="48"/>
+    <w:lsdException w:name="List Table 4 Accent 5" w:uiPriority="49"/>
+    <w:lsdException w:name="List Table 5 Dark Accent 5" w:uiPriority="50"/>
+    <w:lsdException w:name="List Table 6 Colorful Accent 5" w:uiPriority="51"/>
+    <w:lsdException w:name="List Table 7 Colorful Accent 5" w:uiPriority="52"/>
+    <w:lsdException w:name="List Table 1 Light Accent 6" w:uiPriority="46"/>
+    <w:lsdException w:name="List Table 2 Accent 6" w:uiPriority="47"/>
+    <w:lsdException w:name="List Table 3 Accent 6" w:uiPriority="48"/>
+    <w:lsdException w:name="List Table 4 Accent 6" w:uiPriority="49"/>
+    <w:lsdException w:name="List Table 5 Dark Accent 6" w:uiPriority="50"/>
+    <w:lsdException w:name="List Table 6 Colorful Accent 6" w:uiPriority="51"/>
+    <w:lsdException w:name="List Table 7 Colorful Accent 6" w:uiPriority="52"/>
+    <w:lsdException w:name="Mention" w:semiHidden="1" w:uiPriority="99" w:unhideWhenUsed="1"/>
+    <w:lsdException w:name="Smart Hyperlink" w:semiHidden="1" w:uiPriority="99" w:unhideWhenUsed="1"/>
+    <w:lsdException w:name="Hashtag" w:semiHidden="1" w:uiPriority="99" w:unhideWhenUsed="1"/>
+    <w:lsdException w:name="Unresolved Mention" w:semiHidden="1" w:uiPriority="99" w:unhideWhenUsed="1"/>
+    <w:lsdException w:name="Smart Link" w:semiHidden="1" w:uiPriority="99" w:unhideWhenUsed="1"/>
+  </w:latentStyles>
+  <w:style w:type="paragraph" w:default="1" w:styleId="Normal">
     <w:name w:val="Normal"/>
     <w:qFormat/>
   </w:style>
-  <w:style w:styleId="BodyText" w:type="paragraph">
-    <w:name w:val="Body Text"/>
-    <w:basedOn w:val="Normal"/>
-    <w:link w:val="BodyTextChar"/>
-    <w:qFormat/>
-    <w:pPr>
-      <w:spacing w:after="180" w:before="180"/>
-    </w:pPr>
-  </w:style>
-  <w:style w:customStyle="1" w:styleId="FirstParagraph" w:type="paragraph">
-    <w:name w:val="First Paragraph"/>
-    <w:basedOn w:val="BodyText"/>
-    <w:next w:val="BodyText"/>
-    <w:qFormat/>
-  </w:style>
-  <w:style w:customStyle="1" w:styleId="Compact" w:type="paragraph">
-    <w:name w:val="Compact"/>
-    <w:basedOn w:val="BodyText"/>
-    <w:qFormat/>
-    <w:pPr>
-      <w:spacing w:after="36" w:before="36"/>
-    </w:pPr>
-  </w:style>
-  <w:style w:styleId="Title" w:type="paragraph">
-    <w:name w:val="Title"/>
-    <w:basedOn w:val="Normal"/>
-    <w:next w:val="BodyText"/>
-    <w:link w:val="TitleChar"/>
-    <w:uiPriority w:val="10"/>
-    <w:qFormat/>
-    <w:rsid w:val="00A10FD9"/>
-    <w:pPr>
-      <w:spacing w:after="80" w:line="240" w:lineRule="auto"/>
-      <w:contextualSpacing/>
-      <w:jc w:val="center"/>
-    </w:pPr>
-    <w:rPr>
-      <w:rFonts w:asciiTheme="majorHAnsi" w:cstheme="majorBidi" w:eastAsiaTheme="majorEastAsia" w:hAnsiTheme="majorHAnsi"/>
-      <w:sz w:val="56"/>
-      <w:szCs w:val="56"/>
-    </w:rPr>
-  </w:style>
-  <w:style w:customStyle="1" w:styleId="TitleChar" w:type="character">
-    <w:name w:val="Title Char"/>
-    <w:basedOn w:val="DefaultParagraphFont"/>
-    <w:link w:val="Title"/>
-    <w:uiPriority w:val="10"/>
-    <w:rsid w:val="00A10FD9"/>
-    <w:rPr>
-      <w:rFonts w:asciiTheme="majorHAnsi" w:cstheme="majorBidi" w:eastAsiaTheme="majorEastAsia" w:hAnsiTheme="majorHAnsi"/>
-      <w:sz w:val="56"/>
-      <w:szCs w:val="56"/>
-    </w:rPr>
-  </w:style>
-  <w:style w:styleId="Subtitle" w:type="paragraph">
-    <w:name w:val="Subtitle"/>
-    <w:basedOn w:val="Title"/>
-    <w:next w:val="BodyText"/>
-    <w:link w:val="SubtitleChar"/>
-    <w:uiPriority w:val="11"/>
-    <w:qFormat/>
-    <w:rsid w:val="00A10FD9"/>
-    <w:pPr>
-      <w:numPr>
-        <w:ilvl w:val="1"/>
-      </w:numPr>
-    </w:pPr>
-    <w:rPr>
-      <w:rFonts w:cstheme="majorBidi" w:eastAsiaTheme="majorEastAsia"/>
-      <w:spacing w:val="15"/>
-      <w:sz w:val="28"/>
-      <w:szCs w:val="28"/>
-    </w:rPr>
-  </w:style>
-  <w:style w:customStyle="1" w:styleId="SubtitleChar" w:type="character">
-    <w:name w:val="Subtitle Char"/>
-    <w:basedOn w:val="DefaultParagraphFont"/>
-    <w:link w:val="Subtitle"/>
-    <w:uiPriority w:val="11"/>
-    <w:rsid w:val="00A10FD9"/>
-    <w:rPr>
-      <w:rFonts w:cstheme="majorBidi" w:eastAsiaTheme="majorEastAsia"/>
-      <w:color w:themeColor="text1" w:themeTint="A6" w:val="595959"/>
-      <w:spacing w:val="15"/>
-      <w:sz w:val="28"/>
-      <w:szCs w:val="28"/>
-    </w:rPr>
-  </w:style>
-  <w:style w:customStyle="1" w:styleId="Author" w:type="paragraph">
-    <w:name w:val="Author"/>
-    <w:basedOn w:val="Title"/>
-    <w:next w:val="BodyText"/>
-    <w:qFormat/>
-    <w:pPr>
-      <w:keepNext/>
-      <w:keepLines/>
-    </w:pPr>
-    <w:rPr>
-      <w:sz w:val="24"/>
-      <w:szCs w:val="24"/>
-    </w:rPr>
-  </w:style>
-  <w:style w:styleId="Date" w:type="paragraph">
-    <w:name w:val="Date"/>
-    <w:basedOn w:val="Title"/>
-    <w:next w:val="BodyText"/>
-    <w:qFormat/>
-    <w:pPr>
-      <w:keepNext/>
-      <w:keepLines/>
-    </w:pPr>
-    <w:rPr>
-      <w:sz w:val="24"/>
-      <w:szCs w:val="24"/>
-    </w:rPr>
-  </w:style>
-  <w:style w:customStyle="1" w:styleId="AbstractTitle" w:type="paragraph">
-    <w:name w:val="Abstract Title"/>
-    <w:basedOn w:val="Normal"/>
-    <w:next w:val="Abstract"/>
-    <w:qFormat/>
-    <w:pPr>
-      <w:keepNext/>
-      <w:keepLines/>
-      <w:spacing w:after="0" w:before="300"/>
-      <w:jc w:val="center"/>
-    </w:pPr>
-    <w:rPr>
-      <w:b/>
-      <w:sz w:val="20"/>
-      <w:szCs w:val="20"/>
-    </w:rPr>
-  </w:style>
-  <w:style w:customStyle="1" w:styleId="Abstract" w:type="paragraph">
-    <w:name w:val="Abstract"/>
-    <w:basedOn w:val="Normal"/>
-    <w:next w:val="BodyText"/>
-    <w:qFormat/>
-    <w:pPr>
-      <w:keepNext/>
-      <w:keepLines/>
-      <w:spacing w:after="300" w:before="100"/>
-    </w:pPr>
-    <w:rPr>
-      <w:sz w:val="20"/>
-      <w:szCs w:val="20"/>
-    </w:rPr>
-  </w:style>
-  <w:style w:styleId="Bibliography" w:type="paragraph">
-    <w:name w:val="Bibliography"/>
-    <w:basedOn w:val="Normal"/>
-    <w:next w:val="Bibliography"/>
-    <w:qFormat/>
-    <w:pPr/>
-    <w:rPr/>
-  </w:style>
-  <w:style w:styleId="Heading1" w:type="paragraph">
+  <w:style w:type="paragraph" w:styleId="Heading1">
     <w:name w:val="heading 1"/>
     <w:basedOn w:val="Normal"/>
     <w:next w:val="BodyText"/>
@@ -3177,17 +3033,17 @@
     <w:pPr>
       <w:keepNext/>
       <w:keepLines/>
-      <w:spacing w:after="80" w:before="360"/>
+      <w:spacing w:before="360" w:after="80"/>
       <w:outlineLvl w:val="0"/>
     </w:pPr>
     <w:rPr>
-      <w:rFonts w:asciiTheme="majorHAnsi" w:cstheme="majorBidi" w:eastAsiaTheme="majorEastAsia" w:hAnsiTheme="majorHAnsi"/>
-      <w:color w:themeColor="accent1" w:themeShade="BF" w:val="0F4761"/>
+      <w:rFonts w:asciiTheme="majorHAnsi" w:eastAsiaTheme="majorEastAsia" w:hAnsiTheme="majorHAnsi" w:cstheme="majorBidi"/>
+      <w:color w:val="0F4761" w:themeColor="accent1" w:themeShade="BF"/>
       <w:sz w:val="40"/>
       <w:szCs w:val="40"/>
     </w:rPr>
   </w:style>
-  <w:style w:styleId="Heading2" w:type="paragraph">
+  <w:style w:type="paragraph" w:styleId="Heading2">
     <w:name w:val="heading 2"/>
     <w:basedOn w:val="Normal"/>
     <w:next w:val="BodyText"/>
@@ -3200,17 +3056,17 @@
     <w:pPr>
       <w:keepNext/>
       <w:keepLines/>
-      <w:spacing w:after="80" w:before="160"/>
+      <w:spacing w:before="160" w:after="80"/>
       <w:outlineLvl w:val="1"/>
     </w:pPr>
     <w:rPr>
-      <w:rFonts w:asciiTheme="majorHAnsi" w:cstheme="majorBidi" w:eastAsiaTheme="majorEastAsia" w:hAnsiTheme="majorHAnsi"/>
-      <w:color w:themeColor="accent1" w:themeShade="BF" w:val="0F4761"/>
+      <w:rFonts w:asciiTheme="majorHAnsi" w:eastAsiaTheme="majorEastAsia" w:hAnsiTheme="majorHAnsi" w:cstheme="majorBidi"/>
+      <w:color w:val="0F4761" w:themeColor="accent1" w:themeShade="BF"/>
       <w:sz w:val="32"/>
       <w:szCs w:val="32"/>
     </w:rPr>
   </w:style>
-  <w:style w:styleId="Heading3" w:type="paragraph">
+  <w:style w:type="paragraph" w:styleId="Heading3">
     <w:name w:val="heading 3"/>
     <w:basedOn w:val="Normal"/>
     <w:next w:val="BodyText"/>
@@ -3223,17 +3079,17 @@
     <w:pPr>
       <w:keepNext/>
       <w:keepLines/>
-      <w:spacing w:after="80" w:before="160"/>
+      <w:spacing w:before="160" w:after="80"/>
       <w:outlineLvl w:val="2"/>
     </w:pPr>
     <w:rPr>
-      <w:rFonts w:cstheme="majorBidi" w:eastAsiaTheme="majorEastAsia"/>
-      <w:color w:themeColor="accent1" w:themeShade="BF" w:val="0F4761"/>
+      <w:rFonts w:eastAsiaTheme="majorEastAsia" w:cstheme="majorBidi"/>
+      <w:color w:val="0F4761" w:themeColor="accent1" w:themeShade="BF"/>
       <w:sz w:val="28"/>
       <w:szCs w:val="28"/>
     </w:rPr>
   </w:style>
-  <w:style w:styleId="Heading4" w:type="paragraph">
+  <w:style w:type="paragraph" w:styleId="Heading4">
     <w:name w:val="heading 4"/>
     <w:basedOn w:val="Normal"/>
     <w:next w:val="BodyText"/>
@@ -3246,17 +3102,17 @@
     <w:pPr>
       <w:keepNext/>
       <w:keepLines/>
-      <w:spacing w:after="40" w:before="80"/>
+      <w:spacing w:before="80" w:after="40"/>
       <w:outlineLvl w:val="3"/>
     </w:pPr>
     <w:rPr>
-      <w:rFonts w:cstheme="majorBidi" w:eastAsiaTheme="majorEastAsia"/>
+      <w:rFonts w:eastAsiaTheme="majorEastAsia" w:cstheme="majorBidi"/>
       <w:i/>
       <w:iCs/>
-      <w:color w:themeColor="accent1" w:themeShade="BF" w:val="0F4761"/>
-    </w:rPr>
-  </w:style>
-  <w:style w:styleId="Heading5" w:type="paragraph">
+      <w:color w:val="0F4761" w:themeColor="accent1" w:themeShade="BF"/>
+    </w:rPr>
+  </w:style>
+  <w:style w:type="paragraph" w:styleId="Heading5">
     <w:name w:val="heading 5"/>
     <w:basedOn w:val="Normal"/>
     <w:next w:val="BodyText"/>
@@ -3269,15 +3125,15 @@
     <w:pPr>
       <w:keepNext/>
       <w:keepLines/>
-      <w:spacing w:after="40" w:before="80"/>
+      <w:spacing w:before="80" w:after="40"/>
       <w:outlineLvl w:val="4"/>
     </w:pPr>
     <w:rPr>
-      <w:rFonts w:cstheme="majorBidi" w:eastAsiaTheme="majorEastAsia"/>
-      <w:color w:themeColor="accent1" w:themeShade="BF" w:val="0F4761"/>
-    </w:rPr>
-  </w:style>
-  <w:style w:styleId="Heading6" w:type="paragraph">
+      <w:rFonts w:eastAsiaTheme="majorEastAsia" w:cstheme="majorBidi"/>
+      <w:color w:val="0F4761" w:themeColor="accent1" w:themeShade="BF"/>
+    </w:rPr>
+  </w:style>
+  <w:style w:type="paragraph" w:styleId="Heading6">
     <w:name w:val="heading 6"/>
     <w:basedOn w:val="Normal"/>
     <w:next w:val="BodyText"/>
@@ -3290,17 +3146,17 @@
     <w:pPr>
       <w:keepNext/>
       <w:keepLines/>
-      <w:spacing w:after="0" w:before="40"/>
+      <w:spacing w:before="40" w:after="0"/>
       <w:outlineLvl w:val="5"/>
     </w:pPr>
     <w:rPr>
-      <w:rFonts w:cstheme="majorBidi" w:eastAsiaTheme="majorEastAsia"/>
+      <w:rFonts w:eastAsiaTheme="majorEastAsia" w:cstheme="majorBidi"/>
       <w:i/>
       <w:iCs/>
-      <w:color w:themeColor="text1" w:themeTint="A6" w:val="595959"/>
-    </w:rPr>
-  </w:style>
-  <w:style w:styleId="Heading7" w:type="paragraph">
+      <w:color w:val="595959" w:themeColor="text1" w:themeTint="A6"/>
+    </w:rPr>
+  </w:style>
+  <w:style w:type="paragraph" w:styleId="Heading7">
     <w:name w:val="heading 7"/>
     <w:basedOn w:val="Normal"/>
     <w:next w:val="BodyText"/>
@@ -3313,15 +3169,15 @@
     <w:pPr>
       <w:keepNext/>
       <w:keepLines/>
-      <w:spacing w:after="0" w:before="40"/>
+      <w:spacing w:before="40" w:after="0"/>
       <w:outlineLvl w:val="6"/>
     </w:pPr>
     <w:rPr>
-      <w:rFonts w:cstheme="majorBidi" w:eastAsiaTheme="majorEastAsia"/>
-      <w:color w:themeColor="text1" w:themeTint="A6" w:val="595959"/>
-    </w:rPr>
-  </w:style>
-  <w:style w:styleId="Heading8" w:type="paragraph">
+      <w:rFonts w:eastAsiaTheme="majorEastAsia" w:cstheme="majorBidi"/>
+      <w:color w:val="595959" w:themeColor="text1" w:themeTint="A6"/>
+    </w:rPr>
+  </w:style>
+  <w:style w:type="paragraph" w:styleId="Heading8">
     <w:name w:val="heading 8"/>
     <w:basedOn w:val="Normal"/>
     <w:next w:val="BodyText"/>
@@ -3338,13 +3194,13 @@
       <w:outlineLvl w:val="7"/>
     </w:pPr>
     <w:rPr>
-      <w:rFonts w:cstheme="majorBidi" w:eastAsiaTheme="majorEastAsia"/>
+      <w:rFonts w:eastAsiaTheme="majorEastAsia" w:cstheme="majorBidi"/>
       <w:i/>
       <w:iCs/>
-      <w:color w:themeColor="text1" w:themeTint="D8" w:val="272727"/>
-    </w:rPr>
-  </w:style>
-  <w:style w:styleId="Heading9" w:type="paragraph">
+      <w:color w:val="272727" w:themeColor="text1" w:themeTint="D8"/>
+    </w:rPr>
+  </w:style>
+  <w:style w:type="paragraph" w:styleId="Heading9">
     <w:name w:val="heading 9"/>
     <w:basedOn w:val="Normal"/>
     <w:next w:val="BodyText"/>
@@ -3361,24 +3217,202 @@
       <w:outlineLvl w:val="8"/>
     </w:pPr>
     <w:rPr>
-      <w:rFonts w:cstheme="majorBidi" w:eastAsiaTheme="majorEastAsia"/>
-      <w:color w:themeColor="text1" w:themeTint="D8" w:val="272727"/>
-    </w:rPr>
-  </w:style>
-  <w:style w:customStyle="1" w:styleId="Heading1Char" w:type="character">
+      <w:rFonts w:eastAsiaTheme="majorEastAsia" w:cstheme="majorBidi"/>
+      <w:color w:val="272727" w:themeColor="text1" w:themeTint="D8"/>
+    </w:rPr>
+  </w:style>
+  <w:style w:type="character" w:default="1" w:styleId="DefaultParagraphFont">
+    <w:name w:val="Default Paragraph Font"/>
+    <w:uiPriority w:val="1"/>
+    <w:semiHidden/>
+    <w:unhideWhenUsed/>
+  </w:style>
+  <w:style w:type="table" w:default="1" w:styleId="TableNormal">
+    <w:name w:val="Normal Table"/>
+    <w:uiPriority w:val="99"/>
+    <w:semiHidden/>
+    <w:unhideWhenUsed/>
+    <w:tblPr>
+      <w:tblInd w:w="0" w:type="dxa"/>
+      <w:tblCellMar>
+        <w:top w:w="0" w:type="dxa"/>
+        <w:left w:w="108" w:type="dxa"/>
+        <w:bottom w:w="0" w:type="dxa"/>
+        <w:right w:w="108" w:type="dxa"/>
+      </w:tblCellMar>
+    </w:tblPr>
+  </w:style>
+  <w:style w:type="numbering" w:default="1" w:styleId="NoList">
+    <w:name w:val="No List"/>
+    <w:uiPriority w:val="99"/>
+    <w:semiHidden/>
+    <w:unhideWhenUsed/>
+  </w:style>
+  <w:style w:type="paragraph" w:styleId="BodyText">
+    <w:name w:val="Body Text"/>
+    <w:basedOn w:val="Normal"/>
+    <w:qFormat/>
+    <w:pPr>
+      <w:spacing w:before="180" w:after="180"/>
+    </w:pPr>
+  </w:style>
+  <w:style w:type="paragraph" w:customStyle="1" w:styleId="FirstParagraph">
+    <w:name w:val="First Paragraph"/>
+    <w:basedOn w:val="BodyText"/>
+    <w:next w:val="BodyText"/>
+    <w:qFormat/>
+  </w:style>
+  <w:style w:type="paragraph" w:customStyle="1" w:styleId="Compact">
+    <w:name w:val="Compact"/>
+    <w:basedOn w:val="BodyText"/>
+    <w:qFormat/>
+    <w:pPr>
+      <w:spacing w:before="36" w:after="36"/>
+    </w:pPr>
+  </w:style>
+  <w:style w:type="paragraph" w:styleId="Title">
+    <w:name w:val="Title"/>
+    <w:basedOn w:val="Normal"/>
+    <w:next w:val="BodyText"/>
+    <w:link w:val="TitleChar"/>
+    <w:uiPriority w:val="10"/>
+    <w:qFormat/>
+    <w:rsid w:val="00A10FD9"/>
+    <w:pPr>
+      <w:spacing w:after="80"/>
+      <w:contextualSpacing/>
+      <w:jc w:val="center"/>
+    </w:pPr>
+    <w:rPr>
+      <w:rFonts w:asciiTheme="majorHAnsi" w:eastAsiaTheme="majorEastAsia" w:hAnsiTheme="majorHAnsi" w:cstheme="majorBidi"/>
+      <w:sz w:val="56"/>
+      <w:szCs w:val="56"/>
+    </w:rPr>
+  </w:style>
+  <w:style w:type="character" w:customStyle="1" w:styleId="TitleChar">
+    <w:name w:val="Title Char"/>
+    <w:basedOn w:val="DefaultParagraphFont"/>
+    <w:link w:val="Title"/>
+    <w:uiPriority w:val="10"/>
+    <w:rsid w:val="00A10FD9"/>
+    <w:rPr>
+      <w:rFonts w:asciiTheme="majorHAnsi" w:eastAsiaTheme="majorEastAsia" w:hAnsiTheme="majorHAnsi" w:cstheme="majorBidi"/>
+      <w:sz w:val="56"/>
+      <w:szCs w:val="56"/>
+    </w:rPr>
+  </w:style>
+  <w:style w:type="paragraph" w:styleId="Subtitle">
+    <w:name w:val="Subtitle"/>
+    <w:basedOn w:val="Title"/>
+    <w:next w:val="BodyText"/>
+    <w:link w:val="SubtitleChar"/>
+    <w:uiPriority w:val="11"/>
+    <w:qFormat/>
+    <w:rsid w:val="00A10FD9"/>
+    <w:pPr>
+      <w:numPr>
+        <w:ilvl w:val="1"/>
+      </w:numPr>
+    </w:pPr>
+    <w:rPr>
+      <w:spacing w:val="15"/>
+      <w:sz w:val="28"/>
+      <w:szCs w:val="28"/>
+    </w:rPr>
+  </w:style>
+  <w:style w:type="character" w:customStyle="1" w:styleId="SubtitleChar">
+    <w:name w:val="Subtitle Char"/>
+    <w:basedOn w:val="DefaultParagraphFont"/>
+    <w:link w:val="Subtitle"/>
+    <w:uiPriority w:val="11"/>
+    <w:rsid w:val="00A10FD9"/>
+    <w:rPr>
+      <w:rFonts w:eastAsiaTheme="majorEastAsia" w:cstheme="majorBidi"/>
+      <w:color w:val="595959" w:themeColor="text1" w:themeTint="A6"/>
+      <w:spacing w:val="15"/>
+      <w:sz w:val="28"/>
+      <w:szCs w:val="28"/>
+    </w:rPr>
+  </w:style>
+  <w:style w:type="paragraph" w:customStyle="1" w:styleId="Author">
+    <w:name w:val="Author"/>
+    <w:basedOn w:val="Title"/>
+    <w:next w:val="BodyText"/>
+    <w:qFormat/>
+    <w:pPr>
+      <w:keepNext/>
+      <w:keepLines/>
+    </w:pPr>
+    <w:rPr>
+      <w:sz w:val="24"/>
+      <w:szCs w:val="24"/>
+    </w:rPr>
+  </w:style>
+  <w:style w:type="paragraph" w:styleId="Date">
+    <w:name w:val="Date"/>
+    <w:basedOn w:val="Title"/>
+    <w:next w:val="BodyText"/>
+    <w:qFormat/>
+    <w:pPr>
+      <w:keepNext/>
+      <w:keepLines/>
+    </w:pPr>
+    <w:rPr>
+      <w:sz w:val="24"/>
+      <w:szCs w:val="24"/>
+    </w:rPr>
+  </w:style>
+  <w:style w:type="paragraph" w:customStyle="1" w:styleId="AbstractTitle">
+    <w:name w:val="Abstract Title"/>
+    <w:basedOn w:val="Normal"/>
+    <w:next w:val="Abstract"/>
+    <w:qFormat/>
+    <w:pPr>
+      <w:keepNext/>
+      <w:keepLines/>
+      <w:spacing w:before="300" w:after="0"/>
+      <w:jc w:val="center"/>
+    </w:pPr>
+    <w:rPr>
+      <w:b/>
+      <w:sz w:val="20"/>
+      <w:szCs w:val="20"/>
+    </w:rPr>
+  </w:style>
+  <w:style w:type="paragraph" w:customStyle="1" w:styleId="Abstract">
+    <w:name w:val="Abstract"/>
+    <w:basedOn w:val="Normal"/>
+    <w:next w:val="BodyText"/>
+    <w:qFormat/>
+    <w:pPr>
+      <w:keepNext/>
+      <w:keepLines/>
+      <w:spacing w:before="100" w:after="300"/>
+    </w:pPr>
+    <w:rPr>
+      <w:sz w:val="20"/>
+      <w:szCs w:val="20"/>
+    </w:rPr>
+  </w:style>
+  <w:style w:type="paragraph" w:styleId="Bibliography">
+    <w:name w:val="Bibliography"/>
+    <w:basedOn w:val="Normal"/>
+    <w:qFormat/>
+  </w:style>
+  <w:style w:type="character" w:customStyle="1" w:styleId="Heading1Char">
     <w:name w:val="Heading 1 Char"/>
     <w:basedOn w:val="DefaultParagraphFont"/>
     <w:link w:val="Heading1"/>
     <w:uiPriority w:val="9"/>
     <w:rsid w:val="00A10FD9"/>
     <w:rPr>
-      <w:rFonts w:asciiTheme="majorHAnsi" w:cstheme="majorBidi" w:eastAsiaTheme="majorEastAsia" w:hAnsiTheme="majorHAnsi"/>
-      <w:color w:themeColor="accent1" w:themeShade="BF" w:val="0F4761"/>
+      <w:rFonts w:asciiTheme="majorHAnsi" w:eastAsiaTheme="majorEastAsia" w:hAnsiTheme="majorHAnsi" w:cstheme="majorBidi"/>
+      <w:color w:val="0F4761" w:themeColor="accent1" w:themeShade="BF"/>
       <w:sz w:val="40"/>
       <w:szCs w:val="40"/>
     </w:rPr>
   </w:style>
-  <w:style w:customStyle="1" w:styleId="Heading2Char" w:type="character">
+  <w:style w:type="character" w:customStyle="1" w:styleId="Heading2Char">
     <w:name w:val="Heading 2 Char"/>
     <w:basedOn w:val="DefaultParagraphFont"/>
     <w:link w:val="Heading2"/>
@@ -3386,13 +3420,13 @@
     <w:semiHidden/>
     <w:rsid w:val="00A10FD9"/>
     <w:rPr>
-      <w:rFonts w:asciiTheme="majorHAnsi" w:cstheme="majorBidi" w:eastAsiaTheme="majorEastAsia" w:hAnsiTheme="majorHAnsi"/>
-      <w:color w:themeColor="accent1" w:themeShade="BF" w:val="0F4761"/>
+      <w:rFonts w:asciiTheme="majorHAnsi" w:eastAsiaTheme="majorEastAsia" w:hAnsiTheme="majorHAnsi" w:cstheme="majorBidi"/>
+      <w:color w:val="0F4761" w:themeColor="accent1" w:themeShade="BF"/>
       <w:sz w:val="32"/>
       <w:szCs w:val="32"/>
     </w:rPr>
   </w:style>
-  <w:style w:customStyle="1" w:styleId="Heading3Char" w:type="character">
+  <w:style w:type="character" w:customStyle="1" w:styleId="Heading3Char">
     <w:name w:val="Heading 3 Char"/>
     <w:basedOn w:val="DefaultParagraphFont"/>
     <w:link w:val="Heading3"/>
@@ -3400,13 +3434,13 @@
     <w:semiHidden/>
     <w:rsid w:val="00A10FD9"/>
     <w:rPr>
-      <w:rFonts w:cstheme="majorBidi" w:eastAsiaTheme="majorEastAsia"/>
-      <w:color w:themeColor="accent1" w:themeShade="BF" w:val="0F4761"/>
+      <w:rFonts w:eastAsiaTheme="majorEastAsia" w:cstheme="majorBidi"/>
+      <w:color w:val="0F4761" w:themeColor="accent1" w:themeShade="BF"/>
       <w:sz w:val="28"/>
       <w:szCs w:val="28"/>
     </w:rPr>
   </w:style>
-  <w:style w:customStyle="1" w:styleId="Heading4Char" w:type="character">
+  <w:style w:type="character" w:customStyle="1" w:styleId="Heading4Char">
     <w:name w:val="Heading 4 Char"/>
     <w:basedOn w:val="DefaultParagraphFont"/>
     <w:link w:val="Heading4"/>
@@ -3414,13 +3448,13 @@
     <w:semiHidden/>
     <w:rsid w:val="00A10FD9"/>
     <w:rPr>
-      <w:rFonts w:cstheme="majorBidi" w:eastAsiaTheme="majorEastAsia"/>
+      <w:rFonts w:eastAsiaTheme="majorEastAsia" w:cstheme="majorBidi"/>
       <w:i/>
       <w:iCs/>
-      <w:color w:themeColor="accent1" w:themeShade="BF" w:val="0F4761"/>
-    </w:rPr>
-  </w:style>
-  <w:style w:customStyle="1" w:styleId="Heading5Char" w:type="character">
+      <w:color w:val="0F4761" w:themeColor="accent1" w:themeShade="BF"/>
+    </w:rPr>
+  </w:style>
+  <w:style w:type="character" w:customStyle="1" w:styleId="Heading5Char">
     <w:name w:val="Heading 5 Char"/>
     <w:basedOn w:val="DefaultParagraphFont"/>
     <w:link w:val="Heading5"/>
@@ -3428,11 +3462,11 @@
     <w:semiHidden/>
     <w:rsid w:val="00A10FD9"/>
     <w:rPr>
-      <w:rFonts w:cstheme="majorBidi" w:eastAsiaTheme="majorEastAsia"/>
-      <w:color w:themeColor="accent1" w:themeShade="BF" w:val="0F4761"/>
-    </w:rPr>
-  </w:style>
-  <w:style w:customStyle="1" w:styleId="Heading6Char" w:type="character">
+      <w:rFonts w:eastAsiaTheme="majorEastAsia" w:cstheme="majorBidi"/>
+      <w:color w:val="0F4761" w:themeColor="accent1" w:themeShade="BF"/>
+    </w:rPr>
+  </w:style>
+  <w:style w:type="character" w:customStyle="1" w:styleId="Heading6Char">
     <w:name w:val="Heading 6 Char"/>
     <w:basedOn w:val="DefaultParagraphFont"/>
     <w:link w:val="Heading6"/>
@@ -3440,13 +3474,13 @@
     <w:semiHidden/>
     <w:rsid w:val="00A10FD9"/>
     <w:rPr>
-      <w:rFonts w:cstheme="majorBidi" w:eastAsiaTheme="majorEastAsia"/>
+      <w:rFonts w:eastAsiaTheme="majorEastAsia" w:cstheme="majorBidi"/>
       <w:i/>
       <w:iCs/>
-      <w:color w:themeColor="text1" w:themeTint="A6" w:val="595959"/>
-    </w:rPr>
-  </w:style>
-  <w:style w:customStyle="1" w:styleId="Heading7Char" w:type="character">
+      <w:color w:val="595959" w:themeColor="text1" w:themeTint="A6"/>
+    </w:rPr>
+  </w:style>
+  <w:style w:type="character" w:customStyle="1" w:styleId="Heading7Char">
     <w:name w:val="Heading 7 Char"/>
     <w:basedOn w:val="DefaultParagraphFont"/>
     <w:link w:val="Heading7"/>
@@ -3454,11 +3488,11 @@
     <w:semiHidden/>
     <w:rsid w:val="00A10FD9"/>
     <w:rPr>
-      <w:rFonts w:cstheme="majorBidi" w:eastAsiaTheme="majorEastAsia"/>
-      <w:color w:themeColor="text1" w:themeTint="A6" w:val="595959"/>
-    </w:rPr>
-  </w:style>
-  <w:style w:customStyle="1" w:styleId="Heading8Char" w:type="character">
+      <w:rFonts w:eastAsiaTheme="majorEastAsia" w:cstheme="majorBidi"/>
+      <w:color w:val="595959" w:themeColor="text1" w:themeTint="A6"/>
+    </w:rPr>
+  </w:style>
+  <w:style w:type="character" w:customStyle="1" w:styleId="Heading8Char">
     <w:name w:val="Heading 8 Char"/>
     <w:basedOn w:val="DefaultParagraphFont"/>
     <w:link w:val="Heading8"/>
@@ -3466,13 +3500,13 @@
     <w:semiHidden/>
     <w:rsid w:val="00A10FD9"/>
     <w:rPr>
-      <w:rFonts w:cstheme="majorBidi" w:eastAsiaTheme="majorEastAsia"/>
+      <w:rFonts w:eastAsiaTheme="majorEastAsia" w:cstheme="majorBidi"/>
       <w:i/>
       <w:iCs/>
-      <w:color w:themeColor="text1" w:themeTint="D8" w:val="272727"/>
-    </w:rPr>
-  </w:style>
-  <w:style w:customStyle="1" w:styleId="Heading9Char" w:type="character">
+      <w:color w:val="272727" w:themeColor="text1" w:themeTint="D8"/>
+    </w:rPr>
+  </w:style>
+  <w:style w:type="character" w:customStyle="1" w:styleId="Heading9Char">
     <w:name w:val="Heading 9 Char"/>
     <w:basedOn w:val="DefaultParagraphFont"/>
     <w:link w:val="Heading9"/>
@@ -3480,11 +3514,11 @@
     <w:semiHidden/>
     <w:rsid w:val="00A10FD9"/>
     <w:rPr>
-      <w:rFonts w:cstheme="majorBidi" w:eastAsiaTheme="majorEastAsia"/>
-      <w:color w:themeColor="text1" w:themeTint="D8" w:val="272727"/>
-    </w:rPr>
-  </w:style>
-  <w:style w:styleId="BlockText" w:type="paragraph">
+      <w:rFonts w:eastAsiaTheme="majorEastAsia" w:cstheme="majorBidi"/>
+      <w:color w:val="272727" w:themeColor="text1" w:themeTint="D8"/>
+    </w:rPr>
+  </w:style>
+  <w:style w:type="paragraph" w:styleId="BlockText">
     <w:name w:val="Block Text"/>
     <w:basedOn w:val="BodyText"/>
     <w:next w:val="BodyText"/>
@@ -3492,19 +3526,18 @@
     <w:unhideWhenUsed/>
     <w:qFormat/>
     <w:pPr>
-      <w:spacing w:after="100" w:before="100"/>
-      <w:ind w:firstLine="0" w:left="480" w:right="480"/>
+      <w:spacing w:before="100" w:after="100"/>
+      <w:ind w:left="480" w:right="480"/>
     </w:pPr>
   </w:style>
-  <w:style w:styleId="FootnoteText" w:type="paragraph">
-    <w:name w:val="Footnote Text"/>
+  <w:style w:type="paragraph" w:styleId="FootnoteText">
+    <w:name w:val="footnote text"/>
     <w:basedOn w:val="Normal"/>
-    <w:next w:val="FootnoteText"/>
     <w:uiPriority w:val="9"/>
     <w:unhideWhenUsed/>
     <w:qFormat/>
   </w:style>
-  <w:style w:styleId="FootnoteBlockText" w:type="paragraph">
+  <w:style w:type="paragraph" w:customStyle="1" w:styleId="FootnoteBlockText">
     <w:name w:val="Footnote Block Text"/>
     <w:basedOn w:val="FootnoteText"/>
     <w:next w:val="FootnoteText"/>
@@ -3512,40 +3545,35 @@
     <w:unhideWhenUsed/>
     <w:qFormat/>
     <w:pPr>
-      <w:spacing w:after="100" w:before="100"/>
-      <w:ind w:firstLine="0" w:left="480" w:right="480"/>
+      <w:spacing w:before="100" w:after="100"/>
+      <w:ind w:left="480" w:right="480"/>
     </w:pPr>
   </w:style>
-  <w:style w:default="1" w:styleId="DefaultParagraphFont" w:type="character">
-    <w:name w:val="Default Paragraph Font"/>
-    <w:semiHidden/>
-    <w:unhideWhenUsed/>
-  </w:style>
-  <w:style w:default="1" w:styleId="Table" w:type="table">
+  <w:style w:type="table" w:customStyle="1" w:styleId="Table">
     <w:name w:val="Table"/>
-    <w:basedOn w:val="TableNormal"/>
     <w:semiHidden/>
     <w:unhideWhenUsed/>
     <w:qFormat/>
     <w:tblPr>
-      <w:tblInd w:type="dxa" w:w="0"/>
+      <w:tblInd w:w="0" w:type="dxa"/>
       <w:tblCellMar>
-        <w:top w:type="dxa" w:w="0"/>
-        <w:left w:type="dxa" w:w="108"/>
-        <w:bottom w:type="dxa" w:w="0"/>
-        <w:right w:type="dxa" w:w="108"/>
+        <w:top w:w="0" w:type="dxa"/>
+        <w:left w:w="108" w:type="dxa"/>
+        <w:bottom w:w="0" w:type="dxa"/>
+        <w:right w:w="108" w:type="dxa"/>
       </w:tblCellMar>
     </w:tblPr>
     <w:tblStylePr w:type="firstRow">
+      <w:tblPr/>
       <w:tcPr>
         <w:tcBorders>
-          <w:bottom w:val="single"/>
+          <w:bottom w:val="single" w:sz="0" w:space="0" w:color="auto"/>
         </w:tcBorders>
         <w:vAlign w:val="bottom"/>
       </w:tcPr>
     </w:tblStylePr>
   </w:style>
-  <w:style w:customStyle="1" w:styleId="DefinitionTerm" w:type="paragraph">
+  <w:style w:type="paragraph" w:customStyle="1" w:styleId="DefinitionTerm">
     <w:name w:val="Definition Term"/>
     <w:basedOn w:val="Normal"/>
     <w:next w:val="Definition"/>
@@ -3558,75 +3586,76 @@
       <w:b/>
     </w:rPr>
   </w:style>
-  <w:style w:customStyle="1" w:styleId="Definition" w:type="paragraph">
+  <w:style w:type="paragraph" w:customStyle="1" w:styleId="Definition">
     <w:name w:val="Definition"/>
     <w:basedOn w:val="Normal"/>
   </w:style>
-  <w:style w:styleId="Caption" w:type="paragraph">
-    <w:name w:val="Caption"/>
+  <w:style w:type="paragraph" w:styleId="Caption">
+    <w:name w:val="caption"/>
     <w:basedOn w:val="Normal"/>
-    <w:link w:val="BodyTextChar"/>
+    <w:link w:val="CaptionChar"/>
     <w:pPr>
-      <w:spacing w:after="120" w:before="0"/>
+      <w:spacing w:after="120"/>
     </w:pPr>
     <w:rPr>
       <w:i/>
     </w:rPr>
   </w:style>
-  <w:style w:customStyle="1" w:styleId="TableCaption" w:type="paragraph">
+  <w:style w:type="paragraph" w:customStyle="1" w:styleId="TableCaption">
     <w:name w:val="Table Caption"/>
     <w:basedOn w:val="Caption"/>
     <w:pPr>
       <w:keepNext/>
     </w:pPr>
   </w:style>
-  <w:style w:customStyle="1" w:styleId="ImageCaption" w:type="paragraph">
+  <w:style w:type="paragraph" w:customStyle="1" w:styleId="ImageCaption">
     <w:name w:val="Image Caption"/>
     <w:basedOn w:val="Caption"/>
   </w:style>
-  <w:style w:customStyle="1" w:styleId="Figure" w:type="paragraph">
+  <w:style w:type="paragraph" w:customStyle="1" w:styleId="Figure">
     <w:name w:val="Figure"/>
     <w:basedOn w:val="Normal"/>
   </w:style>
-  <w:style w:customStyle="1" w:styleId="CaptionedFigure" w:type="paragraph">
+  <w:style w:type="paragraph" w:customStyle="1" w:styleId="CaptionedFigure">
     <w:name w:val="Captioned Figure"/>
     <w:basedOn w:val="Figure"/>
     <w:pPr>
       <w:keepNext/>
     </w:pPr>
   </w:style>
-  <w:style w:customStyle="1" w:styleId="BodyTextChar" w:type="character">
-    <w:name w:val="Body Text Char"/>
+  <w:style w:type="character" w:customStyle="1" w:styleId="CaptionChar">
+    <w:name w:val="Caption Char"/>
     <w:basedOn w:val="DefaultParagraphFont"/>
-    <w:link w:val="BodyText"/>
-  </w:style>
-  <w:style w:customStyle="1" w:styleId="VerbatimChar" w:type="character">
+    <w:link w:val="Caption"/>
+  </w:style>
+  <w:style w:type="character" w:customStyle="1" w:styleId="VerbatimChar">
     <w:name w:val="Verbatim Char"/>
-    <w:basedOn w:val="BodyTextChar"/>
+    <w:basedOn w:val="CaptionChar"/>
+    <w:link w:val="SourceCode"/>
     <w:rPr>
       <w:rFonts w:ascii="Consolas" w:hAnsi="Consolas"/>
       <w:sz w:val="22"/>
     </w:rPr>
   </w:style>
-  <w:style w:customStyle="1" w:styleId="SectionNumber" w:type="character">
+  <w:style w:type="character" w:customStyle="1" w:styleId="SectionNumber">
     <w:name w:val="Section Number"/>
-    <w:basedOn w:val="BodyTextChar"/>
-  </w:style>
-  <w:style w:styleId="FootnoteReference" w:type="character">
-    <w:name w:val="Footnote Reference"/>
-    <w:basedOn w:val="BodyTextChar"/>
+    <w:basedOn w:val="CaptionChar"/>
+  </w:style>
+  <w:style w:type="character" w:styleId="FootnoteReference">
+    <w:name w:val="footnote reference"/>
+    <w:basedOn w:val="CaptionChar"/>
     <w:rPr>
       <w:vertAlign w:val="superscript"/>
     </w:rPr>
   </w:style>
-  <w:style w:styleId="Hyperlink" w:type="character">
+  <w:style w:type="character" w:styleId="Hyperlink">
     <w:name w:val="Hyperlink"/>
-    <w:basedOn w:val="BodyTextChar"/>
-    <w:rPr>
-      <w:color w:themeColor="accent1" w:val="4F81BD"/>
-    </w:rPr>
-  </w:style>
-  <w:style w:styleId="TOCHeading" w:type="paragraph">
+    <w:basedOn w:val="CaptionChar"/>
+    <w:rPr>
+      <w:color w:val="156082" w:themeColor="accent1"/>
+    </w:rPr>
+  </w:style>
+  <w:style w:type="paragraph" w:styleId="TOCHeading">
     <w:name w:val="TOC Heading"/>
     <w:basedOn w:val="Heading1"/>
     <w:next w:val="BodyText"/>
@@ -3637,246 +3666,384 @@
       <w:spacing w:before="240" w:line="259" w:lineRule="auto"/>
       <w:outlineLvl w:val="9"/>
     </w:pPr>
-    <w:rPr>
-      <w:rFonts w:asciiTheme="majorHAnsi" w:cstheme="majorBidi" w:eastAsiaTheme="majorEastAsia" w:hAnsiTheme="majorHAnsi"/>
-      <w:b w:val="0"/>
-      <w:bCs w:val="0"/>
-      <w:color w:themeColor="accent1" w:themeShade="BF" w:val="365F91"/>
-    </w:rPr>
   </w:style>
   <w:style w:type="paragraph" w:customStyle="1" w:styleId="SourceCode">
     <w:name w:val="Source Code"/>
     <w:basedOn w:val="Normal"/>
     <w:link w:val="VerbatimChar"/>
     <w:pPr>
-      <w:wordWrap w:val="off"/>
+      <w:wordWrap w:val="0"/>
     </w:pPr>
   </w:style>
   <w:style w:type="character" w:customStyle="1" w:styleId="KeywordTok">
     <w:name w:val="KeywordTok"/>
     <w:basedOn w:val="VerbatimChar"/>
     <w:rPr>
+      <w:rFonts w:ascii="Consolas" w:hAnsi="Consolas"/>
       <w:b/>
       <w:color w:val="007020"/>
+      <w:sz w:val="22"/>
     </w:rPr>
   </w:style>
   <w:style w:type="character" w:customStyle="1" w:styleId="DataTypeTok">
     <w:name w:val="DataTypeTok"/>
     <w:basedOn w:val="VerbatimChar"/>
     <w:rPr>
+      <w:rFonts w:ascii="Consolas" w:hAnsi="Consolas"/>
       <w:color w:val="902000"/>
+      <w:sz w:val="22"/>
     </w:rPr>
   </w:style>
   <w:style w:type="character" w:customStyle="1" w:styleId="DecValTok">
     <w:name w:val="DecValTok"/>
     <w:basedOn w:val="VerbatimChar"/>
     <w:rPr>
-      <w:color w:val="40a070"/>
+      <w:rFonts w:ascii="Consolas" w:hAnsi="Consolas"/>
+      <w:color w:val="40A070"/>
+      <w:sz w:val="22"/>
     </w:rPr>
   </w:style>
   <w:style w:type="character" w:customStyle="1" w:styleId="BaseNTok">
     <w:name w:val="BaseNTok"/>
     <w:basedOn w:val="VerbatimChar"/>
     <w:rPr>
-      <w:color w:val="40a070"/>
+      <w:rFonts w:ascii="Consolas" w:hAnsi="Consolas"/>
+      <w:color w:val="40A070"/>
+      <w:sz w:val="22"/>
     </w:rPr>
   </w:style>
   <w:style w:type="character" w:customStyle="1" w:styleId="FloatTok">
     <w:name w:val="FloatTok"/>
     <w:basedOn w:val="VerbatimChar"/>
     <w:rPr>
-      <w:color w:val="40a070"/>
+      <w:rFonts w:ascii="Consolas" w:hAnsi="Consolas"/>
+      <w:color w:val="40A070"/>
+      <w:sz w:val="22"/>
     </w:rPr>
   </w:style>
   <w:style w:type="character" w:customStyle="1" w:styleId="ConstantTok">
     <w:name w:val="ConstantTok"/>
     <w:basedOn w:val="VerbatimChar"/>
     <w:rPr>
+      <w:rFonts w:ascii="Consolas" w:hAnsi="Consolas"/>
       <w:color w:val="880000"/>
+      <w:sz w:val="22"/>
     </w:rPr>
   </w:style>
   <w:style w:type="character" w:customStyle="1" w:styleId="CharTok">
     <w:name w:val="CharTok"/>
     <w:basedOn w:val="VerbatimChar"/>
     <w:rPr>
-      <w:color w:val="4070a0"/>
+      <w:rFonts w:ascii="Consolas" w:hAnsi="Consolas"/>
+      <w:color w:val="4070A0"/>
+      <w:sz w:val="22"/>
     </w:rPr>
   </w:style>
   <w:style w:type="character" w:customStyle="1" w:styleId="SpecialCharTok">
     <w:name w:val="SpecialCharTok"/>
     <w:basedOn w:val="VerbatimChar"/>
     <w:rPr>
-      <w:color w:val="4070a0"/>
+      <w:rFonts w:ascii="Consolas" w:hAnsi="Consolas"/>
+      <w:color w:val="4070A0"/>
+      <w:sz w:val="22"/>
     </w:rPr>
   </w:style>
   <w:style w:type="character" w:customStyle="1" w:styleId="StringTok">
     <w:name w:val="StringTok"/>
     <w:basedOn w:val="VerbatimChar"/>
     <w:rPr>
-      <w:color w:val="4070a0"/>
+      <w:rFonts w:ascii="Consolas" w:hAnsi="Consolas"/>
+      <w:color w:val="4070A0"/>
+      <w:sz w:val="22"/>
     </w:rPr>
   </w:style>
   <w:style w:type="character" w:customStyle="1" w:styleId="VerbatimStringTok">
     <w:name w:val="VerbatimStringTok"/>
     <w:basedOn w:val="VerbatimChar"/>
     <w:rPr>
-      <w:color w:val="4070a0"/>
+      <w:rFonts w:ascii="Consolas" w:hAnsi="Consolas"/>
+      <w:color w:val="4070A0"/>
+      <w:sz w:val="22"/>
     </w:rPr>
   </w:style>
   <w:style w:type="character" w:customStyle="1" w:styleId="SpecialStringTok">
     <w:name w:val="SpecialStringTok"/>
     <w:basedOn w:val="VerbatimChar"/>
     <w:rPr>
-      <w:color w:val="bb6688"/>
+      <w:rFonts w:ascii="Consolas" w:hAnsi="Consolas"/>
+      <w:color w:val="BB6688"/>
+      <w:sz w:val="22"/>
     </w:rPr>
   </w:style>
   <w:style w:type="character" w:customStyle="1" w:styleId="ImportTok">
     <w:name w:val="ImportTok"/>
     <w:basedOn w:val="VerbatimChar"/>
     <w:rPr>
+      <w:rFonts w:ascii="Consolas" w:hAnsi="Consolas"/>
       <w:b/>
       <w:color w:val="008000"/>
+      <w:sz w:val="22"/>
     </w:rPr>
   </w:style>
   <w:style w:type="character" w:customStyle="1" w:styleId="CommentTok">
     <w:name w:val="CommentTok"/>
     <w:basedOn w:val="VerbatimChar"/>
     <w:rPr>
+      <w:rFonts w:ascii="Consolas" w:hAnsi="Consolas"/>
       <w:i/>
-      <w:color w:val="60a0b0"/>
+      <w:color w:val="60A0B0"/>
+      <w:sz w:val="22"/>
     </w:rPr>
   </w:style>
   <w:style w:type="character" w:customStyle="1" w:styleId="DocumentationTok">
     <w:name w:val="DocumentationTok"/>
     <w:basedOn w:val="VerbatimChar"/>
     <w:rPr>
+      <w:rFonts w:ascii="Consolas" w:hAnsi="Consolas"/>
       <w:i/>
-      <w:color w:val="ba2121"/>
+      <w:color w:val="BA2121"/>
+      <w:sz w:val="22"/>
     </w:rPr>
   </w:style>
   <w:style w:type="character" w:customStyle="1" w:styleId="AnnotationTok">
     <w:name w:val="AnnotationTok"/>
     <w:basedOn w:val="VerbatimChar"/>
     <w:rPr>
+      <w:rFonts w:ascii="Consolas" w:hAnsi="Consolas"/>
       <w:b/>
       <w:i/>
-      <w:color w:val="60a0b0"/>
+      <w:color w:val="60A0B0"/>
+      <w:sz w:val="22"/>
     </w:rPr>
   </w:style>
   <w:style w:type="character" w:customStyle="1" w:styleId="CommentVarTok">
     <w:name w:val="CommentVarTok"/>
     <w:basedOn w:val="VerbatimChar"/>
     <w:rPr>
+      <w:rFonts w:ascii="Consolas" w:hAnsi="Consolas"/>
       <w:b/>
       <w:i/>
-      <w:color w:val="60a0b0"/>
+      <w:color w:val="60A0B0"/>
+      <w:sz w:val="22"/>
     </w:rPr>
   </w:style>
   <w:style w:type="character" w:customStyle="1" w:styleId="OtherTok">
     <w:name w:val="OtherTok"/>
     <w:basedOn w:val="VerbatimChar"/>
     <w:rPr>
+      <w:rFonts w:ascii="Consolas" w:hAnsi="Consolas"/>
       <w:color w:val="007020"/>
+      <w:sz w:val="22"/>
     </w:rPr>
   </w:style>
   <w:style w:type="character" w:customStyle="1" w:styleId="FunctionTok">
     <w:name w:val="FunctionTok"/>
     <w:basedOn w:val="VerbatimChar"/>
     <w:rPr>
-      <w:color w:val="06287e"/>
+      <w:rFonts w:ascii="Consolas" w:hAnsi="Consolas"/>
+      <w:color w:val="06287E"/>
+      <w:sz w:val="22"/>
     </w:rPr>
   </w:style>
   <w:style w:type="character" w:customStyle="1" w:styleId="VariableTok">
     <w:name w:val="VariableTok"/>
     <w:basedOn w:val="VerbatimChar"/>
     <w:rPr>
-      <w:color w:val="19177c"/>
+      <w:rFonts w:ascii="Consolas" w:hAnsi="Consolas"/>
+      <w:color w:val="19177C"/>
+      <w:sz w:val="22"/>
     </w:rPr>
   </w:style>
   <w:style w:type="character" w:customStyle="1" w:styleId="ControlFlowTok">
     <w:name w:val="ControlFlowTok"/>
     <w:basedOn w:val="VerbatimChar"/>
     <w:rPr>
+      <w:rFonts w:ascii="Consolas" w:hAnsi="Consolas"/>
       <w:b/>
       <w:color w:val="007020"/>
+      <w:sz w:val="22"/>
     </w:rPr>
   </w:style>
   <w:style w:type="character" w:customStyle="1" w:styleId="OperatorTok">
     <w:name w:val="OperatorTok"/>
     <w:basedOn w:val="VerbatimChar"/>
     <w:rPr>
+      <w:rFonts w:ascii="Consolas" w:hAnsi="Consolas"/>
       <w:color w:val="666666"/>
+      <w:sz w:val="22"/>
     </w:rPr>
   </w:style>
   <w:style w:type="character" w:customStyle="1" w:styleId="BuiltInTok">
     <w:name w:val="BuiltInTok"/>
     <w:basedOn w:val="VerbatimChar"/>
     <w:rPr>
+      <w:rFonts w:ascii="Consolas" w:hAnsi="Consolas"/>
       <w:color w:val="008000"/>
+      <w:sz w:val="22"/>
     </w:rPr>
   </w:style>
   <w:style w:type="character" w:customStyle="1" w:styleId="ExtensionTok">
     <w:name w:val="ExtensionTok"/>
     <w:basedOn w:val="VerbatimChar"/>
-    <w:rPr/>
+    <w:rPr>
+      <w:rFonts w:ascii="Consolas" w:hAnsi="Consolas"/>
+      <w:sz w:val="22"/>
+    </w:rPr>
   </w:style>
   <w:style w:type="character" w:customStyle="1" w:styleId="PreprocessorTok">
     <w:name w:val="PreprocessorTok"/>
     <w:basedOn w:val="VerbatimChar"/>
     <w:rPr>
-      <w:color w:val="bc7a00"/>
+      <w:rFonts w:ascii="Consolas" w:hAnsi="Consolas"/>
+      <w:color w:val="BC7A00"/>
+      <w:sz w:val="22"/>
     </w:rPr>
   </w:style>
   <w:style w:type="character" w:customStyle="1" w:styleId="AttributeTok">
     <w:name w:val="AttributeTok"/>
     <w:basedOn w:val="VerbatimChar"/>
     <w:rPr>
-      <w:color w:val="7d9029"/>
+      <w:rFonts w:ascii="Consolas" w:hAnsi="Consolas"/>
+      <w:color w:val="7D9029"/>
+      <w:sz w:val="22"/>
     </w:rPr>
   </w:style>
   <w:style w:type="character" w:customStyle="1" w:styleId="RegionMarkerTok">
     <w:name w:val="RegionMarkerTok"/>
     <w:basedOn w:val="VerbatimChar"/>
-    <w:rPr/>
+    <w:rPr>
+      <w:rFonts w:ascii="Consolas" w:hAnsi="Consolas"/>
+      <w:sz w:val="22"/>
+    </w:rPr>
   </w:style>
   <w:style w:type="character" w:customStyle="1" w:styleId="InformationTok">
     <w:name w:val="InformationTok"/>
     <w:basedOn w:val="VerbatimChar"/>
     <w:rPr>
+      <w:rFonts w:ascii="Consolas" w:hAnsi="Consolas"/>
       <w:b/>
       <w:i/>
-      <w:color w:val="60a0b0"/>
+      <w:color w:val="60A0B0"/>
+      <w:sz w:val="22"/>
     </w:rPr>
   </w:style>
   <w:style w:type="character" w:customStyle="1" w:styleId="WarningTok">
     <w:name w:val="WarningTok"/>
     <w:basedOn w:val="VerbatimChar"/>
     <w:rPr>
+      <w:rFonts w:ascii="Consolas" w:hAnsi="Consolas"/>
       <w:b/>
       <w:i/>
-      <w:color w:val="60a0b0"/>
+      <w:color w:val="60A0B0"/>
+      <w:sz w:val="22"/>
     </w:rPr>
   </w:style>
   <w:style w:type="character" w:customStyle="1" w:styleId="AlertTok">
     <w:name w:val="AlertTok"/>
     <w:basedOn w:val="VerbatimChar"/>
     <w:rPr>
+      <w:rFonts w:ascii="Consolas" w:hAnsi="Consolas"/>
       <w:b/>
-      <w:color w:val="ff0000"/>
+      <w:color w:val="FF0000"/>
+      <w:sz w:val="22"/>
     </w:rPr>
   </w:style>
   <w:style w:type="character" w:customStyle="1" w:styleId="ErrorTok">
     <w:name w:val="ErrorTok"/>
     <w:basedOn w:val="VerbatimChar"/>
     <w:rPr>
+      <w:rFonts w:ascii="Consolas" w:hAnsi="Consolas"/>
       <w:b/>
-      <w:color w:val="ff0000"/>
+      <w:color w:val="FF0000"/>
+      <w:sz w:val="22"/>
     </w:rPr>
   </w:style>
   <w:style w:type="character" w:customStyle="1" w:styleId="NormalTok">
     <w:name w:val="NormalTok"/>
     <w:basedOn w:val="VerbatimChar"/>
-    <w:rPr/>
+    <w:rPr>
+      <w:rFonts w:ascii="Consolas" w:hAnsi="Consolas"/>
+      <w:sz w:val="22"/>
+    </w:rPr>
+  </w:style>
+  <w:style w:type="table" w:styleId="PlainTable2">
+    <w:name w:val="Plain Table 2"/>
+    <w:basedOn w:val="TableNormal"/>
+    <w:rsid w:val="00A66F42"/>
+    <w:pPr>
+      <w:spacing w:after="0"/>
+    </w:pPr>
+    <w:tblPr>
+      <w:tblStyleRowBandSize w:val="1"/>
+      <w:tblStyleColBandSize w:val="1"/>
+      <w:tblBorders>
+        <w:top w:val="single" w:sz="4" w:space="0" w:color="7F7F7F" w:themeColor="text1" w:themeTint="80"/>
+        <w:bottom w:val="single" w:sz="4" w:space="0" w:color="7F7F7F" w:themeColor="text1" w:themeTint="80"/>
+      </w:tblBorders>
+    </w:tblPr>
+    <w:tblStylePr w:type="firstRow">
+      <w:rPr>
+        <w:b/>
+        <w:bCs/>
+      </w:rPr>
+      <w:tblPr/>
+      <w:tcPr>
+        <w:tcBorders>
+          <w:bottom w:val="single" w:sz="4" w:space="0" w:color="7F7F7F" w:themeColor="text1" w:themeTint="80"/>
+        </w:tcBorders>
+      </w:tcPr>
+    </w:tblStylePr>
+    <w:tblStylePr w:type="lastRow">
+      <w:rPr>
+        <w:b/>
+        <w:bCs/>
+      </w:rPr>
+      <w:tblPr/>
+      <w:tcPr>
+        <w:tcBorders>
+          <w:top w:val="single" w:sz="4" w:space="0" w:color="7F7F7F" w:themeColor="text1" w:themeTint="80"/>
+        </w:tcBorders>
+      </w:tcPr>
+    </w:tblStylePr>
+    <w:tblStylePr w:type="firstCol">
+      <w:rPr>
+        <w:b/>
+        <w:bCs/>
+      </w:rPr>
+    </w:tblStylePr>
+    <w:tblStylePr w:type="lastCol">
+      <w:rPr>
+        <w:b/>
+        <w:bCs/>
+      </w:rPr>
+    </w:tblStylePr>
+    <w:tblStylePr w:type="band1Vert">
+      <w:tblPr/>
+      <w:tcPr>
+        <w:tcBorders>
+          <w:left w:val="single" w:sz="4" w:space="0" w:color="7F7F7F" w:themeColor="text1" w:themeTint="80"/>
+          <w:right w:val="single" w:sz="4" w:space="0" w:color="7F7F7F" w:themeColor="text1" w:themeTint="80"/>
+        </w:tcBorders>
+      </w:tcPr>
+    </w:tblStylePr>
+    <w:tblStylePr w:type="band2Vert">
+      <w:tblPr/>
+      <w:tcPr>
+        <w:tcBorders>
+          <w:left w:val="single" w:sz="4" w:space="0" w:color="7F7F7F" w:themeColor="text1" w:themeTint="80"/>
+          <w:right w:val="single" w:sz="4" w:space="0" w:color="7F7F7F" w:themeColor="text1" w:themeTint="80"/>
+        </w:tcBorders>
+      </w:tcPr>
+    </w:tblStylePr>
+    <w:tblStylePr w:type="band1Horz">
+      <w:tblPr/>
+      <w:tcPr>
+        <w:tcBorders>
+          <w:top w:val="single" w:sz="4" w:space="0" w:color="7F7F7F" w:themeColor="text1" w:themeTint="80"/>
+          <w:bottom w:val="single" w:sz="4" w:space="0" w:color="7F7F7F" w:themeColor="text1" w:themeTint="80"/>
+        </w:tcBorders>
+      </w:tcPr>
+    </w:tblStylePr>
   </w:style>
 </w:styles>
 </file>
